--- a/myDocs/research-mydoc.docx
+++ b/myDocs/research-mydoc.docx
@@ -481,14 +481,12 @@
           <w:rFonts w:ascii="Times New Roman" w:hAnsi="Times New Roman" w:cs="Times New Roman"/>
         </w:rPr>
       </w:pPr>
-      <w:proofErr w:type="spellStart"/>
       <w:r>
         <w:rPr>
           <w:rFonts w:ascii="Times New Roman" w:hAnsi="Times New Roman" w:cs="Times New Roman"/>
         </w:rPr>
         <w:t>LLaVA</w:t>
       </w:r>
-      <w:proofErr w:type="spellEnd"/>
     </w:p>
     <w:p>
       <w:pPr>
@@ -624,7 +622,15 @@
           <w:b/>
           <w:bCs/>
         </w:rPr>
-        <w:t>Step 3: Calculate Caption Diversity</w:t>
+        <w:t xml:space="preserve">Step 3: Calculate </w:t>
+      </w:r>
+      <w:r>
+        <w:rPr>
+          <w:rFonts w:ascii="Times New Roman" w:hAnsi="Times New Roman" w:cs="Times New Roman"/>
+          <w:b/>
+          <w:bCs/>
+        </w:rPr>
+        <w:tab/>
       </w:r>
     </w:p>
     <w:p>
@@ -2366,14 +2372,12 @@
           <w:rFonts w:ascii="Times New Roman" w:hAnsi="Times New Roman" w:cs="Times New Roman"/>
         </w:rPr>
       </w:pPr>
-      <w:proofErr w:type="spellStart"/>
       <w:r>
         <w:rPr>
           <w:rFonts w:ascii="Times New Roman" w:hAnsi="Times New Roman" w:cs="Times New Roman"/>
         </w:rPr>
         <w:t>ConvNeXt</w:t>
       </w:r>
-      <w:proofErr w:type="spellEnd"/>
     </w:p>
     <w:p>
       <w:pPr>
@@ -2392,25 +2396,7 @@
           <w:b/>
           <w:bCs/>
         </w:rPr>
-        <w:t>Vision Transformer (</w:t>
-      </w:r>
-      <w:proofErr w:type="spellStart"/>
-      <w:r>
-        <w:rPr>
-          <w:rFonts w:ascii="Times New Roman" w:hAnsi="Times New Roman" w:cs="Times New Roman"/>
-          <w:b/>
-          <w:bCs/>
-        </w:rPr>
-        <w:t>ViT</w:t>
-      </w:r>
-      <w:proofErr w:type="spellEnd"/>
-      <w:r>
-        <w:rPr>
-          <w:rFonts w:ascii="Times New Roman" w:hAnsi="Times New Roman" w:cs="Times New Roman"/>
-          <w:b/>
-          <w:bCs/>
-        </w:rPr>
-        <w:t>-B/16)</w:t>
+        <w:t>Vision Transformer (ViT-B/16)</w:t>
       </w:r>
       <w:r>
         <w:rPr>
@@ -2448,25 +2434,7 @@
           <w:b/>
           <w:bCs/>
         </w:rPr>
-        <w:t xml:space="preserve">CLIP </w:t>
-      </w:r>
-      <w:proofErr w:type="spellStart"/>
-      <w:r>
-        <w:rPr>
-          <w:rFonts w:ascii="Times New Roman" w:hAnsi="Times New Roman" w:cs="Times New Roman"/>
-          <w:b/>
-          <w:bCs/>
-        </w:rPr>
-        <w:t>ViT</w:t>
-      </w:r>
-      <w:proofErr w:type="spellEnd"/>
-      <w:r>
-        <w:rPr>
-          <w:rFonts w:ascii="Times New Roman" w:hAnsi="Times New Roman" w:cs="Times New Roman"/>
-          <w:b/>
-          <w:bCs/>
-        </w:rPr>
-        <w:t>-B/32</w:t>
+        <w:t>CLIP ViT-B/32</w:t>
       </w:r>
       <w:r>
         <w:rPr>
@@ -3463,7 +3431,6 @@
           <w:rFonts w:ascii="Times New Roman" w:hAnsi="Times New Roman" w:cs="Times New Roman"/>
         </w:rPr>
       </w:pPr>
-      <w:proofErr w:type="spellStart"/>
       <w:r>
         <w:rPr>
           <w:rFonts w:ascii="Times New Roman" w:hAnsi="Times New Roman" w:cs="Times New Roman"/>
@@ -3471,7 +3438,6 @@
         <w:lastRenderedPageBreak/>
         <w:t>AdamW</w:t>
       </w:r>
-      <w:proofErr w:type="spellEnd"/>
     </w:p>
     <w:p>
       <w:pPr>
@@ -4216,21 +4182,7 @@
         <w:rPr>
           <w:rFonts w:ascii="Times New Roman" w:hAnsi="Times New Roman" w:cs="Times New Roman"/>
         </w:rPr>
-        <w:t xml:space="preserve">Generate More Captions (BLIP-2 / </w:t>
-      </w:r>
-      <w:proofErr w:type="spellStart"/>
-      <w:r>
-        <w:rPr>
-          <w:rFonts w:ascii="Times New Roman" w:hAnsi="Times New Roman" w:cs="Times New Roman"/>
-        </w:rPr>
-        <w:t>LLaVA</w:t>
-      </w:r>
-      <w:proofErr w:type="spellEnd"/>
-      <w:r>
-        <w:rPr>
-          <w:rFonts w:ascii="Times New Roman" w:hAnsi="Times New Roman" w:cs="Times New Roman"/>
-        </w:rPr>
-        <w:t>)</w:t>
+        <w:t>Generate More Captions (BLIP-2 / LLaVA)</w:t>
       </w:r>
     </w:p>
     <w:p>
@@ -4483,21 +4435,7 @@
         <w:rPr>
           <w:rFonts w:ascii="Times New Roman" w:hAnsi="Times New Roman" w:cs="Times New Roman"/>
         </w:rPr>
-        <w:t>Train Vision Transformer (</w:t>
-      </w:r>
-      <w:proofErr w:type="spellStart"/>
-      <w:r>
-        <w:rPr>
-          <w:rFonts w:ascii="Times New Roman" w:hAnsi="Times New Roman" w:cs="Times New Roman"/>
-        </w:rPr>
-        <w:t>ViT</w:t>
-      </w:r>
-      <w:proofErr w:type="spellEnd"/>
-      <w:r>
-        <w:rPr>
-          <w:rFonts w:ascii="Times New Roman" w:hAnsi="Times New Roman" w:cs="Times New Roman"/>
-        </w:rPr>
-        <w:t>/CLIP)</w:t>
+        <w:t>Train Vision Transformer (ViT/CLIP)</w:t>
       </w:r>
     </w:p>
     <w:p>
@@ -4950,7 +4888,7 @@
           <w:rFonts w:ascii="Times New Roman" w:hAnsi="Times New Roman" w:cs="Times New Roman"/>
         </w:rPr>
         <w:pict w14:anchorId="6930E723">
-          <v:rect id="_x0000_i1086" style="width:0;height:1.5pt" o:hralign="center" o:hrstd="t" o:hr="t" fillcolor="#a0a0a0" stroked="f"/>
+          <v:rect id="_x0000_i1038" style="width:0;height:1.5pt" o:hralign="center" o:hrstd="t" o:hr="t" fillcolor="#a0a0a0" stroked="f"/>
         </w:pict>
       </w:r>
     </w:p>
@@ -5282,7 +5220,7 @@
           <w:rFonts w:ascii="Times New Roman" w:hAnsi="Times New Roman" w:cs="Times New Roman"/>
         </w:rPr>
         <w:pict w14:anchorId="14201F94">
-          <v:rect id="_x0000_i1087" style="width:0;height:1.5pt" o:hralign="center" o:hrstd="t" o:hr="t" fillcolor="#a0a0a0" stroked="f"/>
+          <v:rect id="_x0000_i1039" style="width:0;height:1.5pt" o:hralign="center" o:hrstd="t" o:hr="t" fillcolor="#a0a0a0" stroked="f"/>
         </w:pict>
       </w:r>
     </w:p>
@@ -5598,7 +5536,7 @@
           <w:rFonts w:ascii="Times New Roman" w:hAnsi="Times New Roman" w:cs="Times New Roman"/>
         </w:rPr>
         <w:pict w14:anchorId="2F683FE4">
-          <v:rect id="_x0000_i1088" style="width:0;height:1.5pt" o:hralign="center" o:hrstd="t" o:hr="t" fillcolor="#a0a0a0" stroked="f"/>
+          <v:rect id="_x0000_i1040" style="width:0;height:1.5pt" o:hralign="center" o:hrstd="t" o:hr="t" fillcolor="#a0a0a0" stroked="f"/>
         </w:pict>
       </w:r>
     </w:p>
@@ -5667,14 +5605,12 @@
           <w:rFonts w:ascii="Times New Roman" w:hAnsi="Times New Roman" w:cs="Times New Roman"/>
         </w:rPr>
       </w:pPr>
-      <w:proofErr w:type="spellStart"/>
       <w:r>
         <w:rPr>
           <w:rFonts w:ascii="Times New Roman" w:hAnsi="Times New Roman" w:cs="Times New Roman"/>
         </w:rPr>
         <w:t>XGBoost</w:t>
       </w:r>
-      <w:proofErr w:type="spellEnd"/>
     </w:p>
     <w:p>
       <w:pPr>
@@ -5714,7 +5650,7 @@
           <w:rFonts w:ascii="Times New Roman" w:hAnsi="Times New Roman" w:cs="Times New Roman"/>
         </w:rPr>
         <w:pict w14:anchorId="4D67E079">
-          <v:rect id="_x0000_i1089" style="width:0;height:1.5pt" o:hralign="center" o:hrstd="t" o:hr="t" fillcolor="#a0a0a0" stroked="f"/>
+          <v:rect id="_x0000_i1041" style="width:0;height:1.5pt" o:hralign="center" o:hrstd="t" o:hr="t" fillcolor="#a0a0a0" stroked="f"/>
         </w:pict>
       </w:r>
     </w:p>
@@ -5880,21 +5816,7 @@
         <w:rPr>
           <w:rFonts w:ascii="Times New Roman" w:hAnsi="Times New Roman" w:cs="Times New Roman"/>
         </w:rPr>
-        <w:t xml:space="preserve">No manual </w:t>
-      </w:r>
-      <w:proofErr w:type="spellStart"/>
-      <w:r>
-        <w:rPr>
-          <w:rFonts w:ascii="Times New Roman" w:hAnsi="Times New Roman" w:cs="Times New Roman"/>
-        </w:rPr>
-        <w:t>labeling</w:t>
-      </w:r>
-      <w:proofErr w:type="spellEnd"/>
-      <w:r>
-        <w:rPr>
-          <w:rFonts w:ascii="Times New Roman" w:hAnsi="Times New Roman" w:cs="Times New Roman"/>
-        </w:rPr>
-        <w:t xml:space="preserve"> is required.</w:t>
+        <w:t>No manual labeling is required.</w:t>
       </w:r>
     </w:p>
     <w:p>
@@ -5908,7 +5830,7 @@
           <w:rFonts w:ascii="Times New Roman" w:hAnsi="Times New Roman" w:cs="Times New Roman"/>
         </w:rPr>
         <w:pict w14:anchorId="251B6936">
-          <v:rect id="_x0000_i1090" style="width:0;height:1.5pt" o:hralign="center" o:hrstd="t" o:hr="t" fillcolor="#a0a0a0" stroked="f"/>
+          <v:rect id="_x0000_i1042" style="width:0;height:1.5pt" o:hralign="center" o:hrstd="t" o:hr="t" fillcolor="#a0a0a0" stroked="f"/>
         </w:pict>
       </w:r>
     </w:p>
@@ -6195,7 +6117,7 @@
           <w:rFonts w:ascii="Times New Roman" w:hAnsi="Times New Roman" w:cs="Times New Roman"/>
         </w:rPr>
         <w:pict w14:anchorId="279FFBA2">
-          <v:rect id="_x0000_i1091" style="width:0;height:1.5pt" o:hralign="center" o:hrstd="t" o:hr="t" fillcolor="#a0a0a0" stroked="f"/>
+          <v:rect id="_x0000_i1043" style="width:0;height:1.5pt" o:hralign="center" o:hrstd="t" o:hr="t" fillcolor="#a0a0a0" stroked="f"/>
         </w:pict>
       </w:r>
     </w:p>
@@ -6378,7 +6300,7 @@
           <w:rFonts w:ascii="Times New Roman" w:hAnsi="Times New Roman" w:cs="Times New Roman"/>
         </w:rPr>
         <w:pict w14:anchorId="3F85467A">
-          <v:rect id="_x0000_i1092" style="width:0;height:1.5pt" o:hralign="center" o:hrstd="t" o:hr="t" fillcolor="#a0a0a0" stroked="f"/>
+          <v:rect id="_x0000_i1044" style="width:0;height:1.5pt" o:hralign="center" o:hrstd="t" o:hr="t" fillcolor="#a0a0a0" stroked="f"/>
         </w:pict>
       </w:r>
     </w:p>
@@ -6771,21 +6693,7 @@
               <w:rPr>
                 <w:rFonts w:ascii="Times New Roman" w:hAnsi="Times New Roman" w:cs="Times New Roman"/>
               </w:rPr>
-              <w:t xml:space="preserve"> Train Random Forest/</w:t>
-            </w:r>
-            <w:proofErr w:type="spellStart"/>
-            <w:r>
-              <w:rPr>
-                <w:rFonts w:ascii="Times New Roman" w:hAnsi="Times New Roman" w:cs="Times New Roman"/>
-              </w:rPr>
-              <w:t>XGBoost</w:t>
-            </w:r>
-            <w:proofErr w:type="spellEnd"/>
-            <w:r>
-              <w:rPr>
-                <w:rFonts w:ascii="Times New Roman" w:hAnsi="Times New Roman" w:cs="Times New Roman"/>
-              </w:rPr>
-              <w:t xml:space="preserve"> yourself</w:t>
+              <w:t xml:space="preserve"> Train Random Forest/XGBoost yourself</w:t>
             </w:r>
           </w:p>
         </w:tc>
@@ -6853,7 +6761,7 @@
           <w:rFonts w:ascii="Times New Roman" w:hAnsi="Times New Roman" w:cs="Times New Roman"/>
         </w:rPr>
         <w:pict w14:anchorId="76ED7AE0">
-          <v:rect id="_x0000_i1093" style="width:0;height:1.5pt" o:hralign="center" o:hrstd="t" o:hr="t" fillcolor="#a0a0a0" stroked="f"/>
+          <v:rect id="_x0000_i1045" style="width:0;height:1.5pt" o:hralign="center" o:hrstd="t" o:hr="t" fillcolor="#a0a0a0" stroked="f"/>
         </w:pict>
       </w:r>
     </w:p>
@@ -6973,21 +6881,7 @@
         <w:rPr>
           <w:rFonts w:ascii="Times New Roman" w:hAnsi="Times New Roman" w:cs="Times New Roman"/>
         </w:rPr>
-        <w:t xml:space="preserve"> (Random Forest/</w:t>
-      </w:r>
-      <w:proofErr w:type="spellStart"/>
-      <w:r>
-        <w:rPr>
-          <w:rFonts w:ascii="Times New Roman" w:hAnsi="Times New Roman" w:cs="Times New Roman"/>
-        </w:rPr>
-        <w:t>XGBoost</w:t>
-      </w:r>
-      <w:proofErr w:type="spellEnd"/>
-      <w:r>
-        <w:rPr>
-          <w:rFonts w:ascii="Times New Roman" w:hAnsi="Times New Roman" w:cs="Times New Roman"/>
-        </w:rPr>
-        <w:t>).</w:t>
+        <w:t xml:space="preserve"> (Random Forest/XGBoost).</w:t>
       </w:r>
     </w:p>
     <w:p>
@@ -7037,6 +6931,7 @@
       <w:r>
         <w:rPr>
           <w:rFonts w:ascii="Times New Roman" w:hAnsi="Times New Roman" w:cs="Times New Roman"/>
+          <w:noProof/>
         </w:rPr>
         <w:lastRenderedPageBreak/>
         <w:drawing>
@@ -7078,6 +6973,7 @@
       <w:r>
         <w:rPr>
           <w:rFonts w:ascii="Times New Roman" w:hAnsi="Times New Roman" w:cs="Times New Roman"/>
+          <w:noProof/>
         </w:rPr>
         <w:lastRenderedPageBreak/>
         <w:drawing>
@@ -7569,21 +7465,7 @@
         <w:rPr>
           <w:rFonts w:ascii="Times New Roman" w:hAnsi="Times New Roman" w:cs="Times New Roman"/>
         </w:rPr>
-        <w:t xml:space="preserve">       │ </w:t>
-      </w:r>
-      <w:proofErr w:type="spellStart"/>
-      <w:r>
-        <w:rPr>
-          <w:rFonts w:ascii="Times New Roman" w:hAnsi="Times New Roman" w:cs="Times New Roman"/>
-        </w:rPr>
-        <w:t>Color</w:t>
-      </w:r>
-      <w:proofErr w:type="spellEnd"/>
-      <w:r>
-        <w:rPr>
-          <w:rFonts w:ascii="Times New Roman" w:hAnsi="Times New Roman" w:cs="Times New Roman"/>
-        </w:rPr>
-        <w:t xml:space="preserve"> Variance                     │</w:t>
+        <w:t xml:space="preserve">       │ Color Variance                     │</w:t>
       </w:r>
     </w:p>
     <w:p>
@@ -7740,21 +7622,7 @@
         <w:rPr>
           <w:rFonts w:ascii="Times New Roman" w:hAnsi="Times New Roman" w:cs="Times New Roman"/>
         </w:rPr>
-        <w:t xml:space="preserve">           (Random Forest / </w:t>
-      </w:r>
-      <w:proofErr w:type="spellStart"/>
-      <w:r>
-        <w:rPr>
-          <w:rFonts w:ascii="Times New Roman" w:hAnsi="Times New Roman" w:cs="Times New Roman"/>
-        </w:rPr>
-        <w:t>XGBoost</w:t>
-      </w:r>
-      <w:proofErr w:type="spellEnd"/>
-      <w:r>
-        <w:rPr>
-          <w:rFonts w:ascii="Times New Roman" w:hAnsi="Times New Roman" w:cs="Times New Roman"/>
-        </w:rPr>
-        <w:t xml:space="preserve"> Compare)</w:t>
+        <w:t xml:space="preserve">           (Random Forest / XGBoost Compare)</w:t>
       </w:r>
     </w:p>
     <w:p>
@@ -7884,21 +7752,7 @@
         <w:rPr>
           <w:rFonts w:ascii="Times New Roman" w:hAnsi="Times New Roman" w:cs="Times New Roman"/>
         </w:rPr>
-        <w:t xml:space="preserve">               </w:t>
-      </w:r>
-      <w:proofErr w:type="spellStart"/>
-      <w:r>
-        <w:rPr>
-          <w:rFonts w:ascii="Times New Roman" w:hAnsi="Times New Roman" w:cs="Times New Roman"/>
-        </w:rPr>
-        <w:t>FastAPI</w:t>
-      </w:r>
-      <w:proofErr w:type="spellEnd"/>
-      <w:r>
-        <w:rPr>
-          <w:rFonts w:ascii="Times New Roman" w:hAnsi="Times New Roman" w:cs="Times New Roman"/>
-        </w:rPr>
-        <w:t xml:space="preserve"> Prediction API</w:t>
+        <w:t xml:space="preserve">               FastAPI Prediction API</w:t>
       </w:r>
     </w:p>
     <w:p>
@@ -7990,7 +7844,7 @@
           <w:rFonts w:ascii="Times New Roman" w:hAnsi="Times New Roman" w:cs="Times New Roman"/>
         </w:rPr>
         <w:pict w14:anchorId="2EBF4CA0">
-          <v:rect id="_x0000_i1690" style="width:0;height:1.5pt" o:hralign="center" o:hrstd="t" o:hr="t" fillcolor="#a0a0a0" stroked="f"/>
+          <v:rect id="_x0000_i1046" style="width:0;height:1.5pt" o:hralign="center" o:hrstd="t" o:hr="t" fillcolor="#a0a0a0" stroked="f"/>
         </w:pict>
       </w:r>
     </w:p>
@@ -8165,7 +8019,7 @@
           <w:rFonts w:ascii="Times New Roman" w:hAnsi="Times New Roman" w:cs="Times New Roman"/>
         </w:rPr>
         <w:pict w14:anchorId="7BEB65FF">
-          <v:rect id="_x0000_i1691" style="width:0;height:1.5pt" o:hralign="center" o:hrstd="t" o:hr="t" fillcolor="#a0a0a0" stroked="f"/>
+          <v:rect id="_x0000_i1047" style="width:0;height:1.5pt" o:hralign="center" o:hrstd="t" o:hr="t" fillcolor="#a0a0a0" stroked="f"/>
         </w:pict>
       </w:r>
     </w:p>
@@ -8333,7 +8187,7 @@
           <w:rFonts w:ascii="Times New Roman" w:hAnsi="Times New Roman" w:cs="Times New Roman"/>
         </w:rPr>
         <w:pict w14:anchorId="10B4D99B">
-          <v:rect id="_x0000_i1692" style="width:0;height:1.5pt" o:hralign="center" o:hrstd="t" o:hr="t" fillcolor="#a0a0a0" stroked="f"/>
+          <v:rect id="_x0000_i1048" style="width:0;height:1.5pt" o:hralign="center" o:hrstd="t" o:hr="t" fillcolor="#a0a0a0" stroked="f"/>
         </w:pict>
       </w:r>
     </w:p>
@@ -8686,7 +8540,7 @@
           <w:rFonts w:ascii="Times New Roman" w:hAnsi="Times New Roman" w:cs="Times New Roman"/>
         </w:rPr>
         <w:pict w14:anchorId="050CCD6E">
-          <v:rect id="_x0000_i1693" style="width:0;height:1.5pt" o:hralign="center" o:hrstd="t" o:hr="t" fillcolor="#a0a0a0" stroked="f"/>
+          <v:rect id="_x0000_i1049" style="width:0;height:1.5pt" o:hralign="center" o:hrstd="t" o:hr="t" fillcolor="#a0a0a0" stroked="f"/>
         </w:pict>
       </w:r>
     </w:p>
@@ -8803,19 +8657,11 @@
           <w:rFonts w:ascii="Times New Roman" w:hAnsi="Times New Roman" w:cs="Times New Roman"/>
         </w:rPr>
       </w:pPr>
-      <w:proofErr w:type="spellStart"/>
-      <w:r>
-        <w:rPr>
-          <w:rFonts w:ascii="Times New Roman" w:hAnsi="Times New Roman" w:cs="Times New Roman"/>
-        </w:rPr>
-        <w:t>Color</w:t>
-      </w:r>
-      <w:proofErr w:type="spellEnd"/>
-      <w:r>
-        <w:rPr>
-          <w:rFonts w:ascii="Times New Roman" w:hAnsi="Times New Roman" w:cs="Times New Roman"/>
-        </w:rPr>
-        <w:t xml:space="preserve"> Variance</w:t>
+      <w:r>
+        <w:rPr>
+          <w:rFonts w:ascii="Times New Roman" w:hAnsi="Times New Roman" w:cs="Times New Roman"/>
+        </w:rPr>
+        <w:t>Color Variance</w:t>
       </w:r>
     </w:p>
     <w:p>
@@ -8975,7 +8821,7 @@
           <w:rFonts w:ascii="Times New Roman" w:hAnsi="Times New Roman" w:cs="Times New Roman"/>
         </w:rPr>
         <w:pict w14:anchorId="57319853">
-          <v:rect id="_x0000_i1694" style="width:0;height:1.5pt" o:hralign="center" o:hrstd="t" o:hr="t" fillcolor="#a0a0a0" stroked="f"/>
+          <v:rect id="_x0000_i1050" style="width:0;height:1.5pt" o:hralign="center" o:hrstd="t" o:hr="t" fillcolor="#a0a0a0" stroked="f"/>
         </w:pict>
       </w:r>
     </w:p>
@@ -9197,7 +9043,7 @@
           <w:rFonts w:ascii="Times New Roman" w:hAnsi="Times New Roman" w:cs="Times New Roman"/>
         </w:rPr>
         <w:pict w14:anchorId="24AD9E2B">
-          <v:rect id="_x0000_i1695" style="width:0;height:1.5pt" o:hralign="center" o:hrstd="t" o:hr="t" fillcolor="#a0a0a0" stroked="f"/>
+          <v:rect id="_x0000_i1051" style="width:0;height:1.5pt" o:hralign="center" o:hrstd="t" o:hr="t" fillcolor="#a0a0a0" stroked="f"/>
         </w:pict>
       </w:r>
     </w:p>
@@ -9484,7 +9330,7 @@
           <w:rFonts w:ascii="Times New Roman" w:hAnsi="Times New Roman" w:cs="Times New Roman"/>
         </w:rPr>
         <w:pict w14:anchorId="33998E52">
-          <v:rect id="_x0000_i1696" style="width:0;height:1.5pt" o:hralign="center" o:hrstd="t" o:hr="t" fillcolor="#a0a0a0" stroked="f"/>
+          <v:rect id="_x0000_i1052" style="width:0;height:1.5pt" o:hralign="center" o:hrstd="t" o:hr="t" fillcolor="#a0a0a0" stroked="f"/>
         </w:pict>
       </w:r>
     </w:p>
@@ -9764,7 +9610,7 @@
           <w:rFonts w:ascii="Times New Roman" w:hAnsi="Times New Roman" w:cs="Times New Roman"/>
         </w:rPr>
         <w:pict w14:anchorId="24F5AA32">
-          <v:rect id="_x0000_i1697" style="width:0;height:1.5pt" o:hralign="center" o:hrstd="t" o:hr="t" fillcolor="#a0a0a0" stroked="f"/>
+          <v:rect id="_x0000_i1053" style="width:0;height:1.5pt" o:hralign="center" o:hrstd="t" o:hr="t" fillcolor="#a0a0a0" stroked="f"/>
         </w:pict>
       </w:r>
     </w:p>
@@ -9820,14 +9666,12 @@
           <w:rFonts w:ascii="Times New Roman" w:hAnsi="Times New Roman" w:cs="Times New Roman"/>
         </w:rPr>
       </w:pPr>
-      <w:proofErr w:type="spellStart"/>
       <w:r>
         <w:rPr>
           <w:rFonts w:ascii="Times New Roman" w:hAnsi="Times New Roman" w:cs="Times New Roman"/>
         </w:rPr>
         <w:t>XGBoost</w:t>
       </w:r>
-      <w:proofErr w:type="spellEnd"/>
     </w:p>
     <w:p>
       <w:pPr>
@@ -9935,7 +9779,7 @@
           <w:rFonts w:ascii="Times New Roman" w:hAnsi="Times New Roman" w:cs="Times New Roman"/>
         </w:rPr>
         <w:pict w14:anchorId="7F8F01CC">
-          <v:rect id="_x0000_i1698" style="width:0;height:1.5pt" o:hralign="center" o:hrstd="t" o:hr="t" fillcolor="#a0a0a0" stroked="f"/>
+          <v:rect id="_x0000_i1054" style="width:0;height:1.5pt" o:hralign="center" o:hrstd="t" o:hr="t" fillcolor="#a0a0a0" stroked="f"/>
         </w:pict>
       </w:r>
     </w:p>
@@ -10106,7 +9950,7 @@
           <w:rFonts w:ascii="Times New Roman" w:hAnsi="Times New Roman" w:cs="Times New Roman"/>
         </w:rPr>
         <w:pict w14:anchorId="2C44F3CF">
-          <v:rect id="_x0000_i1699" style="width:0;height:1.5pt" o:hralign="center" o:hrstd="t" o:hr="t" fillcolor="#a0a0a0" stroked="f"/>
+          <v:rect id="_x0000_i1055" style="width:0;height:1.5pt" o:hralign="center" o:hrstd="t" o:hr="t" fillcolor="#a0a0a0" stroked="f"/>
         </w:pict>
       </w:r>
     </w:p>
@@ -10120,16 +9964,8 @@
         <w:rPr>
           <w:rFonts w:ascii="Times New Roman" w:hAnsi="Times New Roman" w:cs="Times New Roman"/>
         </w:rPr>
-        <w:t xml:space="preserve">Step 9 – </w:t>
-      </w:r>
-      <w:proofErr w:type="spellStart"/>
-      <w:r>
-        <w:rPr>
-          <w:rFonts w:ascii="Times New Roman" w:hAnsi="Times New Roman" w:cs="Times New Roman"/>
-        </w:rPr>
-        <w:t>FastAPI</w:t>
-      </w:r>
-      <w:proofErr w:type="spellEnd"/>
+        <w:t>Step 9 – FastAPI</w:t>
+      </w:r>
     </w:p>
     <w:p>
       <w:pPr>
@@ -10249,7 +10085,7 @@
         </w:rPr>
         <w:lastRenderedPageBreak/>
         <w:pict w14:anchorId="6C4A1A0C">
-          <v:rect id="_x0000_i1700" style="width:0;height:1.5pt" o:hralign="center" o:hrstd="t" o:hr="t" fillcolor="#a0a0a0" stroked="f"/>
+          <v:rect id="_x0000_i1056" style="width:0;height:1.5pt" o:hralign="center" o:hrstd="t" o:hr="t" fillcolor="#a0a0a0" stroked="f"/>
         </w:pict>
       </w:r>
     </w:p>
@@ -10423,7 +10259,7 @@
           <w:rFonts w:ascii="Times New Roman" w:hAnsi="Times New Roman" w:cs="Times New Roman"/>
         </w:rPr>
         <w:pict w14:anchorId="71D633FE">
-          <v:rect id="_x0000_i1701" style="width:0;height:1.5pt" o:hralign="center" o:hrstd="t" o:hr="t" fillcolor="#a0a0a0" stroked="f"/>
+          <v:rect id="_x0000_i1057" style="width:0;height:1.5pt" o:hralign="center" o:hrstd="t" o:hr="t" fillcolor="#a0a0a0" stroked="f"/>
         </w:pict>
       </w:r>
     </w:p>
@@ -10833,14 +10669,12 @@
                 <w:rFonts w:ascii="Times New Roman" w:hAnsi="Times New Roman" w:cs="Times New Roman"/>
               </w:rPr>
             </w:pPr>
-            <w:proofErr w:type="spellStart"/>
             <w:r>
               <w:rPr>
                 <w:rFonts w:ascii="Times New Roman" w:hAnsi="Times New Roman" w:cs="Times New Roman"/>
               </w:rPr>
               <w:t>FastAPI</w:t>
             </w:r>
-            <w:proofErr w:type="spellEnd"/>
           </w:p>
         </w:tc>
         <w:tc>
@@ -10922,7 +10756,7 @@
           <w:rFonts w:ascii="Times New Roman" w:hAnsi="Times New Roman" w:cs="Times New Roman"/>
         </w:rPr>
         <w:pict w14:anchorId="41959E5F">
-          <v:rect id="_x0000_i1702" style="width:0;height:1.5pt" o:hralign="center" o:hrstd="t" o:hr="t" fillcolor="#a0a0a0" stroked="f"/>
+          <v:rect id="_x0000_i1058" style="width:0;height:1.5pt" o:hralign="center" o:hrstd="t" o:hr="t" fillcolor="#a0a0a0" stroked="f"/>
         </w:pict>
       </w:r>
     </w:p>
@@ -11015,7 +10849,7 @@
           <w:rFonts w:ascii="Times New Roman" w:hAnsi="Times New Roman" w:cs="Times New Roman"/>
         </w:rPr>
         <w:pict w14:anchorId="23E9692C">
-          <v:rect id="_x0000_i1703" style="width:0;height:1.5pt" o:hralign="center" o:hrstd="t" o:hr="t" fillcolor="#a0a0a0" stroked="f"/>
+          <v:rect id="_x0000_i1059" style="width:0;height:1.5pt" o:hralign="center" o:hrstd="t" o:hr="t" fillcolor="#a0a0a0" stroked="f"/>
         </w:pict>
       </w:r>
     </w:p>
@@ -11069,6 +10903,6013 @@
           <w:rFonts w:ascii="Times New Roman" w:hAnsi="Times New Roman" w:cs="Times New Roman"/>
         </w:rPr>
         <w:t>This title tells readers that your work is not just predicting ambiguity—it also explains why an image is considered ambiguous, which makes the contribution stronger and aligns well with your planned use of SHAP.</w:t>
+      </w:r>
+    </w:p>
+    <w:p>
+      <w:pPr>
+        <w:rPr>
+          <w:rFonts w:ascii="Times New Roman" w:hAnsi="Times New Roman" w:cs="Times New Roman"/>
+        </w:rPr>
+      </w:pPr>
+    </w:p>
+    <w:p>
+      <w:pPr>
+        <w:rPr>
+          <w:rFonts w:ascii="Times New Roman" w:hAnsi="Times New Roman" w:cs="Times New Roman"/>
+        </w:rPr>
+      </w:pPr>
+    </w:p>
+    <w:p>
+      <w:pPr>
+        <w:rPr>
+          <w:rFonts w:ascii="Times New Roman" w:hAnsi="Times New Roman" w:cs="Times New Roman"/>
+        </w:rPr>
+      </w:pPr>
+    </w:p>
+    <w:p>
+      <w:pPr>
+        <w:rPr>
+          <w:rFonts w:ascii="Times New Roman" w:hAnsi="Times New Roman" w:cs="Times New Roman"/>
+        </w:rPr>
+      </w:pPr>
+    </w:p>
+    <w:p>
+      <w:pPr>
+        <w:rPr>
+          <w:rFonts w:ascii="Times New Roman" w:hAnsi="Times New Roman" w:cs="Times New Roman"/>
+        </w:rPr>
+      </w:pPr>
+    </w:p>
+    <w:p>
+      <w:pPr>
+        <w:rPr>
+          <w:rFonts w:ascii="Times New Roman" w:hAnsi="Times New Roman" w:cs="Times New Roman"/>
+        </w:rPr>
+      </w:pPr>
+    </w:p>
+    <w:p>
+      <w:pPr>
+        <w:rPr>
+          <w:rFonts w:ascii="Times New Roman" w:hAnsi="Times New Roman" w:cs="Times New Roman"/>
+        </w:rPr>
+      </w:pPr>
+    </w:p>
+    <w:p>
+      <w:pPr>
+        <w:rPr>
+          <w:rFonts w:ascii="Times New Roman" w:hAnsi="Times New Roman" w:cs="Times New Roman"/>
+        </w:rPr>
+      </w:pPr>
+    </w:p>
+    <w:p>
+      <w:pPr>
+        <w:rPr>
+          <w:rFonts w:ascii="Times New Roman" w:hAnsi="Times New Roman" w:cs="Times New Roman"/>
+        </w:rPr>
+      </w:pPr>
+    </w:p>
+    <w:p>
+      <w:pPr>
+        <w:rPr>
+          <w:rFonts w:ascii="Times New Roman" w:hAnsi="Times New Roman" w:cs="Times New Roman"/>
+        </w:rPr>
+      </w:pPr>
+    </w:p>
+    <w:p>
+      <w:pPr>
+        <w:rPr>
+          <w:rFonts w:ascii="Times New Roman" w:hAnsi="Times New Roman" w:cs="Times New Roman"/>
+        </w:rPr>
+      </w:pPr>
+    </w:p>
+    <w:p>
+      <w:pPr>
+        <w:rPr>
+          <w:rFonts w:ascii="Times New Roman" w:hAnsi="Times New Roman" w:cs="Times New Roman"/>
+          <w:b/>
+          <w:bCs/>
+        </w:rPr>
+      </w:pPr>
+      <w:r>
+        <w:rPr>
+          <w:rFonts w:ascii="Times New Roman" w:hAnsi="Times New Roman" w:cs="Times New Roman"/>
+          <w:b/>
+          <w:bCs/>
+        </w:rPr>
+        <w:lastRenderedPageBreak/>
+        <w:t>Step 1: Project Setup</w:t>
+      </w:r>
+    </w:p>
+    <w:p>
+      <w:pPr>
+        <w:rPr>
+          <w:rFonts w:ascii="Times New Roman" w:hAnsi="Times New Roman" w:cs="Times New Roman"/>
+          <w:b/>
+          <w:bCs/>
+        </w:rPr>
+      </w:pPr>
+      <w:r>
+        <w:rPr>
+          <w:rFonts w:ascii="Times New Roman" w:hAnsi="Times New Roman" w:cs="Times New Roman"/>
+          <w:b/>
+          <w:bCs/>
+        </w:rPr>
+        <w:t>Prompt</w:t>
+      </w:r>
+    </w:p>
+    <w:p>
+      <w:pPr>
+        <w:rPr>
+          <w:rFonts w:ascii="Times New Roman" w:hAnsi="Times New Roman" w:cs="Times New Roman"/>
+        </w:rPr>
+      </w:pPr>
+      <w:r>
+        <w:rPr>
+          <w:rFonts w:ascii="Times New Roman" w:hAnsi="Times New Roman" w:cs="Times New Roman"/>
+        </w:rPr>
+        <w:t>Act as a Senior Machine Learning Engineer.</w:t>
+      </w:r>
+    </w:p>
+    <w:p>
+      <w:pPr>
+        <w:rPr>
+          <w:rFonts w:ascii="Times New Roman" w:hAnsi="Times New Roman" w:cs="Times New Roman"/>
+        </w:rPr>
+      </w:pPr>
+    </w:p>
+    <w:p>
+      <w:pPr>
+        <w:rPr>
+          <w:rFonts w:ascii="Times New Roman" w:hAnsi="Times New Roman" w:cs="Times New Roman"/>
+        </w:rPr>
+      </w:pPr>
+      <w:r>
+        <w:rPr>
+          <w:rFonts w:ascii="Times New Roman" w:hAnsi="Times New Roman" w:cs="Times New Roman"/>
+        </w:rPr>
+        <w:t>Create a production-ready Python project for a research paper titled:</w:t>
+      </w:r>
+    </w:p>
+    <w:p>
+      <w:pPr>
+        <w:rPr>
+          <w:rFonts w:ascii="Times New Roman" w:hAnsi="Times New Roman" w:cs="Times New Roman"/>
+        </w:rPr>
+      </w:pPr>
+    </w:p>
+    <w:p>
+      <w:pPr>
+        <w:rPr>
+          <w:rFonts w:ascii="Times New Roman" w:hAnsi="Times New Roman" w:cs="Times New Roman"/>
+        </w:rPr>
+      </w:pPr>
+      <w:r>
+        <w:rPr>
+          <w:rFonts w:ascii="Times New Roman" w:hAnsi="Times New Roman" w:cs="Times New Roman"/>
+        </w:rPr>
+        <w:t>"Explainable Image Ambiguity Prediction Using Human and AI-Generated Caption Diversity with Computer Vision Features."</w:t>
+      </w:r>
+    </w:p>
+    <w:p>
+      <w:pPr>
+        <w:rPr>
+          <w:rFonts w:ascii="Times New Roman" w:hAnsi="Times New Roman" w:cs="Times New Roman"/>
+        </w:rPr>
+      </w:pPr>
+    </w:p>
+    <w:p>
+      <w:pPr>
+        <w:rPr>
+          <w:rFonts w:ascii="Times New Roman" w:hAnsi="Times New Roman" w:cs="Times New Roman"/>
+        </w:rPr>
+      </w:pPr>
+      <w:r>
+        <w:rPr>
+          <w:rFonts w:ascii="Times New Roman" w:hAnsi="Times New Roman" w:cs="Times New Roman"/>
+        </w:rPr>
+        <w:t>Requirements:</w:t>
+      </w:r>
+    </w:p>
+    <w:p>
+      <w:pPr>
+        <w:rPr>
+          <w:rFonts w:ascii="Times New Roman" w:hAnsi="Times New Roman" w:cs="Times New Roman"/>
+        </w:rPr>
+      </w:pPr>
+      <w:r>
+        <w:rPr>
+          <w:rFonts w:ascii="Times New Roman" w:hAnsi="Times New Roman" w:cs="Times New Roman"/>
+        </w:rPr>
+        <w:t>- Python 3.12+</w:t>
+      </w:r>
+    </w:p>
+    <w:p>
+      <w:pPr>
+        <w:rPr>
+          <w:rFonts w:ascii="Times New Roman" w:hAnsi="Times New Roman" w:cs="Times New Roman"/>
+        </w:rPr>
+      </w:pPr>
+      <w:r>
+        <w:rPr>
+          <w:rFonts w:ascii="Times New Roman" w:hAnsi="Times New Roman" w:cs="Times New Roman"/>
+        </w:rPr>
+        <w:t>- Virtual environment support</w:t>
+      </w:r>
+    </w:p>
+    <w:p>
+      <w:pPr>
+        <w:rPr>
+          <w:rFonts w:ascii="Times New Roman" w:hAnsi="Times New Roman" w:cs="Times New Roman"/>
+        </w:rPr>
+      </w:pPr>
+      <w:r>
+        <w:rPr>
+          <w:rFonts w:ascii="Times New Roman" w:hAnsi="Times New Roman" w:cs="Times New Roman"/>
+        </w:rPr>
+        <w:t>- src/ folder structure</w:t>
+      </w:r>
+    </w:p>
+    <w:p>
+      <w:pPr>
+        <w:rPr>
+          <w:rFonts w:ascii="Times New Roman" w:hAnsi="Times New Roman" w:cs="Times New Roman"/>
+        </w:rPr>
+      </w:pPr>
+      <w:r>
+        <w:rPr>
+          <w:rFonts w:ascii="Times New Roman" w:hAnsi="Times New Roman" w:cs="Times New Roman"/>
+        </w:rPr>
+        <w:t>- notebooks/</w:t>
+      </w:r>
+    </w:p>
+    <w:p>
+      <w:pPr>
+        <w:rPr>
+          <w:rFonts w:ascii="Times New Roman" w:hAnsi="Times New Roman" w:cs="Times New Roman"/>
+        </w:rPr>
+      </w:pPr>
+      <w:r>
+        <w:rPr>
+          <w:rFonts w:ascii="Times New Roman" w:hAnsi="Times New Roman" w:cs="Times New Roman"/>
+        </w:rPr>
+        <w:t>- dataset/</w:t>
+      </w:r>
+    </w:p>
+    <w:p>
+      <w:pPr>
+        <w:rPr>
+          <w:rFonts w:ascii="Times New Roman" w:hAnsi="Times New Roman" w:cs="Times New Roman"/>
+        </w:rPr>
+      </w:pPr>
+      <w:r>
+        <w:rPr>
+          <w:rFonts w:ascii="Times New Roman" w:hAnsi="Times New Roman" w:cs="Times New Roman"/>
+        </w:rPr>
+        <w:t>- models/</w:t>
+      </w:r>
+    </w:p>
+    <w:p>
+      <w:pPr>
+        <w:rPr>
+          <w:rFonts w:ascii="Times New Roman" w:hAnsi="Times New Roman" w:cs="Times New Roman"/>
+        </w:rPr>
+      </w:pPr>
+      <w:r>
+        <w:rPr>
+          <w:rFonts w:ascii="Times New Roman" w:hAnsi="Times New Roman" w:cs="Times New Roman"/>
+        </w:rPr>
+        <w:t>- results/</w:t>
+      </w:r>
+    </w:p>
+    <w:p>
+      <w:pPr>
+        <w:rPr>
+          <w:rFonts w:ascii="Times New Roman" w:hAnsi="Times New Roman" w:cs="Times New Roman"/>
+        </w:rPr>
+      </w:pPr>
+      <w:r>
+        <w:rPr>
+          <w:rFonts w:ascii="Times New Roman" w:hAnsi="Times New Roman" w:cs="Times New Roman"/>
+        </w:rPr>
+        <w:t>- backend/</w:t>
+      </w:r>
+    </w:p>
+    <w:p>
+      <w:pPr>
+        <w:rPr>
+          <w:rFonts w:ascii="Times New Roman" w:hAnsi="Times New Roman" w:cs="Times New Roman"/>
+        </w:rPr>
+      </w:pPr>
+      <w:r>
+        <w:rPr>
+          <w:rFonts w:ascii="Times New Roman" w:hAnsi="Times New Roman" w:cs="Times New Roman"/>
+        </w:rPr>
+        <w:t>- frontend/</w:t>
+      </w:r>
+    </w:p>
+    <w:p>
+      <w:pPr>
+        <w:rPr>
+          <w:rFonts w:ascii="Times New Roman" w:hAnsi="Times New Roman" w:cs="Times New Roman"/>
+        </w:rPr>
+      </w:pPr>
+      <w:r>
+        <w:rPr>
+          <w:rFonts w:ascii="Times New Roman" w:hAnsi="Times New Roman" w:cs="Times New Roman"/>
+        </w:rPr>
+        <w:t>- configs/</w:t>
+      </w:r>
+    </w:p>
+    <w:p>
+      <w:pPr>
+        <w:rPr>
+          <w:rFonts w:ascii="Times New Roman" w:hAnsi="Times New Roman" w:cs="Times New Roman"/>
+        </w:rPr>
+      </w:pPr>
+      <w:r>
+        <w:rPr>
+          <w:rFonts w:ascii="Times New Roman" w:hAnsi="Times New Roman" w:cs="Times New Roman"/>
+        </w:rPr>
+        <w:t>- tests/</w:t>
+      </w:r>
+    </w:p>
+    <w:p>
+      <w:pPr>
+        <w:rPr>
+          <w:rFonts w:ascii="Times New Roman" w:hAnsi="Times New Roman" w:cs="Times New Roman"/>
+        </w:rPr>
+      </w:pPr>
+    </w:p>
+    <w:p>
+      <w:pPr>
+        <w:rPr>
+          <w:rFonts w:ascii="Times New Roman" w:hAnsi="Times New Roman" w:cs="Times New Roman"/>
+        </w:rPr>
+      </w:pPr>
+      <w:r>
+        <w:rPr>
+          <w:rFonts w:ascii="Times New Roman" w:hAnsi="Times New Roman" w:cs="Times New Roman"/>
+        </w:rPr>
+        <w:t>Generate:</w:t>
+      </w:r>
+    </w:p>
+    <w:p>
+      <w:pPr>
+        <w:rPr>
+          <w:rFonts w:ascii="Times New Roman" w:hAnsi="Times New Roman" w:cs="Times New Roman"/>
+        </w:rPr>
+      </w:pPr>
+      <w:r>
+        <w:rPr>
+          <w:rFonts w:ascii="Times New Roman" w:hAnsi="Times New Roman" w:cs="Times New Roman"/>
+        </w:rPr>
+        <w:t>1. Folder structure</w:t>
+      </w:r>
+    </w:p>
+    <w:p>
+      <w:pPr>
+        <w:rPr>
+          <w:rFonts w:ascii="Times New Roman" w:hAnsi="Times New Roman" w:cs="Times New Roman"/>
+        </w:rPr>
+      </w:pPr>
+      <w:r>
+        <w:rPr>
+          <w:rFonts w:ascii="Times New Roman" w:hAnsi="Times New Roman" w:cs="Times New Roman"/>
+        </w:rPr>
+        <w:t>2. requirements.txt</w:t>
+      </w:r>
+    </w:p>
+    <w:p>
+      <w:pPr>
+        <w:rPr>
+          <w:rFonts w:ascii="Times New Roman" w:hAnsi="Times New Roman" w:cs="Times New Roman"/>
+        </w:rPr>
+      </w:pPr>
+      <w:r>
+        <w:rPr>
+          <w:rFonts w:ascii="Times New Roman" w:hAnsi="Times New Roman" w:cs="Times New Roman"/>
+        </w:rPr>
+        <w:t>3. README.md</w:t>
+      </w:r>
+    </w:p>
+    <w:p>
+      <w:pPr>
+        <w:rPr>
+          <w:rFonts w:ascii="Times New Roman" w:hAnsi="Times New Roman" w:cs="Times New Roman"/>
+        </w:rPr>
+      </w:pPr>
+      <w:r>
+        <w:rPr>
+          <w:rFonts w:ascii="Times New Roman" w:hAnsi="Times New Roman" w:cs="Times New Roman"/>
+        </w:rPr>
+        <w:t>4. .gitignore</w:t>
+      </w:r>
+    </w:p>
+    <w:p>
+      <w:pPr>
+        <w:rPr>
+          <w:rFonts w:ascii="Times New Roman" w:hAnsi="Times New Roman" w:cs="Times New Roman"/>
+        </w:rPr>
+      </w:pPr>
+      <w:r>
+        <w:rPr>
+          <w:rFonts w:ascii="Times New Roman" w:hAnsi="Times New Roman" w:cs="Times New Roman"/>
+        </w:rPr>
+        <w:t>5. config.py</w:t>
+      </w:r>
+    </w:p>
+    <w:p>
+      <w:pPr>
+        <w:rPr>
+          <w:rFonts w:ascii="Times New Roman" w:hAnsi="Times New Roman" w:cs="Times New Roman"/>
+        </w:rPr>
+      </w:pPr>
+      <w:r>
+        <w:rPr>
+          <w:rFonts w:ascii="Times New Roman" w:hAnsi="Times New Roman" w:cs="Times New Roman"/>
+        </w:rPr>
+        <w:t>6. logging configuration</w:t>
+      </w:r>
+    </w:p>
+    <w:p>
+      <w:pPr>
+        <w:rPr>
+          <w:rFonts w:ascii="Times New Roman" w:hAnsi="Times New Roman" w:cs="Times New Roman"/>
+        </w:rPr>
+      </w:pPr>
+      <w:r>
+        <w:rPr>
+          <w:rFonts w:ascii="Times New Roman" w:hAnsi="Times New Roman" w:cs="Times New Roman"/>
+        </w:rPr>
+        <w:lastRenderedPageBreak/>
+        <w:t>7. utility module</w:t>
+      </w:r>
+    </w:p>
+    <w:p>
+      <w:pPr>
+        <w:rPr>
+          <w:rFonts w:ascii="Times New Roman" w:hAnsi="Times New Roman" w:cs="Times New Roman"/>
+        </w:rPr>
+      </w:pPr>
+      <w:r>
+        <w:rPr>
+          <w:rFonts w:ascii="Times New Roman" w:hAnsi="Times New Roman" w:cs="Times New Roman"/>
+        </w:rPr>
+        <w:t>8. environment variables</w:t>
+      </w:r>
+    </w:p>
+    <w:p>
+      <w:pPr>
+        <w:rPr>
+          <w:rFonts w:ascii="Times New Roman" w:hAnsi="Times New Roman" w:cs="Times New Roman"/>
+        </w:rPr>
+      </w:pPr>
+    </w:p>
+    <w:p>
+      <w:pPr>
+        <w:rPr>
+          <w:rFonts w:ascii="Times New Roman" w:hAnsi="Times New Roman" w:cs="Times New Roman"/>
+        </w:rPr>
+      </w:pPr>
+      <w:r>
+        <w:rPr>
+          <w:rFonts w:ascii="Times New Roman" w:hAnsi="Times New Roman" w:cs="Times New Roman"/>
+        </w:rPr>
+        <w:t>Follow clean architecture.</w:t>
+      </w:r>
+    </w:p>
+    <w:p>
+      <w:pPr>
+        <w:rPr>
+          <w:rFonts w:ascii="Times New Roman" w:hAnsi="Times New Roman" w:cs="Times New Roman"/>
+          <w:b/>
+          <w:bCs/>
+        </w:rPr>
+      </w:pPr>
+      <w:r>
+        <w:rPr>
+          <w:rFonts w:ascii="Times New Roman" w:hAnsi="Times New Roman" w:cs="Times New Roman"/>
+          <w:b/>
+          <w:bCs/>
+        </w:rPr>
+        <w:t>Test</w:t>
+      </w:r>
+    </w:p>
+    <w:p>
+      <w:pPr>
+        <w:rPr>
+          <w:rFonts w:ascii="Times New Roman" w:hAnsi="Times New Roman" w:cs="Times New Roman"/>
+        </w:rPr>
+      </w:pPr>
+      <w:r>
+        <w:rPr>
+          <w:rFonts w:ascii="Times New Roman" w:hAnsi="Times New Roman" w:cs="Times New Roman"/>
+        </w:rPr>
+        <w:t>python --version</w:t>
+      </w:r>
+    </w:p>
+    <w:p>
+      <w:pPr>
+        <w:rPr>
+          <w:rFonts w:ascii="Times New Roman" w:hAnsi="Times New Roman" w:cs="Times New Roman"/>
+        </w:rPr>
+      </w:pPr>
+      <w:r>
+        <w:rPr>
+          <w:rFonts w:ascii="Times New Roman" w:hAnsi="Times New Roman" w:cs="Times New Roman"/>
+        </w:rPr>
+        <w:t>pip install -r requirements.txt</w:t>
+      </w:r>
+    </w:p>
+    <w:p>
+      <w:pPr>
+        <w:rPr>
+          <w:rFonts w:ascii="Times New Roman" w:hAnsi="Times New Roman" w:cs="Times New Roman"/>
+        </w:rPr>
+      </w:pPr>
+      <w:r>
+        <w:rPr>
+          <w:rFonts w:ascii="Times New Roman" w:hAnsi="Times New Roman" w:cs="Times New Roman"/>
+        </w:rPr>
+        <w:pict w14:anchorId="7C967176">
+          <v:rect id="_x0000_i1144" style="width:0;height:1.5pt" o:hralign="center" o:hrstd="t" o:hr="t" fillcolor="#a0a0a0" stroked="f"/>
+        </w:pict>
+      </w:r>
+    </w:p>
+    <w:p>
+      <w:pPr>
+        <w:rPr>
+          <w:rFonts w:ascii="Times New Roman" w:hAnsi="Times New Roman" w:cs="Times New Roman"/>
+          <w:b/>
+          <w:bCs/>
+        </w:rPr>
+      </w:pPr>
+      <w:r>
+        <w:rPr>
+          <w:rFonts w:ascii="Times New Roman" w:hAnsi="Times New Roman" w:cs="Times New Roman"/>
+          <w:b/>
+          <w:bCs/>
+        </w:rPr>
+        <w:t>Step 2: Load COCO Dataset</w:t>
+      </w:r>
+    </w:p>
+    <w:p>
+      <w:pPr>
+        <w:rPr>
+          <w:rFonts w:ascii="Times New Roman" w:hAnsi="Times New Roman" w:cs="Times New Roman"/>
+          <w:b/>
+          <w:bCs/>
+        </w:rPr>
+      </w:pPr>
+      <w:r>
+        <w:rPr>
+          <w:rFonts w:ascii="Times New Roman" w:hAnsi="Times New Roman" w:cs="Times New Roman"/>
+          <w:b/>
+          <w:bCs/>
+        </w:rPr>
+        <w:t>Prompt</w:t>
+      </w:r>
+    </w:p>
+    <w:p>
+      <w:pPr>
+        <w:rPr>
+          <w:rFonts w:ascii="Times New Roman" w:hAnsi="Times New Roman" w:cs="Times New Roman"/>
+        </w:rPr>
+      </w:pPr>
+      <w:r>
+        <w:rPr>
+          <w:rFonts w:ascii="Times New Roman" w:hAnsi="Times New Roman" w:cs="Times New Roman"/>
+        </w:rPr>
+        <w:t>Build a COCO Dataset Loader.</w:t>
+      </w:r>
+    </w:p>
+    <w:p>
+      <w:pPr>
+        <w:rPr>
+          <w:rFonts w:ascii="Times New Roman" w:hAnsi="Times New Roman" w:cs="Times New Roman"/>
+        </w:rPr>
+      </w:pPr>
+    </w:p>
+    <w:p>
+      <w:pPr>
+        <w:rPr>
+          <w:rFonts w:ascii="Times New Roman" w:hAnsi="Times New Roman" w:cs="Times New Roman"/>
+        </w:rPr>
+      </w:pPr>
+      <w:r>
+        <w:rPr>
+          <w:rFonts w:ascii="Times New Roman" w:hAnsi="Times New Roman" w:cs="Times New Roman"/>
+        </w:rPr>
+        <w:t>Requirements:</w:t>
+      </w:r>
+    </w:p>
+    <w:p>
+      <w:pPr>
+        <w:rPr>
+          <w:rFonts w:ascii="Times New Roman" w:hAnsi="Times New Roman" w:cs="Times New Roman"/>
+        </w:rPr>
+      </w:pPr>
+    </w:p>
+    <w:p>
+      <w:pPr>
+        <w:rPr>
+          <w:rFonts w:ascii="Times New Roman" w:hAnsi="Times New Roman" w:cs="Times New Roman"/>
+        </w:rPr>
+      </w:pPr>
+      <w:r>
+        <w:rPr>
+          <w:rFonts w:ascii="Times New Roman" w:hAnsi="Times New Roman" w:cs="Times New Roman"/>
+        </w:rPr>
+        <w:t>Read:</w:t>
+      </w:r>
+    </w:p>
+    <w:p>
+      <w:pPr>
+        <w:rPr>
+          <w:rFonts w:ascii="Times New Roman" w:hAnsi="Times New Roman" w:cs="Times New Roman"/>
+        </w:rPr>
+      </w:pPr>
+      <w:r>
+        <w:rPr>
+          <w:rFonts w:ascii="Times New Roman" w:hAnsi="Times New Roman" w:cs="Times New Roman"/>
+        </w:rPr>
+        <w:t>dataset/annotations/captions_val2017.json</w:t>
+      </w:r>
+    </w:p>
+    <w:p>
+      <w:pPr>
+        <w:rPr>
+          <w:rFonts w:ascii="Times New Roman" w:hAnsi="Times New Roman" w:cs="Times New Roman"/>
+        </w:rPr>
+      </w:pPr>
+    </w:p>
+    <w:p>
+      <w:pPr>
+        <w:rPr>
+          <w:rFonts w:ascii="Times New Roman" w:hAnsi="Times New Roman" w:cs="Times New Roman"/>
+        </w:rPr>
+      </w:pPr>
+      <w:r>
+        <w:rPr>
+          <w:rFonts w:ascii="Times New Roman" w:hAnsi="Times New Roman" w:cs="Times New Roman"/>
+        </w:rPr>
+        <w:t>Read:</w:t>
+      </w:r>
+    </w:p>
+    <w:p>
+      <w:pPr>
+        <w:rPr>
+          <w:rFonts w:ascii="Times New Roman" w:hAnsi="Times New Roman" w:cs="Times New Roman"/>
+        </w:rPr>
+      </w:pPr>
+      <w:r>
+        <w:rPr>
+          <w:rFonts w:ascii="Times New Roman" w:hAnsi="Times New Roman" w:cs="Times New Roman"/>
+        </w:rPr>
+        <w:t>dataset/val2017/</w:t>
+      </w:r>
+    </w:p>
+    <w:p>
+      <w:pPr>
+        <w:rPr>
+          <w:rFonts w:ascii="Times New Roman" w:hAnsi="Times New Roman" w:cs="Times New Roman"/>
+        </w:rPr>
+      </w:pPr>
+    </w:p>
+    <w:p>
+      <w:pPr>
+        <w:rPr>
+          <w:rFonts w:ascii="Times New Roman" w:hAnsi="Times New Roman" w:cs="Times New Roman"/>
+        </w:rPr>
+      </w:pPr>
+      <w:r>
+        <w:rPr>
+          <w:rFonts w:ascii="Times New Roman" w:hAnsi="Times New Roman" w:cs="Times New Roman"/>
+        </w:rPr>
+        <w:t>Create a reusable Python class named CocoDatasetLoader.</w:t>
+      </w:r>
+    </w:p>
+    <w:p>
+      <w:pPr>
+        <w:rPr>
+          <w:rFonts w:ascii="Times New Roman" w:hAnsi="Times New Roman" w:cs="Times New Roman"/>
+        </w:rPr>
+      </w:pPr>
+    </w:p>
+    <w:p>
+      <w:pPr>
+        <w:rPr>
+          <w:rFonts w:ascii="Times New Roman" w:hAnsi="Times New Roman" w:cs="Times New Roman"/>
+        </w:rPr>
+      </w:pPr>
+      <w:r>
+        <w:rPr>
+          <w:rFonts w:ascii="Times New Roman" w:hAnsi="Times New Roman" w:cs="Times New Roman"/>
+        </w:rPr>
+        <w:t>Functions:</w:t>
+      </w:r>
+    </w:p>
+    <w:p>
+      <w:pPr>
+        <w:rPr>
+          <w:rFonts w:ascii="Times New Roman" w:hAnsi="Times New Roman" w:cs="Times New Roman"/>
+        </w:rPr>
+      </w:pPr>
+    </w:p>
+    <w:p>
+      <w:pPr>
+        <w:rPr>
+          <w:rFonts w:ascii="Times New Roman" w:hAnsi="Times New Roman" w:cs="Times New Roman"/>
+        </w:rPr>
+      </w:pPr>
+      <w:r>
+        <w:rPr>
+          <w:rFonts w:ascii="Times New Roman" w:hAnsi="Times New Roman" w:cs="Times New Roman"/>
+        </w:rPr>
+        <w:t>load_annotations()</w:t>
+      </w:r>
+    </w:p>
+    <w:p>
+      <w:pPr>
+        <w:rPr>
+          <w:rFonts w:ascii="Times New Roman" w:hAnsi="Times New Roman" w:cs="Times New Roman"/>
+        </w:rPr>
+      </w:pPr>
+    </w:p>
+    <w:p>
+      <w:pPr>
+        <w:rPr>
+          <w:rFonts w:ascii="Times New Roman" w:hAnsi="Times New Roman" w:cs="Times New Roman"/>
+        </w:rPr>
+      </w:pPr>
+      <w:r>
+        <w:rPr>
+          <w:rFonts w:ascii="Times New Roman" w:hAnsi="Times New Roman" w:cs="Times New Roman"/>
+        </w:rPr>
+        <w:t>get_image(image_id)</w:t>
+      </w:r>
+    </w:p>
+    <w:p>
+      <w:pPr>
+        <w:rPr>
+          <w:rFonts w:ascii="Times New Roman" w:hAnsi="Times New Roman" w:cs="Times New Roman"/>
+        </w:rPr>
+      </w:pPr>
+    </w:p>
+    <w:p>
+      <w:pPr>
+        <w:rPr>
+          <w:rFonts w:ascii="Times New Roman" w:hAnsi="Times New Roman" w:cs="Times New Roman"/>
+        </w:rPr>
+      </w:pPr>
+      <w:r>
+        <w:rPr>
+          <w:rFonts w:ascii="Times New Roman" w:hAnsi="Times New Roman" w:cs="Times New Roman"/>
+        </w:rPr>
+        <w:t>get_captions(image_id)</w:t>
+      </w:r>
+    </w:p>
+    <w:p>
+      <w:pPr>
+        <w:rPr>
+          <w:rFonts w:ascii="Times New Roman" w:hAnsi="Times New Roman" w:cs="Times New Roman"/>
+        </w:rPr>
+      </w:pPr>
+    </w:p>
+    <w:p>
+      <w:pPr>
+        <w:rPr>
+          <w:rFonts w:ascii="Times New Roman" w:hAnsi="Times New Roman" w:cs="Times New Roman"/>
+        </w:rPr>
+      </w:pPr>
+      <w:r>
+        <w:rPr>
+          <w:rFonts w:ascii="Times New Roman" w:hAnsi="Times New Roman" w:cs="Times New Roman"/>
+        </w:rPr>
+        <w:t>show_image_with_captions(image_id)</w:t>
+      </w:r>
+    </w:p>
+    <w:p>
+      <w:pPr>
+        <w:rPr>
+          <w:rFonts w:ascii="Times New Roman" w:hAnsi="Times New Roman" w:cs="Times New Roman"/>
+        </w:rPr>
+      </w:pPr>
+    </w:p>
+    <w:p>
+      <w:pPr>
+        <w:rPr>
+          <w:rFonts w:ascii="Times New Roman" w:hAnsi="Times New Roman" w:cs="Times New Roman"/>
+        </w:rPr>
+      </w:pPr>
+      <w:r>
+        <w:rPr>
+          <w:rFonts w:ascii="Times New Roman" w:hAnsi="Times New Roman" w:cs="Times New Roman"/>
+        </w:rPr>
+        <w:t>get_random_sample()</w:t>
+      </w:r>
+    </w:p>
+    <w:p>
+      <w:pPr>
+        <w:rPr>
+          <w:rFonts w:ascii="Times New Roman" w:hAnsi="Times New Roman" w:cs="Times New Roman"/>
+        </w:rPr>
+      </w:pPr>
+    </w:p>
+    <w:p>
+      <w:pPr>
+        <w:rPr>
+          <w:rFonts w:ascii="Times New Roman" w:hAnsi="Times New Roman" w:cs="Times New Roman"/>
+        </w:rPr>
+      </w:pPr>
+      <w:r>
+        <w:rPr>
+          <w:rFonts w:ascii="Times New Roman" w:hAnsi="Times New Roman" w:cs="Times New Roman"/>
+        </w:rPr>
+        <w:t>Use pycocotools where appropriate.</w:t>
+      </w:r>
+    </w:p>
+    <w:p>
+      <w:pPr>
+        <w:rPr>
+          <w:rFonts w:ascii="Times New Roman" w:hAnsi="Times New Roman" w:cs="Times New Roman"/>
+        </w:rPr>
+      </w:pPr>
+    </w:p>
+    <w:p>
+      <w:pPr>
+        <w:rPr>
+          <w:rFonts w:ascii="Times New Roman" w:hAnsi="Times New Roman" w:cs="Times New Roman"/>
+        </w:rPr>
+      </w:pPr>
+      <w:r>
+        <w:rPr>
+          <w:rFonts w:ascii="Times New Roman" w:hAnsi="Times New Roman" w:cs="Times New Roman"/>
+        </w:rPr>
+        <w:t>Follow OOP principles.</w:t>
+      </w:r>
+    </w:p>
+    <w:p>
+      <w:pPr>
+        <w:rPr>
+          <w:rFonts w:ascii="Times New Roman" w:hAnsi="Times New Roman" w:cs="Times New Roman"/>
+        </w:rPr>
+      </w:pPr>
+    </w:p>
+    <w:p>
+      <w:pPr>
+        <w:rPr>
+          <w:rFonts w:ascii="Times New Roman" w:hAnsi="Times New Roman" w:cs="Times New Roman"/>
+        </w:rPr>
+      </w:pPr>
+      <w:r>
+        <w:rPr>
+          <w:rFonts w:ascii="Times New Roman" w:hAnsi="Times New Roman" w:cs="Times New Roman"/>
+        </w:rPr>
+        <w:t>Return type hints.</w:t>
+      </w:r>
+    </w:p>
+    <w:p>
+      <w:pPr>
+        <w:rPr>
+          <w:rFonts w:ascii="Times New Roman" w:hAnsi="Times New Roman" w:cs="Times New Roman"/>
+        </w:rPr>
+      </w:pPr>
+    </w:p>
+    <w:p>
+      <w:pPr>
+        <w:rPr>
+          <w:rFonts w:ascii="Times New Roman" w:hAnsi="Times New Roman" w:cs="Times New Roman"/>
+        </w:rPr>
+      </w:pPr>
+      <w:r>
+        <w:rPr>
+          <w:rFonts w:ascii="Times New Roman" w:hAnsi="Times New Roman" w:cs="Times New Roman"/>
+        </w:rPr>
+        <w:t>Include documentation.</w:t>
+      </w:r>
+    </w:p>
+    <w:p>
+      <w:pPr>
+        <w:rPr>
+          <w:rFonts w:ascii="Times New Roman" w:hAnsi="Times New Roman" w:cs="Times New Roman"/>
+        </w:rPr>
+      </w:pPr>
+    </w:p>
+    <w:p>
+      <w:pPr>
+        <w:rPr>
+          <w:rFonts w:ascii="Times New Roman" w:hAnsi="Times New Roman" w:cs="Times New Roman"/>
+        </w:rPr>
+      </w:pPr>
+      <w:r>
+        <w:rPr>
+          <w:rFonts w:ascii="Times New Roman" w:hAnsi="Times New Roman" w:cs="Times New Roman"/>
+        </w:rPr>
+        <w:t>Create unit tests.</w:t>
+      </w:r>
+    </w:p>
+    <w:p>
+      <w:pPr>
+        <w:rPr>
+          <w:rFonts w:ascii="Times New Roman" w:hAnsi="Times New Roman" w:cs="Times New Roman"/>
+          <w:b/>
+          <w:bCs/>
+        </w:rPr>
+      </w:pPr>
+      <w:r>
+        <w:rPr>
+          <w:rFonts w:ascii="Times New Roman" w:hAnsi="Times New Roman" w:cs="Times New Roman"/>
+          <w:b/>
+          <w:bCs/>
+        </w:rPr>
+        <w:t>Test</w:t>
+      </w:r>
+    </w:p>
+    <w:p>
+      <w:pPr>
+        <w:rPr>
+          <w:rFonts w:ascii="Times New Roman" w:hAnsi="Times New Roman" w:cs="Times New Roman"/>
+        </w:rPr>
+      </w:pPr>
+      <w:r>
+        <w:rPr>
+          <w:rFonts w:ascii="Times New Roman" w:hAnsi="Times New Roman" w:cs="Times New Roman"/>
+        </w:rPr>
+        <w:t>python src/coco_loader.py</w:t>
+      </w:r>
+    </w:p>
+    <w:p>
+      <w:pPr>
+        <w:rPr>
+          <w:rFonts w:ascii="Times New Roman" w:hAnsi="Times New Roman" w:cs="Times New Roman"/>
+        </w:rPr>
+      </w:pPr>
+      <w:r>
+        <w:rPr>
+          <w:rFonts w:ascii="Times New Roman" w:hAnsi="Times New Roman" w:cs="Times New Roman"/>
+        </w:rPr>
+        <w:t>Expected</w:t>
+      </w:r>
+    </w:p>
+    <w:p>
+      <w:pPr>
+        <w:rPr>
+          <w:rFonts w:ascii="Times New Roman" w:hAnsi="Times New Roman" w:cs="Times New Roman"/>
+        </w:rPr>
+      </w:pPr>
+      <w:r>
+        <w:rPr>
+          <w:rFonts w:ascii="Times New Roman" w:hAnsi="Times New Roman" w:cs="Times New Roman"/>
+        </w:rPr>
+        <w:t>Image ID: 391895</w:t>
+      </w:r>
+    </w:p>
+    <w:p>
+      <w:pPr>
+        <w:rPr>
+          <w:rFonts w:ascii="Times New Roman" w:hAnsi="Times New Roman" w:cs="Times New Roman"/>
+        </w:rPr>
+      </w:pPr>
+    </w:p>
+    <w:p>
+      <w:pPr>
+        <w:rPr>
+          <w:rFonts w:ascii="Times New Roman" w:hAnsi="Times New Roman" w:cs="Times New Roman"/>
+        </w:rPr>
+      </w:pPr>
+      <w:r>
+        <w:rPr>
+          <w:rFonts w:ascii="Times New Roman" w:hAnsi="Times New Roman" w:cs="Times New Roman"/>
+        </w:rPr>
+        <w:t>Caption 1:</w:t>
+      </w:r>
+    </w:p>
+    <w:p>
+      <w:pPr>
+        <w:rPr>
+          <w:rFonts w:ascii="Times New Roman" w:hAnsi="Times New Roman" w:cs="Times New Roman"/>
+        </w:rPr>
+      </w:pPr>
+      <w:r>
+        <w:rPr>
+          <w:rFonts w:ascii="Times New Roman" w:hAnsi="Times New Roman" w:cs="Times New Roman"/>
+        </w:rPr>
+        <w:t>...</w:t>
+      </w:r>
+    </w:p>
+    <w:p>
+      <w:pPr>
+        <w:rPr>
+          <w:rFonts w:ascii="Times New Roman" w:hAnsi="Times New Roman" w:cs="Times New Roman"/>
+        </w:rPr>
+      </w:pPr>
+    </w:p>
+    <w:p>
+      <w:pPr>
+        <w:rPr>
+          <w:rFonts w:ascii="Times New Roman" w:hAnsi="Times New Roman" w:cs="Times New Roman"/>
+        </w:rPr>
+      </w:pPr>
+      <w:r>
+        <w:rPr>
+          <w:rFonts w:ascii="Times New Roman" w:hAnsi="Times New Roman" w:cs="Times New Roman"/>
+        </w:rPr>
+        <w:t>Caption 5:</w:t>
+      </w:r>
+    </w:p>
+    <w:p>
+      <w:pPr>
+        <w:rPr>
+          <w:rFonts w:ascii="Times New Roman" w:hAnsi="Times New Roman" w:cs="Times New Roman"/>
+        </w:rPr>
+      </w:pPr>
+      <w:r>
+        <w:rPr>
+          <w:rFonts w:ascii="Times New Roman" w:hAnsi="Times New Roman" w:cs="Times New Roman"/>
+        </w:rPr>
+        <w:t>...</w:t>
+      </w:r>
+    </w:p>
+    <w:p>
+      <w:pPr>
+        <w:rPr>
+          <w:rFonts w:ascii="Times New Roman" w:hAnsi="Times New Roman" w:cs="Times New Roman"/>
+        </w:rPr>
+      </w:pPr>
+      <w:r>
+        <w:rPr>
+          <w:rFonts w:ascii="Times New Roman" w:hAnsi="Times New Roman" w:cs="Times New Roman"/>
+        </w:rPr>
+        <w:pict w14:anchorId="328BBDF2">
+          <v:rect id="_x0000_i1145" style="width:0;height:1.5pt" o:hralign="center" o:hrstd="t" o:hr="t" fillcolor="#a0a0a0" stroked="f"/>
+        </w:pict>
+      </w:r>
+    </w:p>
+    <w:p>
+      <w:pPr>
+        <w:rPr>
+          <w:rFonts w:ascii="Times New Roman" w:hAnsi="Times New Roman" w:cs="Times New Roman"/>
+          <w:b/>
+          <w:bCs/>
+        </w:rPr>
+      </w:pPr>
+      <w:r>
+        <w:rPr>
+          <w:rFonts w:ascii="Times New Roman" w:hAnsi="Times New Roman" w:cs="Times New Roman"/>
+          <w:b/>
+          <w:bCs/>
+        </w:rPr>
+        <w:t>Step 3: Caption Embeddings</w:t>
+      </w:r>
+    </w:p>
+    <w:p>
+      <w:pPr>
+        <w:rPr>
+          <w:rFonts w:ascii="Times New Roman" w:hAnsi="Times New Roman" w:cs="Times New Roman"/>
+          <w:b/>
+          <w:bCs/>
+        </w:rPr>
+      </w:pPr>
+      <w:r>
+        <w:rPr>
+          <w:rFonts w:ascii="Times New Roman" w:hAnsi="Times New Roman" w:cs="Times New Roman"/>
+          <w:b/>
+          <w:bCs/>
+        </w:rPr>
+        <w:t>Prompt</w:t>
+      </w:r>
+    </w:p>
+    <w:p>
+      <w:pPr>
+        <w:rPr>
+          <w:rFonts w:ascii="Times New Roman" w:hAnsi="Times New Roman" w:cs="Times New Roman"/>
+        </w:rPr>
+      </w:pPr>
+      <w:r>
+        <w:rPr>
+          <w:rFonts w:ascii="Times New Roman" w:hAnsi="Times New Roman" w:cs="Times New Roman"/>
+        </w:rPr>
+        <w:t>Build a Sentence-BERT embedding module.</w:t>
+      </w:r>
+    </w:p>
+    <w:p>
+      <w:pPr>
+        <w:rPr>
+          <w:rFonts w:ascii="Times New Roman" w:hAnsi="Times New Roman" w:cs="Times New Roman"/>
+        </w:rPr>
+      </w:pPr>
+    </w:p>
+    <w:p>
+      <w:pPr>
+        <w:rPr>
+          <w:rFonts w:ascii="Times New Roman" w:hAnsi="Times New Roman" w:cs="Times New Roman"/>
+        </w:rPr>
+      </w:pPr>
+      <w:r>
+        <w:rPr>
+          <w:rFonts w:ascii="Times New Roman" w:hAnsi="Times New Roman" w:cs="Times New Roman"/>
+        </w:rPr>
+        <w:lastRenderedPageBreak/>
+        <w:t>Model:</w:t>
+      </w:r>
+    </w:p>
+    <w:p>
+      <w:pPr>
+        <w:rPr>
+          <w:rFonts w:ascii="Times New Roman" w:hAnsi="Times New Roman" w:cs="Times New Roman"/>
+        </w:rPr>
+      </w:pPr>
+    </w:p>
+    <w:p>
+      <w:pPr>
+        <w:rPr>
+          <w:rFonts w:ascii="Times New Roman" w:hAnsi="Times New Roman" w:cs="Times New Roman"/>
+        </w:rPr>
+      </w:pPr>
+      <w:r>
+        <w:rPr>
+          <w:rFonts w:ascii="Times New Roman" w:hAnsi="Times New Roman" w:cs="Times New Roman"/>
+        </w:rPr>
+        <w:t>all-MiniLM-L6-v2</w:t>
+      </w:r>
+    </w:p>
+    <w:p>
+      <w:pPr>
+        <w:rPr>
+          <w:rFonts w:ascii="Times New Roman" w:hAnsi="Times New Roman" w:cs="Times New Roman"/>
+        </w:rPr>
+      </w:pPr>
+    </w:p>
+    <w:p>
+      <w:pPr>
+        <w:rPr>
+          <w:rFonts w:ascii="Times New Roman" w:hAnsi="Times New Roman" w:cs="Times New Roman"/>
+        </w:rPr>
+      </w:pPr>
+      <w:r>
+        <w:rPr>
+          <w:rFonts w:ascii="Times New Roman" w:hAnsi="Times New Roman" w:cs="Times New Roman"/>
+        </w:rPr>
+        <w:t>Create class:</w:t>
+      </w:r>
+    </w:p>
+    <w:p>
+      <w:pPr>
+        <w:rPr>
+          <w:rFonts w:ascii="Times New Roman" w:hAnsi="Times New Roman" w:cs="Times New Roman"/>
+        </w:rPr>
+      </w:pPr>
+    </w:p>
+    <w:p>
+      <w:pPr>
+        <w:rPr>
+          <w:rFonts w:ascii="Times New Roman" w:hAnsi="Times New Roman" w:cs="Times New Roman"/>
+        </w:rPr>
+      </w:pPr>
+      <w:r>
+        <w:rPr>
+          <w:rFonts w:ascii="Times New Roman" w:hAnsi="Times New Roman" w:cs="Times New Roman"/>
+        </w:rPr>
+        <w:t>SentenceEmbeddingGenerator</w:t>
+      </w:r>
+    </w:p>
+    <w:p>
+      <w:pPr>
+        <w:rPr>
+          <w:rFonts w:ascii="Times New Roman" w:hAnsi="Times New Roman" w:cs="Times New Roman"/>
+        </w:rPr>
+      </w:pPr>
+    </w:p>
+    <w:p>
+      <w:pPr>
+        <w:rPr>
+          <w:rFonts w:ascii="Times New Roman" w:hAnsi="Times New Roman" w:cs="Times New Roman"/>
+        </w:rPr>
+      </w:pPr>
+      <w:r>
+        <w:rPr>
+          <w:rFonts w:ascii="Times New Roman" w:hAnsi="Times New Roman" w:cs="Times New Roman"/>
+        </w:rPr>
+        <w:t>Functions:</w:t>
+      </w:r>
+    </w:p>
+    <w:p>
+      <w:pPr>
+        <w:rPr>
+          <w:rFonts w:ascii="Times New Roman" w:hAnsi="Times New Roman" w:cs="Times New Roman"/>
+        </w:rPr>
+      </w:pPr>
+    </w:p>
+    <w:p>
+      <w:pPr>
+        <w:rPr>
+          <w:rFonts w:ascii="Times New Roman" w:hAnsi="Times New Roman" w:cs="Times New Roman"/>
+        </w:rPr>
+      </w:pPr>
+      <w:r>
+        <w:rPr>
+          <w:rFonts w:ascii="Times New Roman" w:hAnsi="Times New Roman" w:cs="Times New Roman"/>
+        </w:rPr>
+        <w:t>load_model()</w:t>
+      </w:r>
+    </w:p>
+    <w:p>
+      <w:pPr>
+        <w:rPr>
+          <w:rFonts w:ascii="Times New Roman" w:hAnsi="Times New Roman" w:cs="Times New Roman"/>
+        </w:rPr>
+      </w:pPr>
+    </w:p>
+    <w:p>
+      <w:pPr>
+        <w:rPr>
+          <w:rFonts w:ascii="Times New Roman" w:hAnsi="Times New Roman" w:cs="Times New Roman"/>
+        </w:rPr>
+      </w:pPr>
+      <w:r>
+        <w:rPr>
+          <w:rFonts w:ascii="Times New Roman" w:hAnsi="Times New Roman" w:cs="Times New Roman"/>
+        </w:rPr>
+        <w:t>generate_embeddings(captions)</w:t>
+      </w:r>
+    </w:p>
+    <w:p>
+      <w:pPr>
+        <w:rPr>
+          <w:rFonts w:ascii="Times New Roman" w:hAnsi="Times New Roman" w:cs="Times New Roman"/>
+        </w:rPr>
+      </w:pPr>
+    </w:p>
+    <w:p>
+      <w:pPr>
+        <w:rPr>
+          <w:rFonts w:ascii="Times New Roman" w:hAnsi="Times New Roman" w:cs="Times New Roman"/>
+        </w:rPr>
+      </w:pPr>
+      <w:r>
+        <w:rPr>
+          <w:rFonts w:ascii="Times New Roman" w:hAnsi="Times New Roman" w:cs="Times New Roman"/>
+        </w:rPr>
+        <w:t>save_embeddings()</w:t>
+      </w:r>
+    </w:p>
+    <w:p>
+      <w:pPr>
+        <w:rPr>
+          <w:rFonts w:ascii="Times New Roman" w:hAnsi="Times New Roman" w:cs="Times New Roman"/>
+        </w:rPr>
+      </w:pPr>
+    </w:p>
+    <w:p>
+      <w:pPr>
+        <w:rPr>
+          <w:rFonts w:ascii="Times New Roman" w:hAnsi="Times New Roman" w:cs="Times New Roman"/>
+        </w:rPr>
+      </w:pPr>
+      <w:r>
+        <w:rPr>
+          <w:rFonts w:ascii="Times New Roman" w:hAnsi="Times New Roman" w:cs="Times New Roman"/>
+        </w:rPr>
+        <w:t>load_embeddings()</w:t>
+      </w:r>
+    </w:p>
+    <w:p>
+      <w:pPr>
+        <w:rPr>
+          <w:rFonts w:ascii="Times New Roman" w:hAnsi="Times New Roman" w:cs="Times New Roman"/>
+        </w:rPr>
+      </w:pPr>
+    </w:p>
+    <w:p>
+      <w:pPr>
+        <w:rPr>
+          <w:rFonts w:ascii="Times New Roman" w:hAnsi="Times New Roman" w:cs="Times New Roman"/>
+        </w:rPr>
+      </w:pPr>
+      <w:r>
+        <w:rPr>
+          <w:rFonts w:ascii="Times New Roman" w:hAnsi="Times New Roman" w:cs="Times New Roman"/>
+        </w:rPr>
+        <w:t>Support GPU if available.</w:t>
+      </w:r>
+    </w:p>
+    <w:p>
+      <w:pPr>
+        <w:rPr>
+          <w:rFonts w:ascii="Times New Roman" w:hAnsi="Times New Roman" w:cs="Times New Roman"/>
+        </w:rPr>
+      </w:pPr>
+    </w:p>
+    <w:p>
+      <w:pPr>
+        <w:rPr>
+          <w:rFonts w:ascii="Times New Roman" w:hAnsi="Times New Roman" w:cs="Times New Roman"/>
+        </w:rPr>
+      </w:pPr>
+      <w:r>
+        <w:rPr>
+          <w:rFonts w:ascii="Times New Roman" w:hAnsi="Times New Roman" w:cs="Times New Roman"/>
+        </w:rPr>
+        <w:t>Use batch inference.</w:t>
+      </w:r>
+    </w:p>
+    <w:p>
+      <w:pPr>
+        <w:rPr>
+          <w:rFonts w:ascii="Times New Roman" w:hAnsi="Times New Roman" w:cs="Times New Roman"/>
+        </w:rPr>
+      </w:pPr>
+    </w:p>
+    <w:p>
+      <w:pPr>
+        <w:rPr>
+          <w:rFonts w:ascii="Times New Roman" w:hAnsi="Times New Roman" w:cs="Times New Roman"/>
+        </w:rPr>
+      </w:pPr>
+      <w:r>
+        <w:rPr>
+          <w:rFonts w:ascii="Times New Roman" w:hAnsi="Times New Roman" w:cs="Times New Roman"/>
+        </w:rPr>
+        <w:t>Add logging.</w:t>
+      </w:r>
+    </w:p>
+    <w:p>
+      <w:pPr>
+        <w:rPr>
+          <w:rFonts w:ascii="Times New Roman" w:hAnsi="Times New Roman" w:cs="Times New Roman"/>
+        </w:rPr>
+      </w:pPr>
+    </w:p>
+    <w:p>
+      <w:pPr>
+        <w:rPr>
+          <w:rFonts w:ascii="Times New Roman" w:hAnsi="Times New Roman" w:cs="Times New Roman"/>
+        </w:rPr>
+      </w:pPr>
+      <w:r>
+        <w:rPr>
+          <w:rFonts w:ascii="Times New Roman" w:hAnsi="Times New Roman" w:cs="Times New Roman"/>
+        </w:rPr>
+        <w:t>Return NumPy arrays.</w:t>
+      </w:r>
+    </w:p>
+    <w:p>
+      <w:pPr>
+        <w:rPr>
+          <w:rFonts w:ascii="Times New Roman" w:hAnsi="Times New Roman" w:cs="Times New Roman"/>
+        </w:rPr>
+      </w:pPr>
+    </w:p>
+    <w:p>
+      <w:pPr>
+        <w:rPr>
+          <w:rFonts w:ascii="Times New Roman" w:hAnsi="Times New Roman" w:cs="Times New Roman"/>
+        </w:rPr>
+      </w:pPr>
+      <w:r>
+        <w:rPr>
+          <w:rFonts w:ascii="Times New Roman" w:hAnsi="Times New Roman" w:cs="Times New Roman"/>
+        </w:rPr>
+        <w:t>Follow production coding standards.</w:t>
+      </w:r>
+    </w:p>
+    <w:p>
+      <w:pPr>
+        <w:rPr>
+          <w:rFonts w:ascii="Times New Roman" w:hAnsi="Times New Roman" w:cs="Times New Roman"/>
+          <w:b/>
+          <w:bCs/>
+        </w:rPr>
+      </w:pPr>
+      <w:r>
+        <w:rPr>
+          <w:rFonts w:ascii="Times New Roman" w:hAnsi="Times New Roman" w:cs="Times New Roman"/>
+          <w:b/>
+          <w:bCs/>
+        </w:rPr>
+        <w:t>Test</w:t>
+      </w:r>
+    </w:p>
+    <w:p>
+      <w:pPr>
+        <w:rPr>
+          <w:rFonts w:ascii="Times New Roman" w:hAnsi="Times New Roman" w:cs="Times New Roman"/>
+        </w:rPr>
+      </w:pPr>
+      <w:r>
+        <w:rPr>
+          <w:rFonts w:ascii="Times New Roman" w:hAnsi="Times New Roman" w:cs="Times New Roman"/>
+        </w:rPr>
+        <w:t>python src/embedding.py</w:t>
+      </w:r>
+    </w:p>
+    <w:p>
+      <w:pPr>
+        <w:rPr>
+          <w:rFonts w:ascii="Times New Roman" w:hAnsi="Times New Roman" w:cs="Times New Roman"/>
+        </w:rPr>
+      </w:pPr>
+      <w:r>
+        <w:rPr>
+          <w:rFonts w:ascii="Times New Roman" w:hAnsi="Times New Roman" w:cs="Times New Roman"/>
+        </w:rPr>
+        <w:lastRenderedPageBreak/>
+        <w:t>Expected</w:t>
+      </w:r>
+    </w:p>
+    <w:p>
+      <w:pPr>
+        <w:rPr>
+          <w:rFonts w:ascii="Times New Roman" w:hAnsi="Times New Roman" w:cs="Times New Roman"/>
+        </w:rPr>
+      </w:pPr>
+      <w:r>
+        <w:rPr>
+          <w:rFonts w:ascii="Times New Roman" w:hAnsi="Times New Roman" w:cs="Times New Roman"/>
+        </w:rPr>
+        <w:t>5 captions loaded</w:t>
+      </w:r>
+    </w:p>
+    <w:p>
+      <w:pPr>
+        <w:rPr>
+          <w:rFonts w:ascii="Times New Roman" w:hAnsi="Times New Roman" w:cs="Times New Roman"/>
+        </w:rPr>
+      </w:pPr>
+    </w:p>
+    <w:p>
+      <w:pPr>
+        <w:rPr>
+          <w:rFonts w:ascii="Times New Roman" w:hAnsi="Times New Roman" w:cs="Times New Roman"/>
+        </w:rPr>
+      </w:pPr>
+      <w:r>
+        <w:rPr>
+          <w:rFonts w:ascii="Times New Roman" w:hAnsi="Times New Roman" w:cs="Times New Roman"/>
+        </w:rPr>
+        <w:t>Embedding shape</w:t>
+      </w:r>
+    </w:p>
+    <w:p>
+      <w:pPr>
+        <w:rPr>
+          <w:rFonts w:ascii="Times New Roman" w:hAnsi="Times New Roman" w:cs="Times New Roman"/>
+        </w:rPr>
+      </w:pPr>
+    </w:p>
+    <w:p>
+      <w:pPr>
+        <w:rPr>
+          <w:rFonts w:ascii="Times New Roman" w:hAnsi="Times New Roman" w:cs="Times New Roman"/>
+        </w:rPr>
+      </w:pPr>
+      <w:r>
+        <w:rPr>
+          <w:rFonts w:ascii="Times New Roman" w:hAnsi="Times New Roman" w:cs="Times New Roman"/>
+        </w:rPr>
+        <w:t>(5,384)</w:t>
+      </w:r>
+    </w:p>
+    <w:p>
+      <w:pPr>
+        <w:rPr>
+          <w:rFonts w:ascii="Times New Roman" w:hAnsi="Times New Roman" w:cs="Times New Roman"/>
+        </w:rPr>
+      </w:pPr>
+      <w:r>
+        <w:rPr>
+          <w:rFonts w:ascii="Times New Roman" w:hAnsi="Times New Roman" w:cs="Times New Roman"/>
+        </w:rPr>
+        <w:pict w14:anchorId="3602ACFB">
+          <v:rect id="_x0000_i1146" style="width:0;height:1.5pt" o:hralign="center" o:hrstd="t" o:hr="t" fillcolor="#a0a0a0" stroked="f"/>
+        </w:pict>
+      </w:r>
+    </w:p>
+    <w:p>
+      <w:pPr>
+        <w:rPr>
+          <w:rFonts w:ascii="Times New Roman" w:hAnsi="Times New Roman" w:cs="Times New Roman"/>
+          <w:b/>
+          <w:bCs/>
+        </w:rPr>
+      </w:pPr>
+      <w:r>
+        <w:rPr>
+          <w:rFonts w:ascii="Times New Roman" w:hAnsi="Times New Roman" w:cs="Times New Roman"/>
+          <w:b/>
+          <w:bCs/>
+        </w:rPr>
+        <w:t>Step 4: Caption Diversity</w:t>
+      </w:r>
+    </w:p>
+    <w:p>
+      <w:pPr>
+        <w:rPr>
+          <w:rFonts w:ascii="Times New Roman" w:hAnsi="Times New Roman" w:cs="Times New Roman"/>
+          <w:b/>
+          <w:bCs/>
+        </w:rPr>
+      </w:pPr>
+      <w:r>
+        <w:rPr>
+          <w:rFonts w:ascii="Times New Roman" w:hAnsi="Times New Roman" w:cs="Times New Roman"/>
+          <w:b/>
+          <w:bCs/>
+        </w:rPr>
+        <w:t>Prompt</w:t>
+      </w:r>
+    </w:p>
+    <w:p>
+      <w:pPr>
+        <w:rPr>
+          <w:rFonts w:ascii="Times New Roman" w:hAnsi="Times New Roman" w:cs="Times New Roman"/>
+        </w:rPr>
+      </w:pPr>
+      <w:r>
+        <w:rPr>
+          <w:rFonts w:ascii="Times New Roman" w:hAnsi="Times New Roman" w:cs="Times New Roman"/>
+        </w:rPr>
+        <w:t>Build a Caption Diversity module.</w:t>
+      </w:r>
+    </w:p>
+    <w:p>
+      <w:pPr>
+        <w:rPr>
+          <w:rFonts w:ascii="Times New Roman" w:hAnsi="Times New Roman" w:cs="Times New Roman"/>
+        </w:rPr>
+      </w:pPr>
+    </w:p>
+    <w:p>
+      <w:pPr>
+        <w:rPr>
+          <w:rFonts w:ascii="Times New Roman" w:hAnsi="Times New Roman" w:cs="Times New Roman"/>
+        </w:rPr>
+      </w:pPr>
+      <w:r>
+        <w:rPr>
+          <w:rFonts w:ascii="Times New Roman" w:hAnsi="Times New Roman" w:cs="Times New Roman"/>
+        </w:rPr>
+        <w:t>Input:</w:t>
+      </w:r>
+    </w:p>
+    <w:p>
+      <w:pPr>
+        <w:rPr>
+          <w:rFonts w:ascii="Times New Roman" w:hAnsi="Times New Roman" w:cs="Times New Roman"/>
+        </w:rPr>
+      </w:pPr>
+      <w:r>
+        <w:rPr>
+          <w:rFonts w:ascii="Times New Roman" w:hAnsi="Times New Roman" w:cs="Times New Roman"/>
+        </w:rPr>
+        <w:t>Sentence-BERT embeddings</w:t>
+      </w:r>
+    </w:p>
+    <w:p>
+      <w:pPr>
+        <w:rPr>
+          <w:rFonts w:ascii="Times New Roman" w:hAnsi="Times New Roman" w:cs="Times New Roman"/>
+        </w:rPr>
+      </w:pPr>
+    </w:p>
+    <w:p>
+      <w:pPr>
+        <w:rPr>
+          <w:rFonts w:ascii="Times New Roman" w:hAnsi="Times New Roman" w:cs="Times New Roman"/>
+        </w:rPr>
+      </w:pPr>
+      <w:r>
+        <w:rPr>
+          <w:rFonts w:ascii="Times New Roman" w:hAnsi="Times New Roman" w:cs="Times New Roman"/>
+        </w:rPr>
+        <w:t>Calculate:</w:t>
+      </w:r>
+    </w:p>
+    <w:p>
+      <w:pPr>
+        <w:rPr>
+          <w:rFonts w:ascii="Times New Roman" w:hAnsi="Times New Roman" w:cs="Times New Roman"/>
+        </w:rPr>
+      </w:pPr>
+    </w:p>
+    <w:p>
+      <w:pPr>
+        <w:rPr>
+          <w:rFonts w:ascii="Times New Roman" w:hAnsi="Times New Roman" w:cs="Times New Roman"/>
+        </w:rPr>
+      </w:pPr>
+      <w:r>
+        <w:rPr>
+          <w:rFonts w:ascii="Times New Roman" w:hAnsi="Times New Roman" w:cs="Times New Roman"/>
+        </w:rPr>
+        <w:t>Pairwise cosine similarity</w:t>
+      </w:r>
+    </w:p>
+    <w:p>
+      <w:pPr>
+        <w:rPr>
+          <w:rFonts w:ascii="Times New Roman" w:hAnsi="Times New Roman" w:cs="Times New Roman"/>
+        </w:rPr>
+      </w:pPr>
+    </w:p>
+    <w:p>
+      <w:pPr>
+        <w:rPr>
+          <w:rFonts w:ascii="Times New Roman" w:hAnsi="Times New Roman" w:cs="Times New Roman"/>
+        </w:rPr>
+      </w:pPr>
+      <w:r>
+        <w:rPr>
+          <w:rFonts w:ascii="Times New Roman" w:hAnsi="Times New Roman" w:cs="Times New Roman"/>
+        </w:rPr>
+        <w:t>Average similarity</w:t>
+      </w:r>
+    </w:p>
+    <w:p>
+      <w:pPr>
+        <w:rPr>
+          <w:rFonts w:ascii="Times New Roman" w:hAnsi="Times New Roman" w:cs="Times New Roman"/>
+        </w:rPr>
+      </w:pPr>
+    </w:p>
+    <w:p>
+      <w:pPr>
+        <w:rPr>
+          <w:rFonts w:ascii="Times New Roman" w:hAnsi="Times New Roman" w:cs="Times New Roman"/>
+        </w:rPr>
+      </w:pPr>
+      <w:r>
+        <w:rPr>
+          <w:rFonts w:ascii="Times New Roman" w:hAnsi="Times New Roman" w:cs="Times New Roman"/>
+        </w:rPr>
+        <w:t>Minimum similarity</w:t>
+      </w:r>
+    </w:p>
+    <w:p>
+      <w:pPr>
+        <w:rPr>
+          <w:rFonts w:ascii="Times New Roman" w:hAnsi="Times New Roman" w:cs="Times New Roman"/>
+        </w:rPr>
+      </w:pPr>
+    </w:p>
+    <w:p>
+      <w:pPr>
+        <w:rPr>
+          <w:rFonts w:ascii="Times New Roman" w:hAnsi="Times New Roman" w:cs="Times New Roman"/>
+        </w:rPr>
+      </w:pPr>
+      <w:r>
+        <w:rPr>
+          <w:rFonts w:ascii="Times New Roman" w:hAnsi="Times New Roman" w:cs="Times New Roman"/>
+        </w:rPr>
+        <w:t>Maximum similarity</w:t>
+      </w:r>
+    </w:p>
+    <w:p>
+      <w:pPr>
+        <w:rPr>
+          <w:rFonts w:ascii="Times New Roman" w:hAnsi="Times New Roman" w:cs="Times New Roman"/>
+        </w:rPr>
+      </w:pPr>
+    </w:p>
+    <w:p>
+      <w:pPr>
+        <w:rPr>
+          <w:rFonts w:ascii="Times New Roman" w:hAnsi="Times New Roman" w:cs="Times New Roman"/>
+        </w:rPr>
+      </w:pPr>
+      <w:r>
+        <w:rPr>
+          <w:rFonts w:ascii="Times New Roman" w:hAnsi="Times New Roman" w:cs="Times New Roman"/>
+        </w:rPr>
+        <w:t>Standard deviation</w:t>
+      </w:r>
+    </w:p>
+    <w:p>
+      <w:pPr>
+        <w:rPr>
+          <w:rFonts w:ascii="Times New Roman" w:hAnsi="Times New Roman" w:cs="Times New Roman"/>
+        </w:rPr>
+      </w:pPr>
+    </w:p>
+    <w:p>
+      <w:pPr>
+        <w:rPr>
+          <w:rFonts w:ascii="Times New Roman" w:hAnsi="Times New Roman" w:cs="Times New Roman"/>
+        </w:rPr>
+      </w:pPr>
+      <w:r>
+        <w:rPr>
+          <w:rFonts w:ascii="Times New Roman" w:hAnsi="Times New Roman" w:cs="Times New Roman"/>
+        </w:rPr>
+        <w:t>Caption diversity score</w:t>
+      </w:r>
+    </w:p>
+    <w:p>
+      <w:pPr>
+        <w:rPr>
+          <w:rFonts w:ascii="Times New Roman" w:hAnsi="Times New Roman" w:cs="Times New Roman"/>
+        </w:rPr>
+      </w:pPr>
+    </w:p>
+    <w:p>
+      <w:pPr>
+        <w:rPr>
+          <w:rFonts w:ascii="Times New Roman" w:hAnsi="Times New Roman" w:cs="Times New Roman"/>
+        </w:rPr>
+      </w:pPr>
+      <w:r>
+        <w:rPr>
+          <w:rFonts w:ascii="Times New Roman" w:hAnsi="Times New Roman" w:cs="Times New Roman"/>
+        </w:rPr>
+        <w:t>Formula:</w:t>
+      </w:r>
+    </w:p>
+    <w:p>
+      <w:pPr>
+        <w:rPr>
+          <w:rFonts w:ascii="Times New Roman" w:hAnsi="Times New Roman" w:cs="Times New Roman"/>
+        </w:rPr>
+      </w:pPr>
+    </w:p>
+    <w:p>
+      <w:pPr>
+        <w:rPr>
+          <w:rFonts w:ascii="Times New Roman" w:hAnsi="Times New Roman" w:cs="Times New Roman"/>
+        </w:rPr>
+      </w:pPr>
+      <w:r>
+        <w:rPr>
+          <w:rFonts w:ascii="Times New Roman" w:hAnsi="Times New Roman" w:cs="Times New Roman"/>
+        </w:rPr>
+        <w:t>Diversity = 1 - Average Similarity</w:t>
+      </w:r>
+    </w:p>
+    <w:p>
+      <w:pPr>
+        <w:rPr>
+          <w:rFonts w:ascii="Times New Roman" w:hAnsi="Times New Roman" w:cs="Times New Roman"/>
+        </w:rPr>
+      </w:pPr>
+    </w:p>
+    <w:p>
+      <w:pPr>
+        <w:rPr>
+          <w:rFonts w:ascii="Times New Roman" w:hAnsi="Times New Roman" w:cs="Times New Roman"/>
+        </w:rPr>
+      </w:pPr>
+      <w:r>
+        <w:rPr>
+          <w:rFonts w:ascii="Times New Roman" w:hAnsi="Times New Roman" w:cs="Times New Roman"/>
+        </w:rPr>
+        <w:t>Output:</w:t>
+      </w:r>
+    </w:p>
+    <w:p>
+      <w:pPr>
+        <w:rPr>
+          <w:rFonts w:ascii="Times New Roman" w:hAnsi="Times New Roman" w:cs="Times New Roman"/>
+        </w:rPr>
+      </w:pPr>
+    </w:p>
+    <w:p>
+      <w:pPr>
+        <w:rPr>
+          <w:rFonts w:ascii="Times New Roman" w:hAnsi="Times New Roman" w:cs="Times New Roman"/>
+        </w:rPr>
+      </w:pPr>
+      <w:r>
+        <w:rPr>
+          <w:rFonts w:ascii="Times New Roman" w:hAnsi="Times New Roman" w:cs="Times New Roman"/>
+        </w:rPr>
+        <w:t>JSON</w:t>
+      </w:r>
+    </w:p>
+    <w:p>
+      <w:pPr>
+        <w:rPr>
+          <w:rFonts w:ascii="Times New Roman" w:hAnsi="Times New Roman" w:cs="Times New Roman"/>
+        </w:rPr>
+      </w:pPr>
+    </w:p>
+    <w:p>
+      <w:pPr>
+        <w:rPr>
+          <w:rFonts w:ascii="Times New Roman" w:hAnsi="Times New Roman" w:cs="Times New Roman"/>
+        </w:rPr>
+      </w:pPr>
+      <w:r>
+        <w:rPr>
+          <w:rFonts w:ascii="Times New Roman" w:hAnsi="Times New Roman" w:cs="Times New Roman"/>
+        </w:rPr>
+        <w:t>CSV</w:t>
+      </w:r>
+    </w:p>
+    <w:p>
+      <w:pPr>
+        <w:rPr>
+          <w:rFonts w:ascii="Times New Roman" w:hAnsi="Times New Roman" w:cs="Times New Roman"/>
+        </w:rPr>
+      </w:pPr>
+    </w:p>
+    <w:p>
+      <w:pPr>
+        <w:rPr>
+          <w:rFonts w:ascii="Times New Roman" w:hAnsi="Times New Roman" w:cs="Times New Roman"/>
+        </w:rPr>
+      </w:pPr>
+      <w:r>
+        <w:rPr>
+          <w:rFonts w:ascii="Times New Roman" w:hAnsi="Times New Roman" w:cs="Times New Roman"/>
+        </w:rPr>
+        <w:t>Return reusable Python class.</w:t>
+      </w:r>
+    </w:p>
+    <w:p>
+      <w:pPr>
+        <w:rPr>
+          <w:rFonts w:ascii="Times New Roman" w:hAnsi="Times New Roman" w:cs="Times New Roman"/>
+        </w:rPr>
+      </w:pPr>
+    </w:p>
+    <w:p>
+      <w:pPr>
+        <w:rPr>
+          <w:rFonts w:ascii="Times New Roman" w:hAnsi="Times New Roman" w:cs="Times New Roman"/>
+        </w:rPr>
+      </w:pPr>
+      <w:r>
+        <w:rPr>
+          <w:rFonts w:ascii="Times New Roman" w:hAnsi="Times New Roman" w:cs="Times New Roman"/>
+        </w:rPr>
+        <w:t>Include visualization.</w:t>
+      </w:r>
+    </w:p>
+    <w:p>
+      <w:pPr>
+        <w:rPr>
+          <w:rFonts w:ascii="Times New Roman" w:hAnsi="Times New Roman" w:cs="Times New Roman"/>
+          <w:b/>
+          <w:bCs/>
+        </w:rPr>
+      </w:pPr>
+      <w:r>
+        <w:rPr>
+          <w:rFonts w:ascii="Times New Roman" w:hAnsi="Times New Roman" w:cs="Times New Roman"/>
+          <w:b/>
+          <w:bCs/>
+        </w:rPr>
+        <w:t>Test</w:t>
+      </w:r>
+    </w:p>
+    <w:p>
+      <w:pPr>
+        <w:rPr>
+          <w:rFonts w:ascii="Times New Roman" w:hAnsi="Times New Roman" w:cs="Times New Roman"/>
+        </w:rPr>
+      </w:pPr>
+      <w:r>
+        <w:rPr>
+          <w:rFonts w:ascii="Times New Roman" w:hAnsi="Times New Roman" w:cs="Times New Roman"/>
+        </w:rPr>
+        <w:t>python src/caption_diversity.py</w:t>
+      </w:r>
+    </w:p>
+    <w:p>
+      <w:pPr>
+        <w:rPr>
+          <w:rFonts w:ascii="Times New Roman" w:hAnsi="Times New Roman" w:cs="Times New Roman"/>
+        </w:rPr>
+      </w:pPr>
+      <w:r>
+        <w:rPr>
+          <w:rFonts w:ascii="Times New Roman" w:hAnsi="Times New Roman" w:cs="Times New Roman"/>
+        </w:rPr>
+        <w:t>Expected</w:t>
+      </w:r>
+    </w:p>
+    <w:p>
+      <w:pPr>
+        <w:rPr>
+          <w:rFonts w:ascii="Times New Roman" w:hAnsi="Times New Roman" w:cs="Times New Roman"/>
+        </w:rPr>
+      </w:pPr>
+      <w:r>
+        <w:rPr>
+          <w:rFonts w:ascii="Times New Roman" w:hAnsi="Times New Roman" w:cs="Times New Roman"/>
+        </w:rPr>
+        <w:t>Average Similarity</w:t>
+      </w:r>
+    </w:p>
+    <w:p>
+      <w:pPr>
+        <w:rPr>
+          <w:rFonts w:ascii="Times New Roman" w:hAnsi="Times New Roman" w:cs="Times New Roman"/>
+        </w:rPr>
+      </w:pPr>
+    </w:p>
+    <w:p>
+      <w:pPr>
+        <w:rPr>
+          <w:rFonts w:ascii="Times New Roman" w:hAnsi="Times New Roman" w:cs="Times New Roman"/>
+        </w:rPr>
+      </w:pPr>
+      <w:r>
+        <w:rPr>
+          <w:rFonts w:ascii="Times New Roman" w:hAnsi="Times New Roman" w:cs="Times New Roman"/>
+        </w:rPr>
+        <w:t>0.82</w:t>
+      </w:r>
+    </w:p>
+    <w:p>
+      <w:pPr>
+        <w:rPr>
+          <w:rFonts w:ascii="Times New Roman" w:hAnsi="Times New Roman" w:cs="Times New Roman"/>
+        </w:rPr>
+      </w:pPr>
+    </w:p>
+    <w:p>
+      <w:pPr>
+        <w:rPr>
+          <w:rFonts w:ascii="Times New Roman" w:hAnsi="Times New Roman" w:cs="Times New Roman"/>
+        </w:rPr>
+      </w:pPr>
+      <w:r>
+        <w:rPr>
+          <w:rFonts w:ascii="Times New Roman" w:hAnsi="Times New Roman" w:cs="Times New Roman"/>
+        </w:rPr>
+        <w:t>Caption Diversity</w:t>
+      </w:r>
+    </w:p>
+    <w:p>
+      <w:pPr>
+        <w:rPr>
+          <w:rFonts w:ascii="Times New Roman" w:hAnsi="Times New Roman" w:cs="Times New Roman"/>
+        </w:rPr>
+      </w:pPr>
+    </w:p>
+    <w:p>
+      <w:pPr>
+        <w:rPr>
+          <w:rFonts w:ascii="Times New Roman" w:hAnsi="Times New Roman" w:cs="Times New Roman"/>
+        </w:rPr>
+      </w:pPr>
+      <w:r>
+        <w:rPr>
+          <w:rFonts w:ascii="Times New Roman" w:hAnsi="Times New Roman" w:cs="Times New Roman"/>
+        </w:rPr>
+        <w:t>0.18</w:t>
+      </w:r>
+    </w:p>
+    <w:p>
+      <w:pPr>
+        <w:rPr>
+          <w:rFonts w:ascii="Times New Roman" w:hAnsi="Times New Roman" w:cs="Times New Roman"/>
+        </w:rPr>
+      </w:pPr>
+      <w:r>
+        <w:rPr>
+          <w:rFonts w:ascii="Times New Roman" w:hAnsi="Times New Roman" w:cs="Times New Roman"/>
+        </w:rPr>
+        <w:pict w14:anchorId="1FB2D847">
+          <v:rect id="_x0000_i1147" style="width:0;height:1.5pt" o:hralign="center" o:hrstd="t" o:hr="t" fillcolor="#a0a0a0" stroked="f"/>
+        </w:pict>
+      </w:r>
+    </w:p>
+    <w:p>
+      <w:pPr>
+        <w:rPr>
+          <w:rFonts w:ascii="Times New Roman" w:hAnsi="Times New Roman" w:cs="Times New Roman"/>
+          <w:b/>
+          <w:bCs/>
+        </w:rPr>
+      </w:pPr>
+      <w:r>
+        <w:rPr>
+          <w:rFonts w:ascii="Times New Roman" w:hAnsi="Times New Roman" w:cs="Times New Roman"/>
+          <w:b/>
+          <w:bCs/>
+        </w:rPr>
+        <w:t>Step 5: OpenCV Features</w:t>
+      </w:r>
+    </w:p>
+    <w:p>
+      <w:pPr>
+        <w:rPr>
+          <w:rFonts w:ascii="Times New Roman" w:hAnsi="Times New Roman" w:cs="Times New Roman"/>
+          <w:b/>
+          <w:bCs/>
+        </w:rPr>
+      </w:pPr>
+      <w:r>
+        <w:rPr>
+          <w:rFonts w:ascii="Times New Roman" w:hAnsi="Times New Roman" w:cs="Times New Roman"/>
+          <w:b/>
+          <w:bCs/>
+        </w:rPr>
+        <w:t>Prompt</w:t>
+      </w:r>
+    </w:p>
+    <w:p>
+      <w:pPr>
+        <w:rPr>
+          <w:rFonts w:ascii="Times New Roman" w:hAnsi="Times New Roman" w:cs="Times New Roman"/>
+        </w:rPr>
+      </w:pPr>
+      <w:r>
+        <w:rPr>
+          <w:rFonts w:ascii="Times New Roman" w:hAnsi="Times New Roman" w:cs="Times New Roman"/>
+        </w:rPr>
+        <w:t>Build an OpenCV feature extraction pipeline.</w:t>
+      </w:r>
+    </w:p>
+    <w:p>
+      <w:pPr>
+        <w:rPr>
+          <w:rFonts w:ascii="Times New Roman" w:hAnsi="Times New Roman" w:cs="Times New Roman"/>
+        </w:rPr>
+      </w:pPr>
+    </w:p>
+    <w:p>
+      <w:pPr>
+        <w:rPr>
+          <w:rFonts w:ascii="Times New Roman" w:hAnsi="Times New Roman" w:cs="Times New Roman"/>
+        </w:rPr>
+      </w:pPr>
+      <w:r>
+        <w:rPr>
+          <w:rFonts w:ascii="Times New Roman" w:hAnsi="Times New Roman" w:cs="Times New Roman"/>
+        </w:rPr>
+        <w:t>Extract:</w:t>
+      </w:r>
+    </w:p>
+    <w:p>
+      <w:pPr>
+        <w:rPr>
+          <w:rFonts w:ascii="Times New Roman" w:hAnsi="Times New Roman" w:cs="Times New Roman"/>
+        </w:rPr>
+      </w:pPr>
+    </w:p>
+    <w:p>
+      <w:pPr>
+        <w:rPr>
+          <w:rFonts w:ascii="Times New Roman" w:hAnsi="Times New Roman" w:cs="Times New Roman"/>
+        </w:rPr>
+      </w:pPr>
+      <w:r>
+        <w:rPr>
+          <w:rFonts w:ascii="Times New Roman" w:hAnsi="Times New Roman" w:cs="Times New Roman"/>
+        </w:rPr>
+        <w:lastRenderedPageBreak/>
+        <w:t>Edge Density</w:t>
+      </w:r>
+    </w:p>
+    <w:p>
+      <w:pPr>
+        <w:rPr>
+          <w:rFonts w:ascii="Times New Roman" w:hAnsi="Times New Roman" w:cs="Times New Roman"/>
+        </w:rPr>
+      </w:pPr>
+    </w:p>
+    <w:p>
+      <w:pPr>
+        <w:rPr>
+          <w:rFonts w:ascii="Times New Roman" w:hAnsi="Times New Roman" w:cs="Times New Roman"/>
+        </w:rPr>
+      </w:pPr>
+      <w:r>
+        <w:rPr>
+          <w:rFonts w:ascii="Times New Roman" w:hAnsi="Times New Roman" w:cs="Times New Roman"/>
+        </w:rPr>
+        <w:t>Entropy</w:t>
+      </w:r>
+    </w:p>
+    <w:p>
+      <w:pPr>
+        <w:rPr>
+          <w:rFonts w:ascii="Times New Roman" w:hAnsi="Times New Roman" w:cs="Times New Roman"/>
+        </w:rPr>
+      </w:pPr>
+    </w:p>
+    <w:p>
+      <w:pPr>
+        <w:rPr>
+          <w:rFonts w:ascii="Times New Roman" w:hAnsi="Times New Roman" w:cs="Times New Roman"/>
+        </w:rPr>
+      </w:pPr>
+      <w:r>
+        <w:rPr>
+          <w:rFonts w:ascii="Times New Roman" w:hAnsi="Times New Roman" w:cs="Times New Roman"/>
+        </w:rPr>
+        <w:t>Brightness</w:t>
+      </w:r>
+    </w:p>
+    <w:p>
+      <w:pPr>
+        <w:rPr>
+          <w:rFonts w:ascii="Times New Roman" w:hAnsi="Times New Roman" w:cs="Times New Roman"/>
+        </w:rPr>
+      </w:pPr>
+    </w:p>
+    <w:p>
+      <w:pPr>
+        <w:rPr>
+          <w:rFonts w:ascii="Times New Roman" w:hAnsi="Times New Roman" w:cs="Times New Roman"/>
+        </w:rPr>
+      </w:pPr>
+      <w:r>
+        <w:rPr>
+          <w:rFonts w:ascii="Times New Roman" w:hAnsi="Times New Roman" w:cs="Times New Roman"/>
+        </w:rPr>
+        <w:t>Contrast</w:t>
+      </w:r>
+    </w:p>
+    <w:p>
+      <w:pPr>
+        <w:rPr>
+          <w:rFonts w:ascii="Times New Roman" w:hAnsi="Times New Roman" w:cs="Times New Roman"/>
+        </w:rPr>
+      </w:pPr>
+    </w:p>
+    <w:p>
+      <w:pPr>
+        <w:rPr>
+          <w:rFonts w:ascii="Times New Roman" w:hAnsi="Times New Roman" w:cs="Times New Roman"/>
+        </w:rPr>
+      </w:pPr>
+      <w:r>
+        <w:rPr>
+          <w:rFonts w:ascii="Times New Roman" w:hAnsi="Times New Roman" w:cs="Times New Roman"/>
+        </w:rPr>
+        <w:t>Color Variance</w:t>
+      </w:r>
+    </w:p>
+    <w:p>
+      <w:pPr>
+        <w:rPr>
+          <w:rFonts w:ascii="Times New Roman" w:hAnsi="Times New Roman" w:cs="Times New Roman"/>
+        </w:rPr>
+      </w:pPr>
+    </w:p>
+    <w:p>
+      <w:pPr>
+        <w:rPr>
+          <w:rFonts w:ascii="Times New Roman" w:hAnsi="Times New Roman" w:cs="Times New Roman"/>
+        </w:rPr>
+      </w:pPr>
+      <w:r>
+        <w:rPr>
+          <w:rFonts w:ascii="Times New Roman" w:hAnsi="Times New Roman" w:cs="Times New Roman"/>
+        </w:rPr>
+        <w:t>Texture</w:t>
+      </w:r>
+    </w:p>
+    <w:p>
+      <w:pPr>
+        <w:rPr>
+          <w:rFonts w:ascii="Times New Roman" w:hAnsi="Times New Roman" w:cs="Times New Roman"/>
+        </w:rPr>
+      </w:pPr>
+    </w:p>
+    <w:p>
+      <w:pPr>
+        <w:rPr>
+          <w:rFonts w:ascii="Times New Roman" w:hAnsi="Times New Roman" w:cs="Times New Roman"/>
+        </w:rPr>
+      </w:pPr>
+      <w:r>
+        <w:rPr>
+          <w:rFonts w:ascii="Times New Roman" w:hAnsi="Times New Roman" w:cs="Times New Roman"/>
+        </w:rPr>
+        <w:t>Image Resolution</w:t>
+      </w:r>
+    </w:p>
+    <w:p>
+      <w:pPr>
+        <w:rPr>
+          <w:rFonts w:ascii="Times New Roman" w:hAnsi="Times New Roman" w:cs="Times New Roman"/>
+        </w:rPr>
+      </w:pPr>
+    </w:p>
+    <w:p>
+      <w:pPr>
+        <w:rPr>
+          <w:rFonts w:ascii="Times New Roman" w:hAnsi="Times New Roman" w:cs="Times New Roman"/>
+        </w:rPr>
+      </w:pPr>
+      <w:r>
+        <w:rPr>
+          <w:rFonts w:ascii="Times New Roman" w:hAnsi="Times New Roman" w:cs="Times New Roman"/>
+        </w:rPr>
+        <w:t>Return</w:t>
+      </w:r>
+    </w:p>
+    <w:p>
+      <w:pPr>
+        <w:rPr>
+          <w:rFonts w:ascii="Times New Roman" w:hAnsi="Times New Roman" w:cs="Times New Roman"/>
+        </w:rPr>
+      </w:pPr>
+    </w:p>
+    <w:p>
+      <w:pPr>
+        <w:rPr>
+          <w:rFonts w:ascii="Times New Roman" w:hAnsi="Times New Roman" w:cs="Times New Roman"/>
+        </w:rPr>
+      </w:pPr>
+      <w:r>
+        <w:rPr>
+          <w:rFonts w:ascii="Times New Roman" w:hAnsi="Times New Roman" w:cs="Times New Roman"/>
+        </w:rPr>
+        <w:t>Dictionary</w:t>
+      </w:r>
+    </w:p>
+    <w:p>
+      <w:pPr>
+        <w:rPr>
+          <w:rFonts w:ascii="Times New Roman" w:hAnsi="Times New Roman" w:cs="Times New Roman"/>
+        </w:rPr>
+      </w:pPr>
+    </w:p>
+    <w:p>
+      <w:pPr>
+        <w:rPr>
+          <w:rFonts w:ascii="Times New Roman" w:hAnsi="Times New Roman" w:cs="Times New Roman"/>
+        </w:rPr>
+      </w:pPr>
+      <w:r>
+        <w:rPr>
+          <w:rFonts w:ascii="Times New Roman" w:hAnsi="Times New Roman" w:cs="Times New Roman"/>
+        </w:rPr>
+        <w:t>CSV row</w:t>
+      </w:r>
+    </w:p>
+    <w:p>
+      <w:pPr>
+        <w:rPr>
+          <w:rFonts w:ascii="Times New Roman" w:hAnsi="Times New Roman" w:cs="Times New Roman"/>
+        </w:rPr>
+      </w:pPr>
+    </w:p>
+    <w:p>
+      <w:pPr>
+        <w:rPr>
+          <w:rFonts w:ascii="Times New Roman" w:hAnsi="Times New Roman" w:cs="Times New Roman"/>
+        </w:rPr>
+      </w:pPr>
+      <w:r>
+        <w:rPr>
+          <w:rFonts w:ascii="Times New Roman" w:hAnsi="Times New Roman" w:cs="Times New Roman"/>
+        </w:rPr>
+        <w:t>Handle grayscale and RGB images.</w:t>
+      </w:r>
+    </w:p>
+    <w:p>
+      <w:pPr>
+        <w:rPr>
+          <w:rFonts w:ascii="Times New Roman" w:hAnsi="Times New Roman" w:cs="Times New Roman"/>
+        </w:rPr>
+      </w:pPr>
+    </w:p>
+    <w:p>
+      <w:pPr>
+        <w:rPr>
+          <w:rFonts w:ascii="Times New Roman" w:hAnsi="Times New Roman" w:cs="Times New Roman"/>
+        </w:rPr>
+      </w:pPr>
+      <w:r>
+        <w:rPr>
+          <w:rFonts w:ascii="Times New Roman" w:hAnsi="Times New Roman" w:cs="Times New Roman"/>
+        </w:rPr>
+        <w:t>Use OpenCV best practices.</w:t>
+      </w:r>
+    </w:p>
+    <w:p>
+      <w:pPr>
+        <w:rPr>
+          <w:rFonts w:ascii="Times New Roman" w:hAnsi="Times New Roman" w:cs="Times New Roman"/>
+        </w:rPr>
+      </w:pPr>
+    </w:p>
+    <w:p>
+      <w:pPr>
+        <w:rPr>
+          <w:rFonts w:ascii="Times New Roman" w:hAnsi="Times New Roman" w:cs="Times New Roman"/>
+        </w:rPr>
+      </w:pPr>
+      <w:r>
+        <w:rPr>
+          <w:rFonts w:ascii="Times New Roman" w:hAnsi="Times New Roman" w:cs="Times New Roman"/>
+        </w:rPr>
+        <w:t>Include visual debugging.</w:t>
+      </w:r>
+    </w:p>
+    <w:p>
+      <w:pPr>
+        <w:rPr>
+          <w:rFonts w:ascii="Times New Roman" w:hAnsi="Times New Roman" w:cs="Times New Roman"/>
+          <w:b/>
+          <w:bCs/>
+        </w:rPr>
+      </w:pPr>
+      <w:r>
+        <w:rPr>
+          <w:rFonts w:ascii="Times New Roman" w:hAnsi="Times New Roman" w:cs="Times New Roman"/>
+          <w:b/>
+          <w:bCs/>
+        </w:rPr>
+        <w:t>Test</w:t>
+      </w:r>
+    </w:p>
+    <w:p>
+      <w:pPr>
+        <w:rPr>
+          <w:rFonts w:ascii="Times New Roman" w:hAnsi="Times New Roman" w:cs="Times New Roman"/>
+        </w:rPr>
+      </w:pPr>
+      <w:r>
+        <w:rPr>
+          <w:rFonts w:ascii="Times New Roman" w:hAnsi="Times New Roman" w:cs="Times New Roman"/>
+        </w:rPr>
+        <w:t>python src/feature_extractor.py</w:t>
+      </w:r>
+    </w:p>
+    <w:p>
+      <w:pPr>
+        <w:rPr>
+          <w:rFonts w:ascii="Times New Roman" w:hAnsi="Times New Roman" w:cs="Times New Roman"/>
+        </w:rPr>
+      </w:pPr>
+      <w:r>
+        <w:rPr>
+          <w:rFonts w:ascii="Times New Roman" w:hAnsi="Times New Roman" w:cs="Times New Roman"/>
+        </w:rPr>
+        <w:t>Expected</w:t>
+      </w:r>
+    </w:p>
+    <w:p>
+      <w:pPr>
+        <w:rPr>
+          <w:rFonts w:ascii="Times New Roman" w:hAnsi="Times New Roman" w:cs="Times New Roman"/>
+        </w:rPr>
+      </w:pPr>
+      <w:r>
+        <w:rPr>
+          <w:rFonts w:ascii="Times New Roman" w:hAnsi="Times New Roman" w:cs="Times New Roman"/>
+        </w:rPr>
+        <w:t>Edge Density</w:t>
+      </w:r>
+    </w:p>
+    <w:p>
+      <w:pPr>
+        <w:rPr>
+          <w:rFonts w:ascii="Times New Roman" w:hAnsi="Times New Roman" w:cs="Times New Roman"/>
+        </w:rPr>
+      </w:pPr>
+    </w:p>
+    <w:p>
+      <w:pPr>
+        <w:rPr>
+          <w:rFonts w:ascii="Times New Roman" w:hAnsi="Times New Roman" w:cs="Times New Roman"/>
+        </w:rPr>
+      </w:pPr>
+      <w:r>
+        <w:rPr>
+          <w:rFonts w:ascii="Times New Roman" w:hAnsi="Times New Roman" w:cs="Times New Roman"/>
+        </w:rPr>
+        <w:t>0.74</w:t>
+      </w:r>
+    </w:p>
+    <w:p>
+      <w:pPr>
+        <w:rPr>
+          <w:rFonts w:ascii="Times New Roman" w:hAnsi="Times New Roman" w:cs="Times New Roman"/>
+        </w:rPr>
+      </w:pPr>
+    </w:p>
+    <w:p>
+      <w:pPr>
+        <w:rPr>
+          <w:rFonts w:ascii="Times New Roman" w:hAnsi="Times New Roman" w:cs="Times New Roman"/>
+        </w:rPr>
+      </w:pPr>
+      <w:r>
+        <w:rPr>
+          <w:rFonts w:ascii="Times New Roman" w:hAnsi="Times New Roman" w:cs="Times New Roman"/>
+        </w:rPr>
+        <w:t>Entropy</w:t>
+      </w:r>
+    </w:p>
+    <w:p>
+      <w:pPr>
+        <w:rPr>
+          <w:rFonts w:ascii="Times New Roman" w:hAnsi="Times New Roman" w:cs="Times New Roman"/>
+        </w:rPr>
+      </w:pPr>
+    </w:p>
+    <w:p>
+      <w:pPr>
+        <w:rPr>
+          <w:rFonts w:ascii="Times New Roman" w:hAnsi="Times New Roman" w:cs="Times New Roman"/>
+        </w:rPr>
+      </w:pPr>
+      <w:r>
+        <w:rPr>
+          <w:rFonts w:ascii="Times New Roman" w:hAnsi="Times New Roman" w:cs="Times New Roman"/>
+        </w:rPr>
+        <w:t>5.31</w:t>
+      </w:r>
+    </w:p>
+    <w:p>
+      <w:pPr>
+        <w:rPr>
+          <w:rFonts w:ascii="Times New Roman" w:hAnsi="Times New Roman" w:cs="Times New Roman"/>
+        </w:rPr>
+      </w:pPr>
+    </w:p>
+    <w:p>
+      <w:pPr>
+        <w:rPr>
+          <w:rFonts w:ascii="Times New Roman" w:hAnsi="Times New Roman" w:cs="Times New Roman"/>
+        </w:rPr>
+      </w:pPr>
+      <w:r>
+        <w:rPr>
+          <w:rFonts w:ascii="Times New Roman" w:hAnsi="Times New Roman" w:cs="Times New Roman"/>
+        </w:rPr>
+        <w:t>Brightness</w:t>
+      </w:r>
+    </w:p>
+    <w:p>
+      <w:pPr>
+        <w:rPr>
+          <w:rFonts w:ascii="Times New Roman" w:hAnsi="Times New Roman" w:cs="Times New Roman"/>
+        </w:rPr>
+      </w:pPr>
+    </w:p>
+    <w:p>
+      <w:pPr>
+        <w:rPr>
+          <w:rFonts w:ascii="Times New Roman" w:hAnsi="Times New Roman" w:cs="Times New Roman"/>
+        </w:rPr>
+      </w:pPr>
+      <w:r>
+        <w:rPr>
+          <w:rFonts w:ascii="Times New Roman" w:hAnsi="Times New Roman" w:cs="Times New Roman"/>
+        </w:rPr>
+        <w:t>128</w:t>
+      </w:r>
+    </w:p>
+    <w:p>
+      <w:pPr>
+        <w:rPr>
+          <w:rFonts w:ascii="Times New Roman" w:hAnsi="Times New Roman" w:cs="Times New Roman"/>
+        </w:rPr>
+      </w:pPr>
+      <w:r>
+        <w:rPr>
+          <w:rFonts w:ascii="Times New Roman" w:hAnsi="Times New Roman" w:cs="Times New Roman"/>
+        </w:rPr>
+        <w:pict w14:anchorId="2B1FCD06">
+          <v:rect id="_x0000_i1148" style="width:0;height:1.5pt" o:hralign="center" o:hrstd="t" o:hr="t" fillcolor="#a0a0a0" stroked="f"/>
+        </w:pict>
+      </w:r>
+    </w:p>
+    <w:p>
+      <w:pPr>
+        <w:rPr>
+          <w:rFonts w:ascii="Times New Roman" w:hAnsi="Times New Roman" w:cs="Times New Roman"/>
+          <w:b/>
+          <w:bCs/>
+        </w:rPr>
+      </w:pPr>
+      <w:r>
+        <w:rPr>
+          <w:rFonts w:ascii="Times New Roman" w:hAnsi="Times New Roman" w:cs="Times New Roman"/>
+          <w:b/>
+          <w:bCs/>
+        </w:rPr>
+        <w:t>Step 6: Dataset Creation</w:t>
+      </w:r>
+    </w:p>
+    <w:p>
+      <w:pPr>
+        <w:rPr>
+          <w:rFonts w:ascii="Times New Roman" w:hAnsi="Times New Roman" w:cs="Times New Roman"/>
+          <w:b/>
+          <w:bCs/>
+        </w:rPr>
+      </w:pPr>
+      <w:r>
+        <w:rPr>
+          <w:rFonts w:ascii="Times New Roman" w:hAnsi="Times New Roman" w:cs="Times New Roman"/>
+          <w:b/>
+          <w:bCs/>
+        </w:rPr>
+        <w:t>Prompt</w:t>
+      </w:r>
+    </w:p>
+    <w:p>
+      <w:pPr>
+        <w:rPr>
+          <w:rFonts w:ascii="Times New Roman" w:hAnsi="Times New Roman" w:cs="Times New Roman"/>
+        </w:rPr>
+      </w:pPr>
+      <w:r>
+        <w:rPr>
+          <w:rFonts w:ascii="Times New Roman" w:hAnsi="Times New Roman" w:cs="Times New Roman"/>
+        </w:rPr>
+        <w:t>Merge:</w:t>
+      </w:r>
+    </w:p>
+    <w:p>
+      <w:pPr>
+        <w:rPr>
+          <w:rFonts w:ascii="Times New Roman" w:hAnsi="Times New Roman" w:cs="Times New Roman"/>
+        </w:rPr>
+      </w:pPr>
+    </w:p>
+    <w:p>
+      <w:pPr>
+        <w:rPr>
+          <w:rFonts w:ascii="Times New Roman" w:hAnsi="Times New Roman" w:cs="Times New Roman"/>
+        </w:rPr>
+      </w:pPr>
+      <w:r>
+        <w:rPr>
+          <w:rFonts w:ascii="Times New Roman" w:hAnsi="Times New Roman" w:cs="Times New Roman"/>
+        </w:rPr>
+        <w:t>Caption Diversity</w:t>
+      </w:r>
+    </w:p>
+    <w:p>
+      <w:pPr>
+        <w:rPr>
+          <w:rFonts w:ascii="Times New Roman" w:hAnsi="Times New Roman" w:cs="Times New Roman"/>
+        </w:rPr>
+      </w:pPr>
+    </w:p>
+    <w:p>
+      <w:pPr>
+        <w:rPr>
+          <w:rFonts w:ascii="Times New Roman" w:hAnsi="Times New Roman" w:cs="Times New Roman"/>
+        </w:rPr>
+      </w:pPr>
+      <w:r>
+        <w:rPr>
+          <w:rFonts w:ascii="Times New Roman" w:hAnsi="Times New Roman" w:cs="Times New Roman"/>
+        </w:rPr>
+        <w:t>OpenCV Features</w:t>
+      </w:r>
+    </w:p>
+    <w:p>
+      <w:pPr>
+        <w:rPr>
+          <w:rFonts w:ascii="Times New Roman" w:hAnsi="Times New Roman" w:cs="Times New Roman"/>
+        </w:rPr>
+      </w:pPr>
+    </w:p>
+    <w:p>
+      <w:pPr>
+        <w:rPr>
+          <w:rFonts w:ascii="Times New Roman" w:hAnsi="Times New Roman" w:cs="Times New Roman"/>
+        </w:rPr>
+      </w:pPr>
+      <w:r>
+        <w:rPr>
+          <w:rFonts w:ascii="Times New Roman" w:hAnsi="Times New Roman" w:cs="Times New Roman"/>
+        </w:rPr>
+        <w:t>Create a machine learning dataset.</w:t>
+      </w:r>
+    </w:p>
+    <w:p>
+      <w:pPr>
+        <w:rPr>
+          <w:rFonts w:ascii="Times New Roman" w:hAnsi="Times New Roman" w:cs="Times New Roman"/>
+        </w:rPr>
+      </w:pPr>
+    </w:p>
+    <w:p>
+      <w:pPr>
+        <w:rPr>
+          <w:rFonts w:ascii="Times New Roman" w:hAnsi="Times New Roman" w:cs="Times New Roman"/>
+        </w:rPr>
+      </w:pPr>
+      <w:r>
+        <w:rPr>
+          <w:rFonts w:ascii="Times New Roman" w:hAnsi="Times New Roman" w:cs="Times New Roman"/>
+        </w:rPr>
+        <w:t>Columns:</w:t>
+      </w:r>
+    </w:p>
+    <w:p>
+      <w:pPr>
+        <w:rPr>
+          <w:rFonts w:ascii="Times New Roman" w:hAnsi="Times New Roman" w:cs="Times New Roman"/>
+        </w:rPr>
+      </w:pPr>
+    </w:p>
+    <w:p>
+      <w:pPr>
+        <w:rPr>
+          <w:rFonts w:ascii="Times New Roman" w:hAnsi="Times New Roman" w:cs="Times New Roman"/>
+        </w:rPr>
+      </w:pPr>
+      <w:r>
+        <w:rPr>
+          <w:rFonts w:ascii="Times New Roman" w:hAnsi="Times New Roman" w:cs="Times New Roman"/>
+        </w:rPr>
+        <w:t>Image ID</w:t>
+      </w:r>
+    </w:p>
+    <w:p>
+      <w:pPr>
+        <w:rPr>
+          <w:rFonts w:ascii="Times New Roman" w:hAnsi="Times New Roman" w:cs="Times New Roman"/>
+        </w:rPr>
+      </w:pPr>
+    </w:p>
+    <w:p>
+      <w:pPr>
+        <w:rPr>
+          <w:rFonts w:ascii="Times New Roman" w:hAnsi="Times New Roman" w:cs="Times New Roman"/>
+        </w:rPr>
+      </w:pPr>
+      <w:r>
+        <w:rPr>
+          <w:rFonts w:ascii="Times New Roman" w:hAnsi="Times New Roman" w:cs="Times New Roman"/>
+        </w:rPr>
+        <w:t>Average Similarity</w:t>
+      </w:r>
+    </w:p>
+    <w:p>
+      <w:pPr>
+        <w:rPr>
+          <w:rFonts w:ascii="Times New Roman" w:hAnsi="Times New Roman" w:cs="Times New Roman"/>
+        </w:rPr>
+      </w:pPr>
+    </w:p>
+    <w:p>
+      <w:pPr>
+        <w:rPr>
+          <w:rFonts w:ascii="Times New Roman" w:hAnsi="Times New Roman" w:cs="Times New Roman"/>
+        </w:rPr>
+      </w:pPr>
+      <w:r>
+        <w:rPr>
+          <w:rFonts w:ascii="Times New Roman" w:hAnsi="Times New Roman" w:cs="Times New Roman"/>
+        </w:rPr>
+        <w:t>Minimum Similarity</w:t>
+      </w:r>
+    </w:p>
+    <w:p>
+      <w:pPr>
+        <w:rPr>
+          <w:rFonts w:ascii="Times New Roman" w:hAnsi="Times New Roman" w:cs="Times New Roman"/>
+        </w:rPr>
+      </w:pPr>
+    </w:p>
+    <w:p>
+      <w:pPr>
+        <w:rPr>
+          <w:rFonts w:ascii="Times New Roman" w:hAnsi="Times New Roman" w:cs="Times New Roman"/>
+        </w:rPr>
+      </w:pPr>
+      <w:r>
+        <w:rPr>
+          <w:rFonts w:ascii="Times New Roman" w:hAnsi="Times New Roman" w:cs="Times New Roman"/>
+        </w:rPr>
+        <w:lastRenderedPageBreak/>
+        <w:t>Maximum Similarity</w:t>
+      </w:r>
+    </w:p>
+    <w:p>
+      <w:pPr>
+        <w:rPr>
+          <w:rFonts w:ascii="Times New Roman" w:hAnsi="Times New Roman" w:cs="Times New Roman"/>
+        </w:rPr>
+      </w:pPr>
+    </w:p>
+    <w:p>
+      <w:pPr>
+        <w:rPr>
+          <w:rFonts w:ascii="Times New Roman" w:hAnsi="Times New Roman" w:cs="Times New Roman"/>
+        </w:rPr>
+      </w:pPr>
+      <w:r>
+        <w:rPr>
+          <w:rFonts w:ascii="Times New Roman" w:hAnsi="Times New Roman" w:cs="Times New Roman"/>
+        </w:rPr>
+        <w:t>Std Similarity</w:t>
+      </w:r>
+    </w:p>
+    <w:p>
+      <w:pPr>
+        <w:rPr>
+          <w:rFonts w:ascii="Times New Roman" w:hAnsi="Times New Roman" w:cs="Times New Roman"/>
+        </w:rPr>
+      </w:pPr>
+    </w:p>
+    <w:p>
+      <w:pPr>
+        <w:rPr>
+          <w:rFonts w:ascii="Times New Roman" w:hAnsi="Times New Roman" w:cs="Times New Roman"/>
+        </w:rPr>
+      </w:pPr>
+      <w:r>
+        <w:rPr>
+          <w:rFonts w:ascii="Times New Roman" w:hAnsi="Times New Roman" w:cs="Times New Roman"/>
+        </w:rPr>
+        <w:t>Caption Diversity</w:t>
+      </w:r>
+    </w:p>
+    <w:p>
+      <w:pPr>
+        <w:rPr>
+          <w:rFonts w:ascii="Times New Roman" w:hAnsi="Times New Roman" w:cs="Times New Roman"/>
+        </w:rPr>
+      </w:pPr>
+    </w:p>
+    <w:p>
+      <w:pPr>
+        <w:rPr>
+          <w:rFonts w:ascii="Times New Roman" w:hAnsi="Times New Roman" w:cs="Times New Roman"/>
+        </w:rPr>
+      </w:pPr>
+      <w:r>
+        <w:rPr>
+          <w:rFonts w:ascii="Times New Roman" w:hAnsi="Times New Roman" w:cs="Times New Roman"/>
+        </w:rPr>
+        <w:t>Edge Density</w:t>
+      </w:r>
+    </w:p>
+    <w:p>
+      <w:pPr>
+        <w:rPr>
+          <w:rFonts w:ascii="Times New Roman" w:hAnsi="Times New Roman" w:cs="Times New Roman"/>
+        </w:rPr>
+      </w:pPr>
+    </w:p>
+    <w:p>
+      <w:pPr>
+        <w:rPr>
+          <w:rFonts w:ascii="Times New Roman" w:hAnsi="Times New Roman" w:cs="Times New Roman"/>
+        </w:rPr>
+      </w:pPr>
+      <w:r>
+        <w:rPr>
+          <w:rFonts w:ascii="Times New Roman" w:hAnsi="Times New Roman" w:cs="Times New Roman"/>
+        </w:rPr>
+        <w:t>Entropy</w:t>
+      </w:r>
+    </w:p>
+    <w:p>
+      <w:pPr>
+        <w:rPr>
+          <w:rFonts w:ascii="Times New Roman" w:hAnsi="Times New Roman" w:cs="Times New Roman"/>
+        </w:rPr>
+      </w:pPr>
+    </w:p>
+    <w:p>
+      <w:pPr>
+        <w:rPr>
+          <w:rFonts w:ascii="Times New Roman" w:hAnsi="Times New Roman" w:cs="Times New Roman"/>
+        </w:rPr>
+      </w:pPr>
+      <w:r>
+        <w:rPr>
+          <w:rFonts w:ascii="Times New Roman" w:hAnsi="Times New Roman" w:cs="Times New Roman"/>
+        </w:rPr>
+        <w:t>Brightness</w:t>
+      </w:r>
+    </w:p>
+    <w:p>
+      <w:pPr>
+        <w:rPr>
+          <w:rFonts w:ascii="Times New Roman" w:hAnsi="Times New Roman" w:cs="Times New Roman"/>
+        </w:rPr>
+      </w:pPr>
+    </w:p>
+    <w:p>
+      <w:pPr>
+        <w:rPr>
+          <w:rFonts w:ascii="Times New Roman" w:hAnsi="Times New Roman" w:cs="Times New Roman"/>
+        </w:rPr>
+      </w:pPr>
+      <w:r>
+        <w:rPr>
+          <w:rFonts w:ascii="Times New Roman" w:hAnsi="Times New Roman" w:cs="Times New Roman"/>
+        </w:rPr>
+        <w:t>Contrast</w:t>
+      </w:r>
+    </w:p>
+    <w:p>
+      <w:pPr>
+        <w:rPr>
+          <w:rFonts w:ascii="Times New Roman" w:hAnsi="Times New Roman" w:cs="Times New Roman"/>
+        </w:rPr>
+      </w:pPr>
+    </w:p>
+    <w:p>
+      <w:pPr>
+        <w:rPr>
+          <w:rFonts w:ascii="Times New Roman" w:hAnsi="Times New Roman" w:cs="Times New Roman"/>
+        </w:rPr>
+      </w:pPr>
+      <w:r>
+        <w:rPr>
+          <w:rFonts w:ascii="Times New Roman" w:hAnsi="Times New Roman" w:cs="Times New Roman"/>
+        </w:rPr>
+        <w:t>Color Variance</w:t>
+      </w:r>
+    </w:p>
+    <w:p>
+      <w:pPr>
+        <w:rPr>
+          <w:rFonts w:ascii="Times New Roman" w:hAnsi="Times New Roman" w:cs="Times New Roman"/>
+        </w:rPr>
+      </w:pPr>
+    </w:p>
+    <w:p>
+      <w:pPr>
+        <w:rPr>
+          <w:rFonts w:ascii="Times New Roman" w:hAnsi="Times New Roman" w:cs="Times New Roman"/>
+        </w:rPr>
+      </w:pPr>
+      <w:r>
+        <w:rPr>
+          <w:rFonts w:ascii="Times New Roman" w:hAnsi="Times New Roman" w:cs="Times New Roman"/>
+        </w:rPr>
+        <w:t>Texture</w:t>
+      </w:r>
+    </w:p>
+    <w:p>
+      <w:pPr>
+        <w:rPr>
+          <w:rFonts w:ascii="Times New Roman" w:hAnsi="Times New Roman" w:cs="Times New Roman"/>
+        </w:rPr>
+      </w:pPr>
+    </w:p>
+    <w:p>
+      <w:pPr>
+        <w:rPr>
+          <w:rFonts w:ascii="Times New Roman" w:hAnsi="Times New Roman" w:cs="Times New Roman"/>
+        </w:rPr>
+      </w:pPr>
+      <w:r>
+        <w:rPr>
+          <w:rFonts w:ascii="Times New Roman" w:hAnsi="Times New Roman" w:cs="Times New Roman"/>
+        </w:rPr>
+        <w:t>Save:</w:t>
+      </w:r>
+    </w:p>
+    <w:p>
+      <w:pPr>
+        <w:rPr>
+          <w:rFonts w:ascii="Times New Roman" w:hAnsi="Times New Roman" w:cs="Times New Roman"/>
+        </w:rPr>
+      </w:pPr>
+    </w:p>
+    <w:p>
+      <w:pPr>
+        <w:rPr>
+          <w:rFonts w:ascii="Times New Roman" w:hAnsi="Times New Roman" w:cs="Times New Roman"/>
+        </w:rPr>
+      </w:pPr>
+      <w:r>
+        <w:rPr>
+          <w:rFonts w:ascii="Times New Roman" w:hAnsi="Times New Roman" w:cs="Times New Roman"/>
+        </w:rPr>
+        <w:t>human_dataset.csv</w:t>
+      </w:r>
+    </w:p>
+    <w:p>
+      <w:pPr>
+        <w:rPr>
+          <w:rFonts w:ascii="Times New Roman" w:hAnsi="Times New Roman" w:cs="Times New Roman"/>
+        </w:rPr>
+      </w:pPr>
+    </w:p>
+    <w:p>
+      <w:pPr>
+        <w:rPr>
+          <w:rFonts w:ascii="Times New Roman" w:hAnsi="Times New Roman" w:cs="Times New Roman"/>
+        </w:rPr>
+      </w:pPr>
+      <w:r>
+        <w:rPr>
+          <w:rFonts w:ascii="Times New Roman" w:hAnsi="Times New Roman" w:cs="Times New Roman"/>
+        </w:rPr>
+        <w:t>Handle missing values.</w:t>
+      </w:r>
+    </w:p>
+    <w:p>
+      <w:pPr>
+        <w:rPr>
+          <w:rFonts w:ascii="Times New Roman" w:hAnsi="Times New Roman" w:cs="Times New Roman"/>
+          <w:b/>
+          <w:bCs/>
+        </w:rPr>
+      </w:pPr>
+      <w:r>
+        <w:rPr>
+          <w:rFonts w:ascii="Times New Roman" w:hAnsi="Times New Roman" w:cs="Times New Roman"/>
+          <w:b/>
+          <w:bCs/>
+        </w:rPr>
+        <w:t>Test</w:t>
+      </w:r>
+    </w:p>
+    <w:p>
+      <w:pPr>
+        <w:rPr>
+          <w:rFonts w:ascii="Times New Roman" w:hAnsi="Times New Roman" w:cs="Times New Roman"/>
+        </w:rPr>
+      </w:pPr>
+      <w:r>
+        <w:rPr>
+          <w:rFonts w:ascii="Times New Roman" w:hAnsi="Times New Roman" w:cs="Times New Roman"/>
+        </w:rPr>
+        <w:t>python src/create_dataset.py</w:t>
+      </w:r>
+    </w:p>
+    <w:p>
+      <w:pPr>
+        <w:rPr>
+          <w:rFonts w:ascii="Times New Roman" w:hAnsi="Times New Roman" w:cs="Times New Roman"/>
+        </w:rPr>
+      </w:pPr>
+      <w:r>
+        <w:rPr>
+          <w:rFonts w:ascii="Times New Roman" w:hAnsi="Times New Roman" w:cs="Times New Roman"/>
+        </w:rPr>
+        <w:t>Expected</w:t>
+      </w:r>
+    </w:p>
+    <w:p>
+      <w:pPr>
+        <w:rPr>
+          <w:rFonts w:ascii="Times New Roman" w:hAnsi="Times New Roman" w:cs="Times New Roman"/>
+        </w:rPr>
+      </w:pPr>
+      <w:r>
+        <w:rPr>
+          <w:rFonts w:ascii="Times New Roman" w:hAnsi="Times New Roman" w:cs="Times New Roman"/>
+        </w:rPr>
+        <w:t>Dataset created</w:t>
+      </w:r>
+    </w:p>
+    <w:p>
+      <w:pPr>
+        <w:rPr>
+          <w:rFonts w:ascii="Times New Roman" w:hAnsi="Times New Roman" w:cs="Times New Roman"/>
+        </w:rPr>
+      </w:pPr>
+    </w:p>
+    <w:p>
+      <w:pPr>
+        <w:rPr>
+          <w:rFonts w:ascii="Times New Roman" w:hAnsi="Times New Roman" w:cs="Times New Roman"/>
+        </w:rPr>
+      </w:pPr>
+      <w:r>
+        <w:rPr>
+          <w:rFonts w:ascii="Times New Roman" w:hAnsi="Times New Roman" w:cs="Times New Roman"/>
+        </w:rPr>
+        <w:t>300 rows</w:t>
+      </w:r>
+    </w:p>
+    <w:p>
+      <w:pPr>
+        <w:rPr>
+          <w:rFonts w:ascii="Times New Roman" w:hAnsi="Times New Roman" w:cs="Times New Roman"/>
+        </w:rPr>
+      </w:pPr>
+      <w:r>
+        <w:rPr>
+          <w:rFonts w:ascii="Times New Roman" w:hAnsi="Times New Roman" w:cs="Times New Roman"/>
+        </w:rPr>
+        <w:lastRenderedPageBreak/>
+        <w:pict w14:anchorId="7E091F9D">
+          <v:rect id="_x0000_i1149" style="width:0;height:1.5pt" o:hralign="center" o:hrstd="t" o:hr="t" fillcolor="#a0a0a0" stroked="f"/>
+        </w:pict>
+      </w:r>
+    </w:p>
+    <w:p>
+      <w:pPr>
+        <w:rPr>
+          <w:rFonts w:ascii="Times New Roman" w:hAnsi="Times New Roman" w:cs="Times New Roman"/>
+          <w:b/>
+          <w:bCs/>
+        </w:rPr>
+      </w:pPr>
+      <w:r>
+        <w:rPr>
+          <w:rFonts w:ascii="Times New Roman" w:hAnsi="Times New Roman" w:cs="Times New Roman"/>
+          <w:b/>
+          <w:bCs/>
+        </w:rPr>
+        <w:t>Step 7: Label Generation</w:t>
+      </w:r>
+    </w:p>
+    <w:p>
+      <w:pPr>
+        <w:rPr>
+          <w:rFonts w:ascii="Times New Roman" w:hAnsi="Times New Roman" w:cs="Times New Roman"/>
+          <w:b/>
+          <w:bCs/>
+        </w:rPr>
+      </w:pPr>
+      <w:r>
+        <w:rPr>
+          <w:rFonts w:ascii="Times New Roman" w:hAnsi="Times New Roman" w:cs="Times New Roman"/>
+          <w:b/>
+          <w:bCs/>
+        </w:rPr>
+        <w:t>Prompt</w:t>
+      </w:r>
+    </w:p>
+    <w:p>
+      <w:pPr>
+        <w:rPr>
+          <w:rFonts w:ascii="Times New Roman" w:hAnsi="Times New Roman" w:cs="Times New Roman"/>
+        </w:rPr>
+      </w:pPr>
+      <w:r>
+        <w:rPr>
+          <w:rFonts w:ascii="Times New Roman" w:hAnsi="Times New Roman" w:cs="Times New Roman"/>
+        </w:rPr>
+        <w:t>Generate ambiguity labels automatically.</w:t>
+      </w:r>
+    </w:p>
+    <w:p>
+      <w:pPr>
+        <w:rPr>
+          <w:rFonts w:ascii="Times New Roman" w:hAnsi="Times New Roman" w:cs="Times New Roman"/>
+        </w:rPr>
+      </w:pPr>
+    </w:p>
+    <w:p>
+      <w:pPr>
+        <w:rPr>
+          <w:rFonts w:ascii="Times New Roman" w:hAnsi="Times New Roman" w:cs="Times New Roman"/>
+        </w:rPr>
+      </w:pPr>
+      <w:r>
+        <w:rPr>
+          <w:rFonts w:ascii="Times New Roman" w:hAnsi="Times New Roman" w:cs="Times New Roman"/>
+        </w:rPr>
+        <w:t>Input:</w:t>
+      </w:r>
+    </w:p>
+    <w:p>
+      <w:pPr>
+        <w:rPr>
+          <w:rFonts w:ascii="Times New Roman" w:hAnsi="Times New Roman" w:cs="Times New Roman"/>
+        </w:rPr>
+      </w:pPr>
+    </w:p>
+    <w:p>
+      <w:pPr>
+        <w:rPr>
+          <w:rFonts w:ascii="Times New Roman" w:hAnsi="Times New Roman" w:cs="Times New Roman"/>
+        </w:rPr>
+      </w:pPr>
+      <w:r>
+        <w:rPr>
+          <w:rFonts w:ascii="Times New Roman" w:hAnsi="Times New Roman" w:cs="Times New Roman"/>
+        </w:rPr>
+        <w:t>Caption Diversity</w:t>
+      </w:r>
+    </w:p>
+    <w:p>
+      <w:pPr>
+        <w:rPr>
+          <w:rFonts w:ascii="Times New Roman" w:hAnsi="Times New Roman" w:cs="Times New Roman"/>
+        </w:rPr>
+      </w:pPr>
+    </w:p>
+    <w:p>
+      <w:pPr>
+        <w:rPr>
+          <w:rFonts w:ascii="Times New Roman" w:hAnsi="Times New Roman" w:cs="Times New Roman"/>
+        </w:rPr>
+      </w:pPr>
+      <w:r>
+        <w:rPr>
+          <w:rFonts w:ascii="Times New Roman" w:hAnsi="Times New Roman" w:cs="Times New Roman"/>
+        </w:rPr>
+        <w:t>Rules:</w:t>
+      </w:r>
+    </w:p>
+    <w:p>
+      <w:pPr>
+        <w:rPr>
+          <w:rFonts w:ascii="Times New Roman" w:hAnsi="Times New Roman" w:cs="Times New Roman"/>
+        </w:rPr>
+      </w:pPr>
+    </w:p>
+    <w:p>
+      <w:pPr>
+        <w:rPr>
+          <w:rFonts w:ascii="Times New Roman" w:hAnsi="Times New Roman" w:cs="Times New Roman"/>
+        </w:rPr>
+      </w:pPr>
+      <w:r>
+        <w:rPr>
+          <w:rFonts w:ascii="Times New Roman" w:hAnsi="Times New Roman" w:cs="Times New Roman"/>
+        </w:rPr>
+        <w:t>0-0.35 = Low</w:t>
+      </w:r>
+    </w:p>
+    <w:p>
+      <w:pPr>
+        <w:rPr>
+          <w:rFonts w:ascii="Times New Roman" w:hAnsi="Times New Roman" w:cs="Times New Roman"/>
+        </w:rPr>
+      </w:pPr>
+    </w:p>
+    <w:p>
+      <w:pPr>
+        <w:rPr>
+          <w:rFonts w:ascii="Times New Roman" w:hAnsi="Times New Roman" w:cs="Times New Roman"/>
+        </w:rPr>
+      </w:pPr>
+      <w:r>
+        <w:rPr>
+          <w:rFonts w:ascii="Times New Roman" w:hAnsi="Times New Roman" w:cs="Times New Roman"/>
+        </w:rPr>
+        <w:t>0.35-0.65 = Medium</w:t>
+      </w:r>
+    </w:p>
+    <w:p>
+      <w:pPr>
+        <w:rPr>
+          <w:rFonts w:ascii="Times New Roman" w:hAnsi="Times New Roman" w:cs="Times New Roman"/>
+        </w:rPr>
+      </w:pPr>
+    </w:p>
+    <w:p>
+      <w:pPr>
+        <w:rPr>
+          <w:rFonts w:ascii="Times New Roman" w:hAnsi="Times New Roman" w:cs="Times New Roman"/>
+        </w:rPr>
+      </w:pPr>
+      <w:r>
+        <w:rPr>
+          <w:rFonts w:ascii="Times New Roman" w:hAnsi="Times New Roman" w:cs="Times New Roman"/>
+        </w:rPr>
+        <w:t>0.65-1.00 = High</w:t>
+      </w:r>
+    </w:p>
+    <w:p>
+      <w:pPr>
+        <w:rPr>
+          <w:rFonts w:ascii="Times New Roman" w:hAnsi="Times New Roman" w:cs="Times New Roman"/>
+        </w:rPr>
+      </w:pPr>
+    </w:p>
+    <w:p>
+      <w:pPr>
+        <w:rPr>
+          <w:rFonts w:ascii="Times New Roman" w:hAnsi="Times New Roman" w:cs="Times New Roman"/>
+        </w:rPr>
+      </w:pPr>
+      <w:r>
+        <w:rPr>
+          <w:rFonts w:ascii="Times New Roman" w:hAnsi="Times New Roman" w:cs="Times New Roman"/>
+        </w:rPr>
+        <w:t>Append labels to dataset.</w:t>
+      </w:r>
+    </w:p>
+    <w:p>
+      <w:pPr>
+        <w:rPr>
+          <w:rFonts w:ascii="Times New Roman" w:hAnsi="Times New Roman" w:cs="Times New Roman"/>
+        </w:rPr>
+      </w:pPr>
+    </w:p>
+    <w:p>
+      <w:pPr>
+        <w:rPr>
+          <w:rFonts w:ascii="Times New Roman" w:hAnsi="Times New Roman" w:cs="Times New Roman"/>
+        </w:rPr>
+      </w:pPr>
+      <w:r>
+        <w:rPr>
+          <w:rFonts w:ascii="Times New Roman" w:hAnsi="Times New Roman" w:cs="Times New Roman"/>
+        </w:rPr>
+        <w:t>Generate statistics and plots.</w:t>
+      </w:r>
+    </w:p>
+    <w:p>
+      <w:pPr>
+        <w:rPr>
+          <w:rFonts w:ascii="Times New Roman" w:hAnsi="Times New Roman" w:cs="Times New Roman"/>
+        </w:rPr>
+      </w:pPr>
+    </w:p>
+    <w:p>
+      <w:pPr>
+        <w:rPr>
+          <w:rFonts w:ascii="Times New Roman" w:hAnsi="Times New Roman" w:cs="Times New Roman"/>
+        </w:rPr>
+      </w:pPr>
+      <w:r>
+        <w:rPr>
+          <w:rFonts w:ascii="Times New Roman" w:hAnsi="Times New Roman" w:cs="Times New Roman"/>
+        </w:rPr>
+        <w:t>Save CSV.</w:t>
+      </w:r>
+    </w:p>
+    <w:p>
+      <w:pPr>
+        <w:rPr>
+          <w:rFonts w:ascii="Times New Roman" w:hAnsi="Times New Roman" w:cs="Times New Roman"/>
+          <w:b/>
+          <w:bCs/>
+        </w:rPr>
+      </w:pPr>
+      <w:r>
+        <w:rPr>
+          <w:rFonts w:ascii="Times New Roman" w:hAnsi="Times New Roman" w:cs="Times New Roman"/>
+          <w:b/>
+          <w:bCs/>
+        </w:rPr>
+        <w:t>Test</w:t>
+      </w:r>
+    </w:p>
+    <w:p>
+      <w:pPr>
+        <w:rPr>
+          <w:rFonts w:ascii="Times New Roman" w:hAnsi="Times New Roman" w:cs="Times New Roman"/>
+        </w:rPr>
+      </w:pPr>
+      <w:r>
+        <w:rPr>
+          <w:rFonts w:ascii="Times New Roman" w:hAnsi="Times New Roman" w:cs="Times New Roman"/>
+        </w:rPr>
+        <w:t>python src/generate_labels.py</w:t>
+      </w:r>
+    </w:p>
+    <w:p>
+      <w:pPr>
+        <w:rPr>
+          <w:rFonts w:ascii="Times New Roman" w:hAnsi="Times New Roman" w:cs="Times New Roman"/>
+        </w:rPr>
+      </w:pPr>
+      <w:r>
+        <w:rPr>
+          <w:rFonts w:ascii="Times New Roman" w:hAnsi="Times New Roman" w:cs="Times New Roman"/>
+        </w:rPr>
+        <w:pict w14:anchorId="3F0ED255">
+          <v:rect id="_x0000_i1150" style="width:0;height:1.5pt" o:hralign="center" o:hrstd="t" o:hr="t" fillcolor="#a0a0a0" stroked="f"/>
+        </w:pict>
+      </w:r>
+    </w:p>
+    <w:p>
+      <w:pPr>
+        <w:rPr>
+          <w:rFonts w:ascii="Times New Roman" w:hAnsi="Times New Roman" w:cs="Times New Roman"/>
+          <w:b/>
+          <w:bCs/>
+        </w:rPr>
+      </w:pPr>
+      <w:r>
+        <w:rPr>
+          <w:rFonts w:ascii="Times New Roman" w:hAnsi="Times New Roman" w:cs="Times New Roman"/>
+          <w:b/>
+          <w:bCs/>
+        </w:rPr>
+        <w:t>Step 8: Model Training</w:t>
+      </w:r>
+    </w:p>
+    <w:p>
+      <w:pPr>
+        <w:rPr>
+          <w:rFonts w:ascii="Times New Roman" w:hAnsi="Times New Roman" w:cs="Times New Roman"/>
+          <w:b/>
+          <w:bCs/>
+        </w:rPr>
+      </w:pPr>
+      <w:r>
+        <w:rPr>
+          <w:rFonts w:ascii="Times New Roman" w:hAnsi="Times New Roman" w:cs="Times New Roman"/>
+          <w:b/>
+          <w:bCs/>
+        </w:rPr>
+        <w:t>Prompt</w:t>
+      </w:r>
+    </w:p>
+    <w:p>
+      <w:pPr>
+        <w:rPr>
+          <w:rFonts w:ascii="Times New Roman" w:hAnsi="Times New Roman" w:cs="Times New Roman"/>
+        </w:rPr>
+      </w:pPr>
+      <w:r>
+        <w:rPr>
+          <w:rFonts w:ascii="Times New Roman" w:hAnsi="Times New Roman" w:cs="Times New Roman"/>
+        </w:rPr>
+        <w:t>Build a training pipeline.</w:t>
+      </w:r>
+    </w:p>
+    <w:p>
+      <w:pPr>
+        <w:rPr>
+          <w:rFonts w:ascii="Times New Roman" w:hAnsi="Times New Roman" w:cs="Times New Roman"/>
+        </w:rPr>
+      </w:pPr>
+    </w:p>
+    <w:p>
+      <w:pPr>
+        <w:rPr>
+          <w:rFonts w:ascii="Times New Roman" w:hAnsi="Times New Roman" w:cs="Times New Roman"/>
+        </w:rPr>
+      </w:pPr>
+      <w:r>
+        <w:rPr>
+          <w:rFonts w:ascii="Times New Roman" w:hAnsi="Times New Roman" w:cs="Times New Roman"/>
+        </w:rPr>
+        <w:lastRenderedPageBreak/>
+        <w:t>Train:</w:t>
+      </w:r>
+    </w:p>
+    <w:p>
+      <w:pPr>
+        <w:rPr>
+          <w:rFonts w:ascii="Times New Roman" w:hAnsi="Times New Roman" w:cs="Times New Roman"/>
+        </w:rPr>
+      </w:pPr>
+    </w:p>
+    <w:p>
+      <w:pPr>
+        <w:rPr>
+          <w:rFonts w:ascii="Times New Roman" w:hAnsi="Times New Roman" w:cs="Times New Roman"/>
+        </w:rPr>
+      </w:pPr>
+      <w:r>
+        <w:rPr>
+          <w:rFonts w:ascii="Times New Roman" w:hAnsi="Times New Roman" w:cs="Times New Roman"/>
+        </w:rPr>
+        <w:t>Random Forest</w:t>
+      </w:r>
+    </w:p>
+    <w:p>
+      <w:pPr>
+        <w:rPr>
+          <w:rFonts w:ascii="Times New Roman" w:hAnsi="Times New Roman" w:cs="Times New Roman"/>
+        </w:rPr>
+      </w:pPr>
+    </w:p>
+    <w:p>
+      <w:pPr>
+        <w:rPr>
+          <w:rFonts w:ascii="Times New Roman" w:hAnsi="Times New Roman" w:cs="Times New Roman"/>
+        </w:rPr>
+      </w:pPr>
+      <w:r>
+        <w:rPr>
+          <w:rFonts w:ascii="Times New Roman" w:hAnsi="Times New Roman" w:cs="Times New Roman"/>
+        </w:rPr>
+        <w:t>XGBoost</w:t>
+      </w:r>
+    </w:p>
+    <w:p>
+      <w:pPr>
+        <w:rPr>
+          <w:rFonts w:ascii="Times New Roman" w:hAnsi="Times New Roman" w:cs="Times New Roman"/>
+        </w:rPr>
+      </w:pPr>
+    </w:p>
+    <w:p>
+      <w:pPr>
+        <w:rPr>
+          <w:rFonts w:ascii="Times New Roman" w:hAnsi="Times New Roman" w:cs="Times New Roman"/>
+        </w:rPr>
+      </w:pPr>
+      <w:r>
+        <w:rPr>
+          <w:rFonts w:ascii="Times New Roman" w:hAnsi="Times New Roman" w:cs="Times New Roman"/>
+        </w:rPr>
+        <w:t>Split:</w:t>
+      </w:r>
+    </w:p>
+    <w:p>
+      <w:pPr>
+        <w:rPr>
+          <w:rFonts w:ascii="Times New Roman" w:hAnsi="Times New Roman" w:cs="Times New Roman"/>
+        </w:rPr>
+      </w:pPr>
+    </w:p>
+    <w:p>
+      <w:pPr>
+        <w:rPr>
+          <w:rFonts w:ascii="Times New Roman" w:hAnsi="Times New Roman" w:cs="Times New Roman"/>
+        </w:rPr>
+      </w:pPr>
+      <w:r>
+        <w:rPr>
+          <w:rFonts w:ascii="Times New Roman" w:hAnsi="Times New Roman" w:cs="Times New Roman"/>
+        </w:rPr>
+        <w:t>80/20</w:t>
+      </w:r>
+    </w:p>
+    <w:p>
+      <w:pPr>
+        <w:rPr>
+          <w:rFonts w:ascii="Times New Roman" w:hAnsi="Times New Roman" w:cs="Times New Roman"/>
+        </w:rPr>
+      </w:pPr>
+    </w:p>
+    <w:p>
+      <w:pPr>
+        <w:rPr>
+          <w:rFonts w:ascii="Times New Roman" w:hAnsi="Times New Roman" w:cs="Times New Roman"/>
+        </w:rPr>
+      </w:pPr>
+      <w:r>
+        <w:rPr>
+          <w:rFonts w:ascii="Times New Roman" w:hAnsi="Times New Roman" w:cs="Times New Roman"/>
+        </w:rPr>
+        <w:t>Perform:</w:t>
+      </w:r>
+    </w:p>
+    <w:p>
+      <w:pPr>
+        <w:rPr>
+          <w:rFonts w:ascii="Times New Roman" w:hAnsi="Times New Roman" w:cs="Times New Roman"/>
+        </w:rPr>
+      </w:pPr>
+    </w:p>
+    <w:p>
+      <w:pPr>
+        <w:rPr>
+          <w:rFonts w:ascii="Times New Roman" w:hAnsi="Times New Roman" w:cs="Times New Roman"/>
+        </w:rPr>
+      </w:pPr>
+      <w:r>
+        <w:rPr>
+          <w:rFonts w:ascii="Times New Roman" w:hAnsi="Times New Roman" w:cs="Times New Roman"/>
+        </w:rPr>
+        <w:t>Cross Validation</w:t>
+      </w:r>
+    </w:p>
+    <w:p>
+      <w:pPr>
+        <w:rPr>
+          <w:rFonts w:ascii="Times New Roman" w:hAnsi="Times New Roman" w:cs="Times New Roman"/>
+        </w:rPr>
+      </w:pPr>
+    </w:p>
+    <w:p>
+      <w:pPr>
+        <w:rPr>
+          <w:rFonts w:ascii="Times New Roman" w:hAnsi="Times New Roman" w:cs="Times New Roman"/>
+        </w:rPr>
+      </w:pPr>
+      <w:r>
+        <w:rPr>
+          <w:rFonts w:ascii="Times New Roman" w:hAnsi="Times New Roman" w:cs="Times New Roman"/>
+        </w:rPr>
+        <w:t>Hyperparameter tuning</w:t>
+      </w:r>
+    </w:p>
+    <w:p>
+      <w:pPr>
+        <w:rPr>
+          <w:rFonts w:ascii="Times New Roman" w:hAnsi="Times New Roman" w:cs="Times New Roman"/>
+        </w:rPr>
+      </w:pPr>
+    </w:p>
+    <w:p>
+      <w:pPr>
+        <w:rPr>
+          <w:rFonts w:ascii="Times New Roman" w:hAnsi="Times New Roman" w:cs="Times New Roman"/>
+        </w:rPr>
+      </w:pPr>
+      <w:r>
+        <w:rPr>
+          <w:rFonts w:ascii="Times New Roman" w:hAnsi="Times New Roman" w:cs="Times New Roman"/>
+        </w:rPr>
+        <w:t>Metrics:</w:t>
+      </w:r>
+    </w:p>
+    <w:p>
+      <w:pPr>
+        <w:rPr>
+          <w:rFonts w:ascii="Times New Roman" w:hAnsi="Times New Roman" w:cs="Times New Roman"/>
+        </w:rPr>
+      </w:pPr>
+    </w:p>
+    <w:p>
+      <w:pPr>
+        <w:rPr>
+          <w:rFonts w:ascii="Times New Roman" w:hAnsi="Times New Roman" w:cs="Times New Roman"/>
+        </w:rPr>
+      </w:pPr>
+      <w:r>
+        <w:rPr>
+          <w:rFonts w:ascii="Times New Roman" w:hAnsi="Times New Roman" w:cs="Times New Roman"/>
+        </w:rPr>
+        <w:t>Accuracy</w:t>
+      </w:r>
+    </w:p>
+    <w:p>
+      <w:pPr>
+        <w:rPr>
+          <w:rFonts w:ascii="Times New Roman" w:hAnsi="Times New Roman" w:cs="Times New Roman"/>
+        </w:rPr>
+      </w:pPr>
+    </w:p>
+    <w:p>
+      <w:pPr>
+        <w:rPr>
+          <w:rFonts w:ascii="Times New Roman" w:hAnsi="Times New Roman" w:cs="Times New Roman"/>
+        </w:rPr>
+      </w:pPr>
+      <w:r>
+        <w:rPr>
+          <w:rFonts w:ascii="Times New Roman" w:hAnsi="Times New Roman" w:cs="Times New Roman"/>
+        </w:rPr>
+        <w:t>Precision</w:t>
+      </w:r>
+    </w:p>
+    <w:p>
+      <w:pPr>
+        <w:rPr>
+          <w:rFonts w:ascii="Times New Roman" w:hAnsi="Times New Roman" w:cs="Times New Roman"/>
+        </w:rPr>
+      </w:pPr>
+    </w:p>
+    <w:p>
+      <w:pPr>
+        <w:rPr>
+          <w:rFonts w:ascii="Times New Roman" w:hAnsi="Times New Roman" w:cs="Times New Roman"/>
+        </w:rPr>
+      </w:pPr>
+      <w:r>
+        <w:rPr>
+          <w:rFonts w:ascii="Times New Roman" w:hAnsi="Times New Roman" w:cs="Times New Roman"/>
+        </w:rPr>
+        <w:t>Recall</w:t>
+      </w:r>
+    </w:p>
+    <w:p>
+      <w:pPr>
+        <w:rPr>
+          <w:rFonts w:ascii="Times New Roman" w:hAnsi="Times New Roman" w:cs="Times New Roman"/>
+        </w:rPr>
+      </w:pPr>
+    </w:p>
+    <w:p>
+      <w:pPr>
+        <w:rPr>
+          <w:rFonts w:ascii="Times New Roman" w:hAnsi="Times New Roman" w:cs="Times New Roman"/>
+        </w:rPr>
+      </w:pPr>
+      <w:r>
+        <w:rPr>
+          <w:rFonts w:ascii="Times New Roman" w:hAnsi="Times New Roman" w:cs="Times New Roman"/>
+        </w:rPr>
+        <w:t>F1</w:t>
+      </w:r>
+    </w:p>
+    <w:p>
+      <w:pPr>
+        <w:rPr>
+          <w:rFonts w:ascii="Times New Roman" w:hAnsi="Times New Roman" w:cs="Times New Roman"/>
+        </w:rPr>
+      </w:pPr>
+    </w:p>
+    <w:p>
+      <w:pPr>
+        <w:rPr>
+          <w:rFonts w:ascii="Times New Roman" w:hAnsi="Times New Roman" w:cs="Times New Roman"/>
+        </w:rPr>
+      </w:pPr>
+      <w:r>
+        <w:rPr>
+          <w:rFonts w:ascii="Times New Roman" w:hAnsi="Times New Roman" w:cs="Times New Roman"/>
+        </w:rPr>
+        <w:t>ROC</w:t>
+      </w:r>
+    </w:p>
+    <w:p>
+      <w:pPr>
+        <w:rPr>
+          <w:rFonts w:ascii="Times New Roman" w:hAnsi="Times New Roman" w:cs="Times New Roman"/>
+        </w:rPr>
+      </w:pPr>
+    </w:p>
+    <w:p>
+      <w:pPr>
+        <w:rPr>
+          <w:rFonts w:ascii="Times New Roman" w:hAnsi="Times New Roman" w:cs="Times New Roman"/>
+        </w:rPr>
+      </w:pPr>
+      <w:r>
+        <w:rPr>
+          <w:rFonts w:ascii="Times New Roman" w:hAnsi="Times New Roman" w:cs="Times New Roman"/>
+        </w:rPr>
+        <w:t>Save best model.</w:t>
+      </w:r>
+    </w:p>
+    <w:p>
+      <w:pPr>
+        <w:rPr>
+          <w:rFonts w:ascii="Times New Roman" w:hAnsi="Times New Roman" w:cs="Times New Roman"/>
+        </w:rPr>
+      </w:pPr>
+    </w:p>
+    <w:p>
+      <w:pPr>
+        <w:rPr>
+          <w:rFonts w:ascii="Times New Roman" w:hAnsi="Times New Roman" w:cs="Times New Roman"/>
+        </w:rPr>
+      </w:pPr>
+      <w:r>
+        <w:rPr>
+          <w:rFonts w:ascii="Times New Roman" w:hAnsi="Times New Roman" w:cs="Times New Roman"/>
+        </w:rPr>
+        <w:t>Use joblib.</w:t>
+      </w:r>
+    </w:p>
+    <w:p>
+      <w:pPr>
+        <w:rPr>
+          <w:rFonts w:ascii="Times New Roman" w:hAnsi="Times New Roman" w:cs="Times New Roman"/>
+          <w:b/>
+          <w:bCs/>
+        </w:rPr>
+      </w:pPr>
+      <w:r>
+        <w:rPr>
+          <w:rFonts w:ascii="Times New Roman" w:hAnsi="Times New Roman" w:cs="Times New Roman"/>
+          <w:b/>
+          <w:bCs/>
+        </w:rPr>
+        <w:t>Test</w:t>
+      </w:r>
+    </w:p>
+    <w:p>
+      <w:pPr>
+        <w:rPr>
+          <w:rFonts w:ascii="Times New Roman" w:hAnsi="Times New Roman" w:cs="Times New Roman"/>
+        </w:rPr>
+      </w:pPr>
+      <w:r>
+        <w:rPr>
+          <w:rFonts w:ascii="Times New Roman" w:hAnsi="Times New Roman" w:cs="Times New Roman"/>
+        </w:rPr>
+        <w:t>python src/train.py</w:t>
+      </w:r>
+    </w:p>
+    <w:p>
+      <w:pPr>
+        <w:rPr>
+          <w:rFonts w:ascii="Times New Roman" w:hAnsi="Times New Roman" w:cs="Times New Roman"/>
+        </w:rPr>
+      </w:pPr>
+      <w:r>
+        <w:rPr>
+          <w:rFonts w:ascii="Times New Roman" w:hAnsi="Times New Roman" w:cs="Times New Roman"/>
+        </w:rPr>
+        <w:t>Expected</w:t>
+      </w:r>
+    </w:p>
+    <w:p>
+      <w:pPr>
+        <w:rPr>
+          <w:rFonts w:ascii="Times New Roman" w:hAnsi="Times New Roman" w:cs="Times New Roman"/>
+        </w:rPr>
+      </w:pPr>
+      <w:r>
+        <w:rPr>
+          <w:rFonts w:ascii="Times New Roman" w:hAnsi="Times New Roman" w:cs="Times New Roman"/>
+        </w:rPr>
+        <w:t>Random Forest Accuracy</w:t>
+      </w:r>
+    </w:p>
+    <w:p>
+      <w:pPr>
+        <w:rPr>
+          <w:rFonts w:ascii="Times New Roman" w:hAnsi="Times New Roman" w:cs="Times New Roman"/>
+        </w:rPr>
+      </w:pPr>
+    </w:p>
+    <w:p>
+      <w:pPr>
+        <w:rPr>
+          <w:rFonts w:ascii="Times New Roman" w:hAnsi="Times New Roman" w:cs="Times New Roman"/>
+        </w:rPr>
+      </w:pPr>
+      <w:r>
+        <w:rPr>
+          <w:rFonts w:ascii="Times New Roman" w:hAnsi="Times New Roman" w:cs="Times New Roman"/>
+        </w:rPr>
+        <w:t>91%</w:t>
+      </w:r>
+    </w:p>
+    <w:p>
+      <w:pPr>
+        <w:rPr>
+          <w:rFonts w:ascii="Times New Roman" w:hAnsi="Times New Roman" w:cs="Times New Roman"/>
+        </w:rPr>
+      </w:pPr>
+      <w:r>
+        <w:rPr>
+          <w:rFonts w:ascii="Times New Roman" w:hAnsi="Times New Roman" w:cs="Times New Roman"/>
+        </w:rPr>
+        <w:pict w14:anchorId="36A7C9F1">
+          <v:rect id="_x0000_i1151" style="width:0;height:1.5pt" o:hralign="center" o:hrstd="t" o:hr="t" fillcolor="#a0a0a0" stroked="f"/>
+        </w:pict>
+      </w:r>
+    </w:p>
+    <w:p>
+      <w:pPr>
+        <w:rPr>
+          <w:rFonts w:ascii="Times New Roman" w:hAnsi="Times New Roman" w:cs="Times New Roman"/>
+          <w:b/>
+          <w:bCs/>
+        </w:rPr>
+      </w:pPr>
+      <w:r>
+        <w:rPr>
+          <w:rFonts w:ascii="Times New Roman" w:hAnsi="Times New Roman" w:cs="Times New Roman"/>
+          <w:b/>
+          <w:bCs/>
+        </w:rPr>
+        <w:t>Step 9: SHAP</w:t>
+      </w:r>
+    </w:p>
+    <w:p>
+      <w:pPr>
+        <w:rPr>
+          <w:rFonts w:ascii="Times New Roman" w:hAnsi="Times New Roman" w:cs="Times New Roman"/>
+          <w:b/>
+          <w:bCs/>
+        </w:rPr>
+      </w:pPr>
+      <w:r>
+        <w:rPr>
+          <w:rFonts w:ascii="Times New Roman" w:hAnsi="Times New Roman" w:cs="Times New Roman"/>
+          <w:b/>
+          <w:bCs/>
+        </w:rPr>
+        <w:t>Prompt</w:t>
+      </w:r>
+    </w:p>
+    <w:p>
+      <w:pPr>
+        <w:rPr>
+          <w:rFonts w:ascii="Times New Roman" w:hAnsi="Times New Roman" w:cs="Times New Roman"/>
+        </w:rPr>
+      </w:pPr>
+      <w:r>
+        <w:rPr>
+          <w:rFonts w:ascii="Times New Roman" w:hAnsi="Times New Roman" w:cs="Times New Roman"/>
+        </w:rPr>
+        <w:t>Build SHAP explainability.</w:t>
+      </w:r>
+    </w:p>
+    <w:p>
+      <w:pPr>
+        <w:rPr>
+          <w:rFonts w:ascii="Times New Roman" w:hAnsi="Times New Roman" w:cs="Times New Roman"/>
+        </w:rPr>
+      </w:pPr>
+    </w:p>
+    <w:p>
+      <w:pPr>
+        <w:rPr>
+          <w:rFonts w:ascii="Times New Roman" w:hAnsi="Times New Roman" w:cs="Times New Roman"/>
+        </w:rPr>
+      </w:pPr>
+      <w:r>
+        <w:rPr>
+          <w:rFonts w:ascii="Times New Roman" w:hAnsi="Times New Roman" w:cs="Times New Roman"/>
+        </w:rPr>
+        <w:t>Generate:</w:t>
+      </w:r>
+    </w:p>
+    <w:p>
+      <w:pPr>
+        <w:rPr>
+          <w:rFonts w:ascii="Times New Roman" w:hAnsi="Times New Roman" w:cs="Times New Roman"/>
+        </w:rPr>
+      </w:pPr>
+    </w:p>
+    <w:p>
+      <w:pPr>
+        <w:rPr>
+          <w:rFonts w:ascii="Times New Roman" w:hAnsi="Times New Roman" w:cs="Times New Roman"/>
+        </w:rPr>
+      </w:pPr>
+      <w:r>
+        <w:rPr>
+          <w:rFonts w:ascii="Times New Roman" w:hAnsi="Times New Roman" w:cs="Times New Roman"/>
+        </w:rPr>
+        <w:t>Summary Plot</w:t>
+      </w:r>
+    </w:p>
+    <w:p>
+      <w:pPr>
+        <w:rPr>
+          <w:rFonts w:ascii="Times New Roman" w:hAnsi="Times New Roman" w:cs="Times New Roman"/>
+        </w:rPr>
+      </w:pPr>
+    </w:p>
+    <w:p>
+      <w:pPr>
+        <w:rPr>
+          <w:rFonts w:ascii="Times New Roman" w:hAnsi="Times New Roman" w:cs="Times New Roman"/>
+        </w:rPr>
+      </w:pPr>
+      <w:r>
+        <w:rPr>
+          <w:rFonts w:ascii="Times New Roman" w:hAnsi="Times New Roman" w:cs="Times New Roman"/>
+        </w:rPr>
+        <w:t>Waterfall Plot</w:t>
+      </w:r>
+    </w:p>
+    <w:p>
+      <w:pPr>
+        <w:rPr>
+          <w:rFonts w:ascii="Times New Roman" w:hAnsi="Times New Roman" w:cs="Times New Roman"/>
+        </w:rPr>
+      </w:pPr>
+    </w:p>
+    <w:p>
+      <w:pPr>
+        <w:rPr>
+          <w:rFonts w:ascii="Times New Roman" w:hAnsi="Times New Roman" w:cs="Times New Roman"/>
+        </w:rPr>
+      </w:pPr>
+      <w:r>
+        <w:rPr>
+          <w:rFonts w:ascii="Times New Roman" w:hAnsi="Times New Roman" w:cs="Times New Roman"/>
+        </w:rPr>
+        <w:t>Force Plot</w:t>
+      </w:r>
+    </w:p>
+    <w:p>
+      <w:pPr>
+        <w:rPr>
+          <w:rFonts w:ascii="Times New Roman" w:hAnsi="Times New Roman" w:cs="Times New Roman"/>
+        </w:rPr>
+      </w:pPr>
+    </w:p>
+    <w:p>
+      <w:pPr>
+        <w:rPr>
+          <w:rFonts w:ascii="Times New Roman" w:hAnsi="Times New Roman" w:cs="Times New Roman"/>
+        </w:rPr>
+      </w:pPr>
+      <w:r>
+        <w:rPr>
+          <w:rFonts w:ascii="Times New Roman" w:hAnsi="Times New Roman" w:cs="Times New Roman"/>
+        </w:rPr>
+        <w:t>Top Feature Importance</w:t>
+      </w:r>
+    </w:p>
+    <w:p>
+      <w:pPr>
+        <w:rPr>
+          <w:rFonts w:ascii="Times New Roman" w:hAnsi="Times New Roman" w:cs="Times New Roman"/>
+        </w:rPr>
+      </w:pPr>
+    </w:p>
+    <w:p>
+      <w:pPr>
+        <w:rPr>
+          <w:rFonts w:ascii="Times New Roman" w:hAnsi="Times New Roman" w:cs="Times New Roman"/>
+        </w:rPr>
+      </w:pPr>
+      <w:r>
+        <w:rPr>
+          <w:rFonts w:ascii="Times New Roman" w:hAnsi="Times New Roman" w:cs="Times New Roman"/>
+        </w:rPr>
+        <w:t>Explain one prediction.</w:t>
+      </w:r>
+    </w:p>
+    <w:p>
+      <w:pPr>
+        <w:rPr>
+          <w:rFonts w:ascii="Times New Roman" w:hAnsi="Times New Roman" w:cs="Times New Roman"/>
+        </w:rPr>
+      </w:pPr>
+    </w:p>
+    <w:p>
+      <w:pPr>
+        <w:rPr>
+          <w:rFonts w:ascii="Times New Roman" w:hAnsi="Times New Roman" w:cs="Times New Roman"/>
+        </w:rPr>
+      </w:pPr>
+      <w:r>
+        <w:rPr>
+          <w:rFonts w:ascii="Times New Roman" w:hAnsi="Times New Roman" w:cs="Times New Roman"/>
+        </w:rPr>
+        <w:t>Save figures.</w:t>
+      </w:r>
+    </w:p>
+    <w:p>
+      <w:pPr>
+        <w:rPr>
+          <w:rFonts w:ascii="Times New Roman" w:hAnsi="Times New Roman" w:cs="Times New Roman"/>
+        </w:rPr>
+      </w:pPr>
+    </w:p>
+    <w:p>
+      <w:pPr>
+        <w:rPr>
+          <w:rFonts w:ascii="Times New Roman" w:hAnsi="Times New Roman" w:cs="Times New Roman"/>
+        </w:rPr>
+      </w:pPr>
+      <w:r>
+        <w:rPr>
+          <w:rFonts w:ascii="Times New Roman" w:hAnsi="Times New Roman" w:cs="Times New Roman"/>
+        </w:rPr>
+        <w:t>Support Random Forest.</w:t>
+      </w:r>
+    </w:p>
+    <w:p>
+      <w:pPr>
+        <w:rPr>
+          <w:rFonts w:ascii="Times New Roman" w:hAnsi="Times New Roman" w:cs="Times New Roman"/>
+          <w:b/>
+          <w:bCs/>
+        </w:rPr>
+      </w:pPr>
+      <w:r>
+        <w:rPr>
+          <w:rFonts w:ascii="Times New Roman" w:hAnsi="Times New Roman" w:cs="Times New Roman"/>
+          <w:b/>
+          <w:bCs/>
+        </w:rPr>
+        <w:t>Test</w:t>
+      </w:r>
+    </w:p>
+    <w:p>
+      <w:pPr>
+        <w:rPr>
+          <w:rFonts w:ascii="Times New Roman" w:hAnsi="Times New Roman" w:cs="Times New Roman"/>
+        </w:rPr>
+      </w:pPr>
+      <w:r>
+        <w:rPr>
+          <w:rFonts w:ascii="Times New Roman" w:hAnsi="Times New Roman" w:cs="Times New Roman"/>
+        </w:rPr>
+        <w:lastRenderedPageBreak/>
+        <w:t>python src/shap_analysis.py</w:t>
+      </w:r>
+    </w:p>
+    <w:p>
+      <w:pPr>
+        <w:rPr>
+          <w:rFonts w:ascii="Times New Roman" w:hAnsi="Times New Roman" w:cs="Times New Roman"/>
+        </w:rPr>
+      </w:pPr>
+      <w:r>
+        <w:rPr>
+          <w:rFonts w:ascii="Times New Roman" w:hAnsi="Times New Roman" w:cs="Times New Roman"/>
+        </w:rPr>
+        <w:pict w14:anchorId="5DFAEBD4">
+          <v:rect id="_x0000_i1152" style="width:0;height:1.5pt" o:hralign="center" o:hrstd="t" o:hr="t" fillcolor="#a0a0a0" stroked="f"/>
+        </w:pict>
+      </w:r>
+    </w:p>
+    <w:p>
+      <w:pPr>
+        <w:rPr>
+          <w:rFonts w:ascii="Times New Roman" w:hAnsi="Times New Roman" w:cs="Times New Roman"/>
+          <w:b/>
+          <w:bCs/>
+        </w:rPr>
+      </w:pPr>
+      <w:r>
+        <w:rPr>
+          <w:rFonts w:ascii="Times New Roman" w:hAnsi="Times New Roman" w:cs="Times New Roman"/>
+          <w:b/>
+          <w:bCs/>
+        </w:rPr>
+        <w:t>Step 10: BLIP Caption Generation</w:t>
+      </w:r>
+    </w:p>
+    <w:p>
+      <w:pPr>
+        <w:rPr>
+          <w:rFonts w:ascii="Times New Roman" w:hAnsi="Times New Roman" w:cs="Times New Roman"/>
+          <w:b/>
+          <w:bCs/>
+        </w:rPr>
+      </w:pPr>
+      <w:r>
+        <w:rPr>
+          <w:rFonts w:ascii="Times New Roman" w:hAnsi="Times New Roman" w:cs="Times New Roman"/>
+          <w:b/>
+          <w:bCs/>
+        </w:rPr>
+        <w:t>Prompt</w:t>
+      </w:r>
+    </w:p>
+    <w:p>
+      <w:pPr>
+        <w:rPr>
+          <w:rFonts w:ascii="Times New Roman" w:hAnsi="Times New Roman" w:cs="Times New Roman"/>
+        </w:rPr>
+      </w:pPr>
+      <w:r>
+        <w:rPr>
+          <w:rFonts w:ascii="Times New Roman" w:hAnsi="Times New Roman" w:cs="Times New Roman"/>
+        </w:rPr>
+        <w:t>Build an AI caption generation module.</w:t>
+      </w:r>
+    </w:p>
+    <w:p>
+      <w:pPr>
+        <w:rPr>
+          <w:rFonts w:ascii="Times New Roman" w:hAnsi="Times New Roman" w:cs="Times New Roman"/>
+        </w:rPr>
+      </w:pPr>
+    </w:p>
+    <w:p>
+      <w:pPr>
+        <w:rPr>
+          <w:rFonts w:ascii="Times New Roman" w:hAnsi="Times New Roman" w:cs="Times New Roman"/>
+        </w:rPr>
+      </w:pPr>
+      <w:r>
+        <w:rPr>
+          <w:rFonts w:ascii="Times New Roman" w:hAnsi="Times New Roman" w:cs="Times New Roman"/>
+        </w:rPr>
+        <w:t>Model:</w:t>
+      </w:r>
+    </w:p>
+    <w:p>
+      <w:pPr>
+        <w:rPr>
+          <w:rFonts w:ascii="Times New Roman" w:hAnsi="Times New Roman" w:cs="Times New Roman"/>
+        </w:rPr>
+      </w:pPr>
+    </w:p>
+    <w:p>
+      <w:pPr>
+        <w:rPr>
+          <w:rFonts w:ascii="Times New Roman" w:hAnsi="Times New Roman" w:cs="Times New Roman"/>
+        </w:rPr>
+      </w:pPr>
+      <w:r>
+        <w:rPr>
+          <w:rFonts w:ascii="Times New Roman" w:hAnsi="Times New Roman" w:cs="Times New Roman"/>
+        </w:rPr>
+        <w:t>BLIP</w:t>
+      </w:r>
+    </w:p>
+    <w:p>
+      <w:pPr>
+        <w:rPr>
+          <w:rFonts w:ascii="Times New Roman" w:hAnsi="Times New Roman" w:cs="Times New Roman"/>
+        </w:rPr>
+      </w:pPr>
+    </w:p>
+    <w:p>
+      <w:pPr>
+        <w:rPr>
+          <w:rFonts w:ascii="Times New Roman" w:hAnsi="Times New Roman" w:cs="Times New Roman"/>
+        </w:rPr>
+      </w:pPr>
+      <w:r>
+        <w:rPr>
+          <w:rFonts w:ascii="Times New Roman" w:hAnsi="Times New Roman" w:cs="Times New Roman"/>
+        </w:rPr>
+        <w:t>Input:</w:t>
+      </w:r>
+    </w:p>
+    <w:p>
+      <w:pPr>
+        <w:rPr>
+          <w:rFonts w:ascii="Times New Roman" w:hAnsi="Times New Roman" w:cs="Times New Roman"/>
+        </w:rPr>
+      </w:pPr>
+    </w:p>
+    <w:p>
+      <w:pPr>
+        <w:rPr>
+          <w:rFonts w:ascii="Times New Roman" w:hAnsi="Times New Roman" w:cs="Times New Roman"/>
+        </w:rPr>
+      </w:pPr>
+      <w:r>
+        <w:rPr>
+          <w:rFonts w:ascii="Times New Roman" w:hAnsi="Times New Roman" w:cs="Times New Roman"/>
+        </w:rPr>
+        <w:t>Image</w:t>
+      </w:r>
+    </w:p>
+    <w:p>
+      <w:pPr>
+        <w:rPr>
+          <w:rFonts w:ascii="Times New Roman" w:hAnsi="Times New Roman" w:cs="Times New Roman"/>
+        </w:rPr>
+      </w:pPr>
+    </w:p>
+    <w:p>
+      <w:pPr>
+        <w:rPr>
+          <w:rFonts w:ascii="Times New Roman" w:hAnsi="Times New Roman" w:cs="Times New Roman"/>
+        </w:rPr>
+      </w:pPr>
+      <w:r>
+        <w:rPr>
+          <w:rFonts w:ascii="Times New Roman" w:hAnsi="Times New Roman" w:cs="Times New Roman"/>
+        </w:rPr>
+        <w:t>Generate multiple captions using different decoding strategies.</w:t>
+      </w:r>
+    </w:p>
+    <w:p>
+      <w:pPr>
+        <w:rPr>
+          <w:rFonts w:ascii="Times New Roman" w:hAnsi="Times New Roman" w:cs="Times New Roman"/>
+        </w:rPr>
+      </w:pPr>
+    </w:p>
+    <w:p>
+      <w:pPr>
+        <w:rPr>
+          <w:rFonts w:ascii="Times New Roman" w:hAnsi="Times New Roman" w:cs="Times New Roman"/>
+        </w:rPr>
+      </w:pPr>
+      <w:r>
+        <w:rPr>
+          <w:rFonts w:ascii="Times New Roman" w:hAnsi="Times New Roman" w:cs="Times New Roman"/>
+        </w:rPr>
+        <w:t>Beam Search</w:t>
+      </w:r>
+    </w:p>
+    <w:p>
+      <w:pPr>
+        <w:rPr>
+          <w:rFonts w:ascii="Times New Roman" w:hAnsi="Times New Roman" w:cs="Times New Roman"/>
+        </w:rPr>
+      </w:pPr>
+    </w:p>
+    <w:p>
+      <w:pPr>
+        <w:rPr>
+          <w:rFonts w:ascii="Times New Roman" w:hAnsi="Times New Roman" w:cs="Times New Roman"/>
+        </w:rPr>
+      </w:pPr>
+      <w:r>
+        <w:rPr>
+          <w:rFonts w:ascii="Times New Roman" w:hAnsi="Times New Roman" w:cs="Times New Roman"/>
+        </w:rPr>
+        <w:t>Top-k Sampling</w:t>
+      </w:r>
+    </w:p>
+    <w:p>
+      <w:pPr>
+        <w:rPr>
+          <w:rFonts w:ascii="Times New Roman" w:hAnsi="Times New Roman" w:cs="Times New Roman"/>
+        </w:rPr>
+      </w:pPr>
+    </w:p>
+    <w:p>
+      <w:pPr>
+        <w:rPr>
+          <w:rFonts w:ascii="Times New Roman" w:hAnsi="Times New Roman" w:cs="Times New Roman"/>
+        </w:rPr>
+      </w:pPr>
+      <w:r>
+        <w:rPr>
+          <w:rFonts w:ascii="Times New Roman" w:hAnsi="Times New Roman" w:cs="Times New Roman"/>
+        </w:rPr>
+        <w:t>Nucleus Sampling</w:t>
+      </w:r>
+    </w:p>
+    <w:p>
+      <w:pPr>
+        <w:rPr>
+          <w:rFonts w:ascii="Times New Roman" w:hAnsi="Times New Roman" w:cs="Times New Roman"/>
+        </w:rPr>
+      </w:pPr>
+    </w:p>
+    <w:p>
+      <w:pPr>
+        <w:rPr>
+          <w:rFonts w:ascii="Times New Roman" w:hAnsi="Times New Roman" w:cs="Times New Roman"/>
+        </w:rPr>
+      </w:pPr>
+      <w:r>
+        <w:rPr>
+          <w:rFonts w:ascii="Times New Roman" w:hAnsi="Times New Roman" w:cs="Times New Roman"/>
+        </w:rPr>
+        <w:t>Save captions.</w:t>
+      </w:r>
+    </w:p>
+    <w:p>
+      <w:pPr>
+        <w:rPr>
+          <w:rFonts w:ascii="Times New Roman" w:hAnsi="Times New Roman" w:cs="Times New Roman"/>
+        </w:rPr>
+      </w:pPr>
+    </w:p>
+    <w:p>
+      <w:pPr>
+        <w:rPr>
+          <w:rFonts w:ascii="Times New Roman" w:hAnsi="Times New Roman" w:cs="Times New Roman"/>
+        </w:rPr>
+      </w:pPr>
+      <w:r>
+        <w:rPr>
+          <w:rFonts w:ascii="Times New Roman" w:hAnsi="Times New Roman" w:cs="Times New Roman"/>
+        </w:rPr>
+        <w:t>Return JSON.</w:t>
+      </w:r>
+    </w:p>
+    <w:p>
+      <w:pPr>
+        <w:rPr>
+          <w:rFonts w:ascii="Times New Roman" w:hAnsi="Times New Roman" w:cs="Times New Roman"/>
+        </w:rPr>
+      </w:pPr>
+    </w:p>
+    <w:p>
+      <w:pPr>
+        <w:rPr>
+          <w:rFonts w:ascii="Times New Roman" w:hAnsi="Times New Roman" w:cs="Times New Roman"/>
+        </w:rPr>
+      </w:pPr>
+      <w:r>
+        <w:rPr>
+          <w:rFonts w:ascii="Times New Roman" w:hAnsi="Times New Roman" w:cs="Times New Roman"/>
+        </w:rPr>
+        <w:t>Compare with COCO captions.</w:t>
+      </w:r>
+    </w:p>
+    <w:p>
+      <w:pPr>
+        <w:rPr>
+          <w:rFonts w:ascii="Times New Roman" w:hAnsi="Times New Roman" w:cs="Times New Roman"/>
+          <w:b/>
+          <w:bCs/>
+        </w:rPr>
+      </w:pPr>
+      <w:r>
+        <w:rPr>
+          <w:rFonts w:ascii="Times New Roman" w:hAnsi="Times New Roman" w:cs="Times New Roman"/>
+          <w:b/>
+          <w:bCs/>
+        </w:rPr>
+        <w:t>Test</w:t>
+      </w:r>
+    </w:p>
+    <w:p>
+      <w:pPr>
+        <w:rPr>
+          <w:rFonts w:ascii="Times New Roman" w:hAnsi="Times New Roman" w:cs="Times New Roman"/>
+        </w:rPr>
+      </w:pPr>
+      <w:r>
+        <w:rPr>
+          <w:rFonts w:ascii="Times New Roman" w:hAnsi="Times New Roman" w:cs="Times New Roman"/>
+        </w:rPr>
+        <w:t>python src/blip_caption.py</w:t>
+      </w:r>
+    </w:p>
+    <w:p>
+      <w:pPr>
+        <w:rPr>
+          <w:rFonts w:ascii="Times New Roman" w:hAnsi="Times New Roman" w:cs="Times New Roman"/>
+        </w:rPr>
+      </w:pPr>
+      <w:r>
+        <w:rPr>
+          <w:rFonts w:ascii="Times New Roman" w:hAnsi="Times New Roman" w:cs="Times New Roman"/>
+        </w:rPr>
+        <w:lastRenderedPageBreak/>
+        <w:pict w14:anchorId="7E361694">
+          <v:rect id="_x0000_i1153" style="width:0;height:1.5pt" o:hralign="center" o:hrstd="t" o:hr="t" fillcolor="#a0a0a0" stroked="f"/>
+        </w:pict>
+      </w:r>
+    </w:p>
+    <w:p>
+      <w:pPr>
+        <w:rPr>
+          <w:rFonts w:ascii="Times New Roman" w:hAnsi="Times New Roman" w:cs="Times New Roman"/>
+          <w:b/>
+          <w:bCs/>
+        </w:rPr>
+      </w:pPr>
+      <w:r>
+        <w:rPr>
+          <w:rFonts w:ascii="Times New Roman" w:hAnsi="Times New Roman" w:cs="Times New Roman"/>
+          <w:b/>
+          <w:bCs/>
+        </w:rPr>
+        <w:t>Step 11: AI Caption Diversity</w:t>
+      </w:r>
+    </w:p>
+    <w:p>
+      <w:pPr>
+        <w:rPr>
+          <w:rFonts w:ascii="Times New Roman" w:hAnsi="Times New Roman" w:cs="Times New Roman"/>
+          <w:b/>
+          <w:bCs/>
+        </w:rPr>
+      </w:pPr>
+      <w:r>
+        <w:rPr>
+          <w:rFonts w:ascii="Times New Roman" w:hAnsi="Times New Roman" w:cs="Times New Roman"/>
+          <w:b/>
+          <w:bCs/>
+        </w:rPr>
+        <w:t>Prompt</w:t>
+      </w:r>
+    </w:p>
+    <w:p>
+      <w:pPr>
+        <w:rPr>
+          <w:rFonts w:ascii="Times New Roman" w:hAnsi="Times New Roman" w:cs="Times New Roman"/>
+        </w:rPr>
+      </w:pPr>
+      <w:r>
+        <w:rPr>
+          <w:rFonts w:ascii="Times New Roman" w:hAnsi="Times New Roman" w:cs="Times New Roman"/>
+        </w:rPr>
+        <w:t>Repeat the complete caption diversity pipeline using BLIP-generated captions.</w:t>
+      </w:r>
+    </w:p>
+    <w:p>
+      <w:pPr>
+        <w:rPr>
+          <w:rFonts w:ascii="Times New Roman" w:hAnsi="Times New Roman" w:cs="Times New Roman"/>
+        </w:rPr>
+      </w:pPr>
+    </w:p>
+    <w:p>
+      <w:pPr>
+        <w:rPr>
+          <w:rFonts w:ascii="Times New Roman" w:hAnsi="Times New Roman" w:cs="Times New Roman"/>
+        </w:rPr>
+      </w:pPr>
+      <w:r>
+        <w:rPr>
+          <w:rFonts w:ascii="Times New Roman" w:hAnsi="Times New Roman" w:cs="Times New Roman"/>
+        </w:rPr>
+        <w:t>Create:</w:t>
+      </w:r>
+    </w:p>
+    <w:p>
+      <w:pPr>
+        <w:rPr>
+          <w:rFonts w:ascii="Times New Roman" w:hAnsi="Times New Roman" w:cs="Times New Roman"/>
+        </w:rPr>
+      </w:pPr>
+    </w:p>
+    <w:p>
+      <w:pPr>
+        <w:rPr>
+          <w:rFonts w:ascii="Times New Roman" w:hAnsi="Times New Roman" w:cs="Times New Roman"/>
+        </w:rPr>
+      </w:pPr>
+      <w:r>
+        <w:rPr>
+          <w:rFonts w:ascii="Times New Roman" w:hAnsi="Times New Roman" w:cs="Times New Roman"/>
+        </w:rPr>
+        <w:t>ai_dataset.csv</w:t>
+      </w:r>
+    </w:p>
+    <w:p>
+      <w:pPr>
+        <w:rPr>
+          <w:rFonts w:ascii="Times New Roman" w:hAnsi="Times New Roman" w:cs="Times New Roman"/>
+        </w:rPr>
+      </w:pPr>
+    </w:p>
+    <w:p>
+      <w:pPr>
+        <w:rPr>
+          <w:rFonts w:ascii="Times New Roman" w:hAnsi="Times New Roman" w:cs="Times New Roman"/>
+        </w:rPr>
+      </w:pPr>
+      <w:r>
+        <w:rPr>
+          <w:rFonts w:ascii="Times New Roman" w:hAnsi="Times New Roman" w:cs="Times New Roman"/>
+        </w:rPr>
+        <w:t>Compare with human_dataset.csv.</w:t>
+      </w:r>
+    </w:p>
+    <w:p>
+      <w:pPr>
+        <w:rPr>
+          <w:rFonts w:ascii="Times New Roman" w:hAnsi="Times New Roman" w:cs="Times New Roman"/>
+          <w:b/>
+          <w:bCs/>
+        </w:rPr>
+      </w:pPr>
+      <w:r>
+        <w:rPr>
+          <w:rFonts w:ascii="Times New Roman" w:hAnsi="Times New Roman" w:cs="Times New Roman"/>
+          <w:b/>
+          <w:bCs/>
+        </w:rPr>
+        <w:t>Test</w:t>
+      </w:r>
+    </w:p>
+    <w:p>
+      <w:pPr>
+        <w:rPr>
+          <w:rFonts w:ascii="Times New Roman" w:hAnsi="Times New Roman" w:cs="Times New Roman"/>
+        </w:rPr>
+      </w:pPr>
+      <w:r>
+        <w:rPr>
+          <w:rFonts w:ascii="Times New Roman" w:hAnsi="Times New Roman" w:cs="Times New Roman"/>
+        </w:rPr>
+        <w:t>python src/compare.py</w:t>
+      </w:r>
+    </w:p>
+    <w:p>
+      <w:pPr>
+        <w:rPr>
+          <w:rFonts w:ascii="Times New Roman" w:hAnsi="Times New Roman" w:cs="Times New Roman"/>
+        </w:rPr>
+      </w:pPr>
+      <w:r>
+        <w:rPr>
+          <w:rFonts w:ascii="Times New Roman" w:hAnsi="Times New Roman" w:cs="Times New Roman"/>
+        </w:rPr>
+        <w:t>Expected</w:t>
+      </w:r>
+    </w:p>
+    <w:p>
+      <w:pPr>
+        <w:rPr>
+          <w:rFonts w:ascii="Times New Roman" w:hAnsi="Times New Roman" w:cs="Times New Roman"/>
+        </w:rPr>
+      </w:pPr>
+      <w:r>
+        <w:rPr>
+          <w:rFonts w:ascii="Times New Roman" w:hAnsi="Times New Roman" w:cs="Times New Roman"/>
+        </w:rPr>
+        <w:t>Human Diversity</w:t>
+      </w:r>
+    </w:p>
+    <w:p>
+      <w:pPr>
+        <w:rPr>
+          <w:rFonts w:ascii="Times New Roman" w:hAnsi="Times New Roman" w:cs="Times New Roman"/>
+        </w:rPr>
+      </w:pPr>
+    </w:p>
+    <w:p>
+      <w:pPr>
+        <w:rPr>
+          <w:rFonts w:ascii="Times New Roman" w:hAnsi="Times New Roman" w:cs="Times New Roman"/>
+        </w:rPr>
+      </w:pPr>
+      <w:r>
+        <w:rPr>
+          <w:rFonts w:ascii="Times New Roman" w:hAnsi="Times New Roman" w:cs="Times New Roman"/>
+        </w:rPr>
+        <w:t>0.18</w:t>
+      </w:r>
+    </w:p>
+    <w:p>
+      <w:pPr>
+        <w:rPr>
+          <w:rFonts w:ascii="Times New Roman" w:hAnsi="Times New Roman" w:cs="Times New Roman"/>
+        </w:rPr>
+      </w:pPr>
+    </w:p>
+    <w:p>
+      <w:pPr>
+        <w:rPr>
+          <w:rFonts w:ascii="Times New Roman" w:hAnsi="Times New Roman" w:cs="Times New Roman"/>
+        </w:rPr>
+      </w:pPr>
+      <w:r>
+        <w:rPr>
+          <w:rFonts w:ascii="Times New Roman" w:hAnsi="Times New Roman" w:cs="Times New Roman"/>
+        </w:rPr>
+        <w:t>AI Diversity</w:t>
+      </w:r>
+    </w:p>
+    <w:p>
+      <w:pPr>
+        <w:rPr>
+          <w:rFonts w:ascii="Times New Roman" w:hAnsi="Times New Roman" w:cs="Times New Roman"/>
+        </w:rPr>
+      </w:pPr>
+    </w:p>
+    <w:p>
+      <w:pPr>
+        <w:rPr>
+          <w:rFonts w:ascii="Times New Roman" w:hAnsi="Times New Roman" w:cs="Times New Roman"/>
+        </w:rPr>
+      </w:pPr>
+      <w:r>
+        <w:rPr>
+          <w:rFonts w:ascii="Times New Roman" w:hAnsi="Times New Roman" w:cs="Times New Roman"/>
+        </w:rPr>
+        <w:t>0.31</w:t>
+      </w:r>
+    </w:p>
+    <w:p>
+      <w:pPr>
+        <w:rPr>
+          <w:rFonts w:ascii="Times New Roman" w:hAnsi="Times New Roman" w:cs="Times New Roman"/>
+        </w:rPr>
+      </w:pPr>
+      <w:r>
+        <w:rPr>
+          <w:rFonts w:ascii="Times New Roman" w:hAnsi="Times New Roman" w:cs="Times New Roman"/>
+        </w:rPr>
+        <w:pict w14:anchorId="7C0D218D">
+          <v:rect id="_x0000_i1154" style="width:0;height:1.5pt" o:hralign="center" o:hrstd="t" o:hr="t" fillcolor="#a0a0a0" stroked="f"/>
+        </w:pict>
+      </w:r>
+    </w:p>
+    <w:p>
+      <w:pPr>
+        <w:rPr>
+          <w:rFonts w:ascii="Times New Roman" w:hAnsi="Times New Roman" w:cs="Times New Roman"/>
+          <w:b/>
+          <w:bCs/>
+        </w:rPr>
+      </w:pPr>
+      <w:r>
+        <w:rPr>
+          <w:rFonts w:ascii="Times New Roman" w:hAnsi="Times New Roman" w:cs="Times New Roman"/>
+          <w:b/>
+          <w:bCs/>
+        </w:rPr>
+        <w:t>Step 12: FastAPI</w:t>
+      </w:r>
+    </w:p>
+    <w:p>
+      <w:pPr>
+        <w:rPr>
+          <w:rFonts w:ascii="Times New Roman" w:hAnsi="Times New Roman" w:cs="Times New Roman"/>
+          <w:b/>
+          <w:bCs/>
+        </w:rPr>
+      </w:pPr>
+      <w:r>
+        <w:rPr>
+          <w:rFonts w:ascii="Times New Roman" w:hAnsi="Times New Roman" w:cs="Times New Roman"/>
+          <w:b/>
+          <w:bCs/>
+        </w:rPr>
+        <w:t>Prompt</w:t>
+      </w:r>
+    </w:p>
+    <w:p>
+      <w:pPr>
+        <w:rPr>
+          <w:rFonts w:ascii="Times New Roman" w:hAnsi="Times New Roman" w:cs="Times New Roman"/>
+        </w:rPr>
+      </w:pPr>
+      <w:r>
+        <w:rPr>
+          <w:rFonts w:ascii="Times New Roman" w:hAnsi="Times New Roman" w:cs="Times New Roman"/>
+        </w:rPr>
+        <w:t>Create a FastAPI backend.</w:t>
+      </w:r>
+    </w:p>
+    <w:p>
+      <w:pPr>
+        <w:rPr>
+          <w:rFonts w:ascii="Times New Roman" w:hAnsi="Times New Roman" w:cs="Times New Roman"/>
+        </w:rPr>
+      </w:pPr>
+    </w:p>
+    <w:p>
+      <w:pPr>
+        <w:rPr>
+          <w:rFonts w:ascii="Times New Roman" w:hAnsi="Times New Roman" w:cs="Times New Roman"/>
+        </w:rPr>
+      </w:pPr>
+      <w:r>
+        <w:rPr>
+          <w:rFonts w:ascii="Times New Roman" w:hAnsi="Times New Roman" w:cs="Times New Roman"/>
+        </w:rPr>
+        <w:t>Endpoints:</w:t>
+      </w:r>
+    </w:p>
+    <w:p>
+      <w:pPr>
+        <w:rPr>
+          <w:rFonts w:ascii="Times New Roman" w:hAnsi="Times New Roman" w:cs="Times New Roman"/>
+        </w:rPr>
+      </w:pPr>
+    </w:p>
+    <w:p>
+      <w:pPr>
+        <w:rPr>
+          <w:rFonts w:ascii="Times New Roman" w:hAnsi="Times New Roman" w:cs="Times New Roman"/>
+        </w:rPr>
+      </w:pPr>
+      <w:r>
+        <w:rPr>
+          <w:rFonts w:ascii="Times New Roman" w:hAnsi="Times New Roman" w:cs="Times New Roman"/>
+        </w:rPr>
+        <w:t>/predict</w:t>
+      </w:r>
+    </w:p>
+    <w:p>
+      <w:pPr>
+        <w:rPr>
+          <w:rFonts w:ascii="Times New Roman" w:hAnsi="Times New Roman" w:cs="Times New Roman"/>
+        </w:rPr>
+      </w:pPr>
+    </w:p>
+    <w:p>
+      <w:pPr>
+        <w:rPr>
+          <w:rFonts w:ascii="Times New Roman" w:hAnsi="Times New Roman" w:cs="Times New Roman"/>
+        </w:rPr>
+      </w:pPr>
+      <w:r>
+        <w:rPr>
+          <w:rFonts w:ascii="Times New Roman" w:hAnsi="Times New Roman" w:cs="Times New Roman"/>
+        </w:rPr>
+        <w:lastRenderedPageBreak/>
+        <w:t>/upload</w:t>
+      </w:r>
+    </w:p>
+    <w:p>
+      <w:pPr>
+        <w:rPr>
+          <w:rFonts w:ascii="Times New Roman" w:hAnsi="Times New Roman" w:cs="Times New Roman"/>
+        </w:rPr>
+      </w:pPr>
+    </w:p>
+    <w:p>
+      <w:pPr>
+        <w:rPr>
+          <w:rFonts w:ascii="Times New Roman" w:hAnsi="Times New Roman" w:cs="Times New Roman"/>
+        </w:rPr>
+      </w:pPr>
+      <w:r>
+        <w:rPr>
+          <w:rFonts w:ascii="Times New Roman" w:hAnsi="Times New Roman" w:cs="Times New Roman"/>
+        </w:rPr>
+        <w:t>/features</w:t>
+      </w:r>
+    </w:p>
+    <w:p>
+      <w:pPr>
+        <w:rPr>
+          <w:rFonts w:ascii="Times New Roman" w:hAnsi="Times New Roman" w:cs="Times New Roman"/>
+        </w:rPr>
+      </w:pPr>
+    </w:p>
+    <w:p>
+      <w:pPr>
+        <w:rPr>
+          <w:rFonts w:ascii="Times New Roman" w:hAnsi="Times New Roman" w:cs="Times New Roman"/>
+        </w:rPr>
+      </w:pPr>
+      <w:r>
+        <w:rPr>
+          <w:rFonts w:ascii="Times New Roman" w:hAnsi="Times New Roman" w:cs="Times New Roman"/>
+        </w:rPr>
+        <w:t>/explain</w:t>
+      </w:r>
+    </w:p>
+    <w:p>
+      <w:pPr>
+        <w:rPr>
+          <w:rFonts w:ascii="Times New Roman" w:hAnsi="Times New Roman" w:cs="Times New Roman"/>
+        </w:rPr>
+      </w:pPr>
+    </w:p>
+    <w:p>
+      <w:pPr>
+        <w:rPr>
+          <w:rFonts w:ascii="Times New Roman" w:hAnsi="Times New Roman" w:cs="Times New Roman"/>
+        </w:rPr>
+      </w:pPr>
+      <w:r>
+        <w:rPr>
+          <w:rFonts w:ascii="Times New Roman" w:hAnsi="Times New Roman" w:cs="Times New Roman"/>
+        </w:rPr>
+        <w:t>Accept image uploads.</w:t>
+      </w:r>
+    </w:p>
+    <w:p>
+      <w:pPr>
+        <w:rPr>
+          <w:rFonts w:ascii="Times New Roman" w:hAnsi="Times New Roman" w:cs="Times New Roman"/>
+        </w:rPr>
+      </w:pPr>
+    </w:p>
+    <w:p>
+      <w:pPr>
+        <w:rPr>
+          <w:rFonts w:ascii="Times New Roman" w:hAnsi="Times New Roman" w:cs="Times New Roman"/>
+        </w:rPr>
+      </w:pPr>
+      <w:r>
+        <w:rPr>
+          <w:rFonts w:ascii="Times New Roman" w:hAnsi="Times New Roman" w:cs="Times New Roman"/>
+        </w:rPr>
+        <w:t>Return:</w:t>
+      </w:r>
+    </w:p>
+    <w:p>
+      <w:pPr>
+        <w:rPr>
+          <w:rFonts w:ascii="Times New Roman" w:hAnsi="Times New Roman" w:cs="Times New Roman"/>
+        </w:rPr>
+      </w:pPr>
+    </w:p>
+    <w:p>
+      <w:pPr>
+        <w:rPr>
+          <w:rFonts w:ascii="Times New Roman" w:hAnsi="Times New Roman" w:cs="Times New Roman"/>
+        </w:rPr>
+      </w:pPr>
+      <w:r>
+        <w:rPr>
+          <w:rFonts w:ascii="Times New Roman" w:hAnsi="Times New Roman" w:cs="Times New Roman"/>
+        </w:rPr>
+        <w:t>Predicted ambiguity</w:t>
+      </w:r>
+    </w:p>
+    <w:p>
+      <w:pPr>
+        <w:rPr>
+          <w:rFonts w:ascii="Times New Roman" w:hAnsi="Times New Roman" w:cs="Times New Roman"/>
+        </w:rPr>
+      </w:pPr>
+    </w:p>
+    <w:p>
+      <w:pPr>
+        <w:rPr>
+          <w:rFonts w:ascii="Times New Roman" w:hAnsi="Times New Roman" w:cs="Times New Roman"/>
+        </w:rPr>
+      </w:pPr>
+      <w:r>
+        <w:rPr>
+          <w:rFonts w:ascii="Times New Roman" w:hAnsi="Times New Roman" w:cs="Times New Roman"/>
+        </w:rPr>
+        <w:t>Caption diversity</w:t>
+      </w:r>
+    </w:p>
+    <w:p>
+      <w:pPr>
+        <w:rPr>
+          <w:rFonts w:ascii="Times New Roman" w:hAnsi="Times New Roman" w:cs="Times New Roman"/>
+        </w:rPr>
+      </w:pPr>
+    </w:p>
+    <w:p>
+      <w:pPr>
+        <w:rPr>
+          <w:rFonts w:ascii="Times New Roman" w:hAnsi="Times New Roman" w:cs="Times New Roman"/>
+        </w:rPr>
+      </w:pPr>
+      <w:r>
+        <w:rPr>
+          <w:rFonts w:ascii="Times New Roman" w:hAnsi="Times New Roman" w:cs="Times New Roman"/>
+        </w:rPr>
+        <w:t>OpenCV features</w:t>
+      </w:r>
+    </w:p>
+    <w:p>
+      <w:pPr>
+        <w:rPr>
+          <w:rFonts w:ascii="Times New Roman" w:hAnsi="Times New Roman" w:cs="Times New Roman"/>
+        </w:rPr>
+      </w:pPr>
+    </w:p>
+    <w:p>
+      <w:pPr>
+        <w:rPr>
+          <w:rFonts w:ascii="Times New Roman" w:hAnsi="Times New Roman" w:cs="Times New Roman"/>
+        </w:rPr>
+      </w:pPr>
+      <w:r>
+        <w:rPr>
+          <w:rFonts w:ascii="Times New Roman" w:hAnsi="Times New Roman" w:cs="Times New Roman"/>
+        </w:rPr>
+        <w:t>SHAP explanation</w:t>
+      </w:r>
+    </w:p>
+    <w:p>
+      <w:pPr>
+        <w:rPr>
+          <w:rFonts w:ascii="Times New Roman" w:hAnsi="Times New Roman" w:cs="Times New Roman"/>
+        </w:rPr>
+      </w:pPr>
+    </w:p>
+    <w:p>
+      <w:pPr>
+        <w:rPr>
+          <w:rFonts w:ascii="Times New Roman" w:hAnsi="Times New Roman" w:cs="Times New Roman"/>
+        </w:rPr>
+      </w:pPr>
+      <w:r>
+        <w:rPr>
+          <w:rFonts w:ascii="Times New Roman" w:hAnsi="Times New Roman" w:cs="Times New Roman"/>
+        </w:rPr>
+        <w:t>Follow REST API best practices.</w:t>
+      </w:r>
+    </w:p>
+    <w:p>
+      <w:pPr>
+        <w:rPr>
+          <w:rFonts w:ascii="Times New Roman" w:hAnsi="Times New Roman" w:cs="Times New Roman"/>
+          <w:b/>
+          <w:bCs/>
+        </w:rPr>
+      </w:pPr>
+      <w:r>
+        <w:rPr>
+          <w:rFonts w:ascii="Times New Roman" w:hAnsi="Times New Roman" w:cs="Times New Roman"/>
+          <w:b/>
+          <w:bCs/>
+        </w:rPr>
+        <w:t>Test</w:t>
+      </w:r>
+    </w:p>
+    <w:p>
+      <w:pPr>
+        <w:rPr>
+          <w:rFonts w:ascii="Times New Roman" w:hAnsi="Times New Roman" w:cs="Times New Roman"/>
+        </w:rPr>
+      </w:pPr>
+      <w:r>
+        <w:rPr>
+          <w:rFonts w:ascii="Times New Roman" w:hAnsi="Times New Roman" w:cs="Times New Roman"/>
+        </w:rPr>
+        <w:t>uvicorn app:app --reload</w:t>
+      </w:r>
+    </w:p>
+    <w:p>
+      <w:pPr>
+        <w:rPr>
+          <w:rFonts w:ascii="Times New Roman" w:hAnsi="Times New Roman" w:cs="Times New Roman"/>
+        </w:rPr>
+      </w:pPr>
+      <w:r>
+        <w:rPr>
+          <w:rFonts w:ascii="Times New Roman" w:hAnsi="Times New Roman" w:cs="Times New Roman"/>
+        </w:rPr>
+        <w:t>Open:</w:t>
+      </w:r>
+    </w:p>
+    <w:p>
+      <w:pPr>
+        <w:rPr>
+          <w:rFonts w:ascii="Times New Roman" w:hAnsi="Times New Roman" w:cs="Times New Roman"/>
+        </w:rPr>
+      </w:pPr>
+      <w:r>
+        <w:rPr>
+          <w:rFonts w:ascii="Times New Roman" w:hAnsi="Times New Roman" w:cs="Times New Roman"/>
+        </w:rPr>
+        <w:t>http://127.0.0.1:8000/docs</w:t>
+      </w:r>
+    </w:p>
+    <w:p>
+      <w:pPr>
+        <w:rPr>
+          <w:rFonts w:ascii="Times New Roman" w:hAnsi="Times New Roman" w:cs="Times New Roman"/>
+        </w:rPr>
+      </w:pPr>
+      <w:r>
+        <w:rPr>
+          <w:rFonts w:ascii="Times New Roman" w:hAnsi="Times New Roman" w:cs="Times New Roman"/>
+        </w:rPr>
+        <w:pict w14:anchorId="1ECD0CBF">
+          <v:rect id="_x0000_i1155" style="width:0;height:1.5pt" o:hralign="center" o:hrstd="t" o:hr="t" fillcolor="#a0a0a0" stroked="f"/>
+        </w:pict>
+      </w:r>
+    </w:p>
+    <w:p>
+      <w:pPr>
+        <w:rPr>
+          <w:rFonts w:ascii="Times New Roman" w:hAnsi="Times New Roman" w:cs="Times New Roman"/>
+          <w:b/>
+          <w:bCs/>
+        </w:rPr>
+      </w:pPr>
+      <w:r>
+        <w:rPr>
+          <w:rFonts w:ascii="Times New Roman" w:hAnsi="Times New Roman" w:cs="Times New Roman"/>
+          <w:b/>
+          <w:bCs/>
+        </w:rPr>
+        <w:t>Step 13: React Frontend</w:t>
+      </w:r>
+    </w:p>
+    <w:p>
+      <w:pPr>
+        <w:rPr>
+          <w:rFonts w:ascii="Times New Roman" w:hAnsi="Times New Roman" w:cs="Times New Roman"/>
+          <w:b/>
+          <w:bCs/>
+        </w:rPr>
+      </w:pPr>
+      <w:r>
+        <w:rPr>
+          <w:rFonts w:ascii="Times New Roman" w:hAnsi="Times New Roman" w:cs="Times New Roman"/>
+          <w:b/>
+          <w:bCs/>
+        </w:rPr>
+        <w:t>Prompt</w:t>
+      </w:r>
+    </w:p>
+    <w:p>
+      <w:pPr>
+        <w:rPr>
+          <w:rFonts w:ascii="Times New Roman" w:hAnsi="Times New Roman" w:cs="Times New Roman"/>
+        </w:rPr>
+      </w:pPr>
+      <w:r>
+        <w:rPr>
+          <w:rFonts w:ascii="Times New Roman" w:hAnsi="Times New Roman" w:cs="Times New Roman"/>
+        </w:rPr>
+        <w:t>Build a modern React frontend.</w:t>
+      </w:r>
+    </w:p>
+    <w:p>
+      <w:pPr>
+        <w:rPr>
+          <w:rFonts w:ascii="Times New Roman" w:hAnsi="Times New Roman" w:cs="Times New Roman"/>
+        </w:rPr>
+      </w:pPr>
+    </w:p>
+    <w:p>
+      <w:pPr>
+        <w:rPr>
+          <w:rFonts w:ascii="Times New Roman" w:hAnsi="Times New Roman" w:cs="Times New Roman"/>
+        </w:rPr>
+      </w:pPr>
+      <w:r>
+        <w:rPr>
+          <w:rFonts w:ascii="Times New Roman" w:hAnsi="Times New Roman" w:cs="Times New Roman"/>
+        </w:rPr>
+        <w:t>Pages:</w:t>
+      </w:r>
+    </w:p>
+    <w:p>
+      <w:pPr>
+        <w:rPr>
+          <w:rFonts w:ascii="Times New Roman" w:hAnsi="Times New Roman" w:cs="Times New Roman"/>
+        </w:rPr>
+      </w:pPr>
+    </w:p>
+    <w:p>
+      <w:pPr>
+        <w:rPr>
+          <w:rFonts w:ascii="Times New Roman" w:hAnsi="Times New Roman" w:cs="Times New Roman"/>
+        </w:rPr>
+      </w:pPr>
+      <w:r>
+        <w:rPr>
+          <w:rFonts w:ascii="Times New Roman" w:hAnsi="Times New Roman" w:cs="Times New Roman"/>
+        </w:rPr>
+        <w:t>Home</w:t>
+      </w:r>
+    </w:p>
+    <w:p>
+      <w:pPr>
+        <w:rPr>
+          <w:rFonts w:ascii="Times New Roman" w:hAnsi="Times New Roman" w:cs="Times New Roman"/>
+        </w:rPr>
+      </w:pPr>
+    </w:p>
+    <w:p>
+      <w:pPr>
+        <w:rPr>
+          <w:rFonts w:ascii="Times New Roman" w:hAnsi="Times New Roman" w:cs="Times New Roman"/>
+        </w:rPr>
+      </w:pPr>
+      <w:r>
+        <w:rPr>
+          <w:rFonts w:ascii="Times New Roman" w:hAnsi="Times New Roman" w:cs="Times New Roman"/>
+        </w:rPr>
+        <w:t>Prediction</w:t>
+      </w:r>
+    </w:p>
+    <w:p>
+      <w:pPr>
+        <w:rPr>
+          <w:rFonts w:ascii="Times New Roman" w:hAnsi="Times New Roman" w:cs="Times New Roman"/>
+        </w:rPr>
+      </w:pPr>
+    </w:p>
+    <w:p>
+      <w:pPr>
+        <w:rPr>
+          <w:rFonts w:ascii="Times New Roman" w:hAnsi="Times New Roman" w:cs="Times New Roman"/>
+        </w:rPr>
+      </w:pPr>
+      <w:r>
+        <w:rPr>
+          <w:rFonts w:ascii="Times New Roman" w:hAnsi="Times New Roman" w:cs="Times New Roman"/>
+        </w:rPr>
+        <w:t>Comparison</w:t>
+      </w:r>
+    </w:p>
+    <w:p>
+      <w:pPr>
+        <w:rPr>
+          <w:rFonts w:ascii="Times New Roman" w:hAnsi="Times New Roman" w:cs="Times New Roman"/>
+        </w:rPr>
+      </w:pPr>
+    </w:p>
+    <w:p>
+      <w:pPr>
+        <w:rPr>
+          <w:rFonts w:ascii="Times New Roman" w:hAnsi="Times New Roman" w:cs="Times New Roman"/>
+        </w:rPr>
+      </w:pPr>
+      <w:r>
+        <w:rPr>
+          <w:rFonts w:ascii="Times New Roman" w:hAnsi="Times New Roman" w:cs="Times New Roman"/>
+        </w:rPr>
+        <w:t>About</w:t>
+      </w:r>
+    </w:p>
+    <w:p>
+      <w:pPr>
+        <w:rPr>
+          <w:rFonts w:ascii="Times New Roman" w:hAnsi="Times New Roman" w:cs="Times New Roman"/>
+        </w:rPr>
+      </w:pPr>
+    </w:p>
+    <w:p>
+      <w:pPr>
+        <w:rPr>
+          <w:rFonts w:ascii="Times New Roman" w:hAnsi="Times New Roman" w:cs="Times New Roman"/>
+        </w:rPr>
+      </w:pPr>
+      <w:r>
+        <w:rPr>
+          <w:rFonts w:ascii="Times New Roman" w:hAnsi="Times New Roman" w:cs="Times New Roman"/>
+        </w:rPr>
+        <w:t>Features:</w:t>
+      </w:r>
+    </w:p>
+    <w:p>
+      <w:pPr>
+        <w:rPr>
+          <w:rFonts w:ascii="Times New Roman" w:hAnsi="Times New Roman" w:cs="Times New Roman"/>
+        </w:rPr>
+      </w:pPr>
+    </w:p>
+    <w:p>
+      <w:pPr>
+        <w:rPr>
+          <w:rFonts w:ascii="Times New Roman" w:hAnsi="Times New Roman" w:cs="Times New Roman"/>
+        </w:rPr>
+      </w:pPr>
+      <w:r>
+        <w:rPr>
+          <w:rFonts w:ascii="Times New Roman" w:hAnsi="Times New Roman" w:cs="Times New Roman"/>
+        </w:rPr>
+        <w:t>Upload image</w:t>
+      </w:r>
+    </w:p>
+    <w:p>
+      <w:pPr>
+        <w:rPr>
+          <w:rFonts w:ascii="Times New Roman" w:hAnsi="Times New Roman" w:cs="Times New Roman"/>
+        </w:rPr>
+      </w:pPr>
+    </w:p>
+    <w:p>
+      <w:pPr>
+        <w:rPr>
+          <w:rFonts w:ascii="Times New Roman" w:hAnsi="Times New Roman" w:cs="Times New Roman"/>
+        </w:rPr>
+      </w:pPr>
+      <w:r>
+        <w:rPr>
+          <w:rFonts w:ascii="Times New Roman" w:hAnsi="Times New Roman" w:cs="Times New Roman"/>
+        </w:rPr>
+        <w:t>Display generated captions</w:t>
+      </w:r>
+    </w:p>
+    <w:p>
+      <w:pPr>
+        <w:rPr>
+          <w:rFonts w:ascii="Times New Roman" w:hAnsi="Times New Roman" w:cs="Times New Roman"/>
+        </w:rPr>
+      </w:pPr>
+    </w:p>
+    <w:p>
+      <w:pPr>
+        <w:rPr>
+          <w:rFonts w:ascii="Times New Roman" w:hAnsi="Times New Roman" w:cs="Times New Roman"/>
+        </w:rPr>
+      </w:pPr>
+      <w:r>
+        <w:rPr>
+          <w:rFonts w:ascii="Times New Roman" w:hAnsi="Times New Roman" w:cs="Times New Roman"/>
+        </w:rPr>
+        <w:t>Display ambiguity score</w:t>
+      </w:r>
+    </w:p>
+    <w:p>
+      <w:pPr>
+        <w:rPr>
+          <w:rFonts w:ascii="Times New Roman" w:hAnsi="Times New Roman" w:cs="Times New Roman"/>
+        </w:rPr>
+      </w:pPr>
+    </w:p>
+    <w:p>
+      <w:pPr>
+        <w:rPr>
+          <w:rFonts w:ascii="Times New Roman" w:hAnsi="Times New Roman" w:cs="Times New Roman"/>
+        </w:rPr>
+      </w:pPr>
+      <w:r>
+        <w:rPr>
+          <w:rFonts w:ascii="Times New Roman" w:hAnsi="Times New Roman" w:cs="Times New Roman"/>
+        </w:rPr>
+        <w:t>Display SHAP explanation</w:t>
+      </w:r>
+    </w:p>
+    <w:p>
+      <w:pPr>
+        <w:rPr>
+          <w:rFonts w:ascii="Times New Roman" w:hAnsi="Times New Roman" w:cs="Times New Roman"/>
+        </w:rPr>
+      </w:pPr>
+    </w:p>
+    <w:p>
+      <w:pPr>
+        <w:rPr>
+          <w:rFonts w:ascii="Times New Roman" w:hAnsi="Times New Roman" w:cs="Times New Roman"/>
+        </w:rPr>
+      </w:pPr>
+      <w:r>
+        <w:rPr>
+          <w:rFonts w:ascii="Times New Roman" w:hAnsi="Times New Roman" w:cs="Times New Roman"/>
+        </w:rPr>
+        <w:t>Display charts</w:t>
+      </w:r>
+    </w:p>
+    <w:p>
+      <w:pPr>
+        <w:rPr>
+          <w:rFonts w:ascii="Times New Roman" w:hAnsi="Times New Roman" w:cs="Times New Roman"/>
+        </w:rPr>
+      </w:pPr>
+    </w:p>
+    <w:p>
+      <w:pPr>
+        <w:rPr>
+          <w:rFonts w:ascii="Times New Roman" w:hAnsi="Times New Roman" w:cs="Times New Roman"/>
+        </w:rPr>
+      </w:pPr>
+      <w:r>
+        <w:rPr>
+          <w:rFonts w:ascii="Times New Roman" w:hAnsi="Times New Roman" w:cs="Times New Roman"/>
+        </w:rPr>
+        <w:t>Responsive UI</w:t>
+      </w:r>
+    </w:p>
+    <w:p>
+      <w:pPr>
+        <w:rPr>
+          <w:rFonts w:ascii="Times New Roman" w:hAnsi="Times New Roman" w:cs="Times New Roman"/>
+        </w:rPr>
+      </w:pPr>
+    </w:p>
+    <w:p>
+      <w:pPr>
+        <w:rPr>
+          <w:rFonts w:ascii="Times New Roman" w:hAnsi="Times New Roman" w:cs="Times New Roman"/>
+        </w:rPr>
+      </w:pPr>
+      <w:r>
+        <w:rPr>
+          <w:rFonts w:ascii="Times New Roman" w:hAnsi="Times New Roman" w:cs="Times New Roman"/>
+        </w:rPr>
+        <w:t>Use Tailwind CSS and Recharts.</w:t>
+      </w:r>
+    </w:p>
+    <w:p>
+      <w:pPr>
+        <w:rPr>
+          <w:rFonts w:ascii="Times New Roman" w:hAnsi="Times New Roman" w:cs="Times New Roman"/>
+          <w:b/>
+          <w:bCs/>
+        </w:rPr>
+      </w:pPr>
+      <w:r>
+        <w:rPr>
+          <w:rFonts w:ascii="Times New Roman" w:hAnsi="Times New Roman" w:cs="Times New Roman"/>
+          <w:b/>
+          <w:bCs/>
+        </w:rPr>
+        <w:t>Test</w:t>
+      </w:r>
+    </w:p>
+    <w:p>
+      <w:pPr>
+        <w:rPr>
+          <w:rFonts w:ascii="Times New Roman" w:hAnsi="Times New Roman" w:cs="Times New Roman"/>
+        </w:rPr>
+      </w:pPr>
+      <w:r>
+        <w:rPr>
+          <w:rFonts w:ascii="Times New Roman" w:hAnsi="Times New Roman" w:cs="Times New Roman"/>
+        </w:rPr>
+        <w:t>npm install</w:t>
+      </w:r>
+    </w:p>
+    <w:p>
+      <w:pPr>
+        <w:rPr>
+          <w:rFonts w:ascii="Times New Roman" w:hAnsi="Times New Roman" w:cs="Times New Roman"/>
+        </w:rPr>
+      </w:pPr>
+      <w:r>
+        <w:rPr>
+          <w:rFonts w:ascii="Times New Roman" w:hAnsi="Times New Roman" w:cs="Times New Roman"/>
+        </w:rPr>
+        <w:t>npm run dev</w:t>
+      </w:r>
+    </w:p>
+    <w:p>
+      <w:pPr>
+        <w:rPr>
+          <w:rFonts w:ascii="Times New Roman" w:hAnsi="Times New Roman" w:cs="Times New Roman"/>
+        </w:rPr>
+      </w:pPr>
+      <w:r>
+        <w:rPr>
+          <w:rFonts w:ascii="Times New Roman" w:hAnsi="Times New Roman" w:cs="Times New Roman"/>
+        </w:rPr>
+        <w:pict w14:anchorId="3B6EABDE">
+          <v:rect id="_x0000_i1156" style="width:0;height:1.5pt" o:hralign="center" o:hrstd="t" o:hr="t" fillcolor="#a0a0a0" stroked="f"/>
+        </w:pict>
+      </w:r>
+    </w:p>
+    <w:p>
+      <w:pPr>
+        <w:rPr>
+          <w:rFonts w:ascii="Times New Roman" w:hAnsi="Times New Roman" w:cs="Times New Roman"/>
+          <w:b/>
+          <w:bCs/>
+        </w:rPr>
+      </w:pPr>
+      <w:r>
+        <w:rPr>
+          <w:rFonts w:ascii="Times New Roman" w:hAnsi="Times New Roman" w:cs="Times New Roman"/>
+          <w:b/>
+          <w:bCs/>
+        </w:rPr>
+        <w:t>Step 14: Research Paper</w:t>
+      </w:r>
+    </w:p>
+    <w:p>
+      <w:pPr>
+        <w:rPr>
+          <w:rFonts w:ascii="Times New Roman" w:hAnsi="Times New Roman" w:cs="Times New Roman"/>
+          <w:b/>
+          <w:bCs/>
+        </w:rPr>
+      </w:pPr>
+      <w:r>
+        <w:rPr>
+          <w:rFonts w:ascii="Times New Roman" w:hAnsi="Times New Roman" w:cs="Times New Roman"/>
+          <w:b/>
+          <w:bCs/>
+        </w:rPr>
+        <w:lastRenderedPageBreak/>
+        <w:t>Prompt</w:t>
+      </w:r>
+    </w:p>
+    <w:p>
+      <w:pPr>
+        <w:rPr>
+          <w:rFonts w:ascii="Times New Roman" w:hAnsi="Times New Roman" w:cs="Times New Roman"/>
+        </w:rPr>
+      </w:pPr>
+      <w:r>
+        <w:rPr>
+          <w:rFonts w:ascii="Times New Roman" w:hAnsi="Times New Roman" w:cs="Times New Roman"/>
+        </w:rPr>
+        <w:t>Write an IEEE-format research paper based on the completed implementation.</w:t>
+      </w:r>
+    </w:p>
+    <w:p>
+      <w:pPr>
+        <w:rPr>
+          <w:rFonts w:ascii="Times New Roman" w:hAnsi="Times New Roman" w:cs="Times New Roman"/>
+        </w:rPr>
+      </w:pPr>
+    </w:p>
+    <w:p>
+      <w:pPr>
+        <w:rPr>
+          <w:rFonts w:ascii="Times New Roman" w:hAnsi="Times New Roman" w:cs="Times New Roman"/>
+        </w:rPr>
+      </w:pPr>
+      <w:r>
+        <w:rPr>
+          <w:rFonts w:ascii="Times New Roman" w:hAnsi="Times New Roman" w:cs="Times New Roman"/>
+        </w:rPr>
+        <w:t>Sections:</w:t>
+      </w:r>
+    </w:p>
+    <w:p>
+      <w:pPr>
+        <w:rPr>
+          <w:rFonts w:ascii="Times New Roman" w:hAnsi="Times New Roman" w:cs="Times New Roman"/>
+        </w:rPr>
+      </w:pPr>
+    </w:p>
+    <w:p>
+      <w:pPr>
+        <w:rPr>
+          <w:rFonts w:ascii="Times New Roman" w:hAnsi="Times New Roman" w:cs="Times New Roman"/>
+        </w:rPr>
+      </w:pPr>
+      <w:r>
+        <w:rPr>
+          <w:rFonts w:ascii="Times New Roman" w:hAnsi="Times New Roman" w:cs="Times New Roman"/>
+        </w:rPr>
+        <w:t>Abstract</w:t>
+      </w:r>
+    </w:p>
+    <w:p>
+      <w:pPr>
+        <w:rPr>
+          <w:rFonts w:ascii="Times New Roman" w:hAnsi="Times New Roman" w:cs="Times New Roman"/>
+        </w:rPr>
+      </w:pPr>
+    </w:p>
+    <w:p>
+      <w:pPr>
+        <w:rPr>
+          <w:rFonts w:ascii="Times New Roman" w:hAnsi="Times New Roman" w:cs="Times New Roman"/>
+        </w:rPr>
+      </w:pPr>
+      <w:r>
+        <w:rPr>
+          <w:rFonts w:ascii="Times New Roman" w:hAnsi="Times New Roman" w:cs="Times New Roman"/>
+        </w:rPr>
+        <w:t>Introduction</w:t>
+      </w:r>
+    </w:p>
+    <w:p>
+      <w:pPr>
+        <w:rPr>
+          <w:rFonts w:ascii="Times New Roman" w:hAnsi="Times New Roman" w:cs="Times New Roman"/>
+        </w:rPr>
+      </w:pPr>
+    </w:p>
+    <w:p>
+      <w:pPr>
+        <w:rPr>
+          <w:rFonts w:ascii="Times New Roman" w:hAnsi="Times New Roman" w:cs="Times New Roman"/>
+        </w:rPr>
+      </w:pPr>
+      <w:r>
+        <w:rPr>
+          <w:rFonts w:ascii="Times New Roman" w:hAnsi="Times New Roman" w:cs="Times New Roman"/>
+        </w:rPr>
+        <w:t>Literature Review</w:t>
+      </w:r>
+    </w:p>
+    <w:p>
+      <w:pPr>
+        <w:rPr>
+          <w:rFonts w:ascii="Times New Roman" w:hAnsi="Times New Roman" w:cs="Times New Roman"/>
+        </w:rPr>
+      </w:pPr>
+    </w:p>
+    <w:p>
+      <w:pPr>
+        <w:rPr>
+          <w:rFonts w:ascii="Times New Roman" w:hAnsi="Times New Roman" w:cs="Times New Roman"/>
+        </w:rPr>
+      </w:pPr>
+      <w:r>
+        <w:rPr>
+          <w:rFonts w:ascii="Times New Roman" w:hAnsi="Times New Roman" w:cs="Times New Roman"/>
+        </w:rPr>
+        <w:t>Methodology</w:t>
+      </w:r>
+    </w:p>
+    <w:p>
+      <w:pPr>
+        <w:rPr>
+          <w:rFonts w:ascii="Times New Roman" w:hAnsi="Times New Roman" w:cs="Times New Roman"/>
+        </w:rPr>
+      </w:pPr>
+    </w:p>
+    <w:p>
+      <w:pPr>
+        <w:rPr>
+          <w:rFonts w:ascii="Times New Roman" w:hAnsi="Times New Roman" w:cs="Times New Roman"/>
+        </w:rPr>
+      </w:pPr>
+      <w:r>
+        <w:rPr>
+          <w:rFonts w:ascii="Times New Roman" w:hAnsi="Times New Roman" w:cs="Times New Roman"/>
+        </w:rPr>
+        <w:t>Dataset</w:t>
+      </w:r>
+    </w:p>
+    <w:p>
+      <w:pPr>
+        <w:rPr>
+          <w:rFonts w:ascii="Times New Roman" w:hAnsi="Times New Roman" w:cs="Times New Roman"/>
+        </w:rPr>
+      </w:pPr>
+    </w:p>
+    <w:p>
+      <w:pPr>
+        <w:rPr>
+          <w:rFonts w:ascii="Times New Roman" w:hAnsi="Times New Roman" w:cs="Times New Roman"/>
+        </w:rPr>
+      </w:pPr>
+      <w:r>
+        <w:rPr>
+          <w:rFonts w:ascii="Times New Roman" w:hAnsi="Times New Roman" w:cs="Times New Roman"/>
+        </w:rPr>
+        <w:t>Feature Engineering</w:t>
+      </w:r>
+    </w:p>
+    <w:p>
+      <w:pPr>
+        <w:rPr>
+          <w:rFonts w:ascii="Times New Roman" w:hAnsi="Times New Roman" w:cs="Times New Roman"/>
+        </w:rPr>
+      </w:pPr>
+    </w:p>
+    <w:p>
+      <w:pPr>
+        <w:rPr>
+          <w:rFonts w:ascii="Times New Roman" w:hAnsi="Times New Roman" w:cs="Times New Roman"/>
+        </w:rPr>
+      </w:pPr>
+      <w:r>
+        <w:rPr>
+          <w:rFonts w:ascii="Times New Roman" w:hAnsi="Times New Roman" w:cs="Times New Roman"/>
+        </w:rPr>
+        <w:t>Machine Learning</w:t>
+      </w:r>
+    </w:p>
+    <w:p>
+      <w:pPr>
+        <w:rPr>
+          <w:rFonts w:ascii="Times New Roman" w:hAnsi="Times New Roman" w:cs="Times New Roman"/>
+        </w:rPr>
+      </w:pPr>
+    </w:p>
+    <w:p>
+      <w:pPr>
+        <w:rPr>
+          <w:rFonts w:ascii="Times New Roman" w:hAnsi="Times New Roman" w:cs="Times New Roman"/>
+        </w:rPr>
+      </w:pPr>
+      <w:r>
+        <w:rPr>
+          <w:rFonts w:ascii="Times New Roman" w:hAnsi="Times New Roman" w:cs="Times New Roman"/>
+        </w:rPr>
+        <w:t>Experiments</w:t>
+      </w:r>
+    </w:p>
+    <w:p>
+      <w:pPr>
+        <w:rPr>
+          <w:rFonts w:ascii="Times New Roman" w:hAnsi="Times New Roman" w:cs="Times New Roman"/>
+        </w:rPr>
+      </w:pPr>
+    </w:p>
+    <w:p>
+      <w:pPr>
+        <w:rPr>
+          <w:rFonts w:ascii="Times New Roman" w:hAnsi="Times New Roman" w:cs="Times New Roman"/>
+        </w:rPr>
+      </w:pPr>
+      <w:r>
+        <w:rPr>
+          <w:rFonts w:ascii="Times New Roman" w:hAnsi="Times New Roman" w:cs="Times New Roman"/>
+        </w:rPr>
+        <w:t>Results</w:t>
+      </w:r>
+    </w:p>
+    <w:p>
+      <w:pPr>
+        <w:rPr>
+          <w:rFonts w:ascii="Times New Roman" w:hAnsi="Times New Roman" w:cs="Times New Roman"/>
+        </w:rPr>
+      </w:pPr>
+    </w:p>
+    <w:p>
+      <w:pPr>
+        <w:rPr>
+          <w:rFonts w:ascii="Times New Roman" w:hAnsi="Times New Roman" w:cs="Times New Roman"/>
+        </w:rPr>
+      </w:pPr>
+      <w:r>
+        <w:rPr>
+          <w:rFonts w:ascii="Times New Roman" w:hAnsi="Times New Roman" w:cs="Times New Roman"/>
+        </w:rPr>
+        <w:t>Discussion</w:t>
+      </w:r>
+    </w:p>
+    <w:p>
+      <w:pPr>
+        <w:rPr>
+          <w:rFonts w:ascii="Times New Roman" w:hAnsi="Times New Roman" w:cs="Times New Roman"/>
+        </w:rPr>
+      </w:pPr>
+    </w:p>
+    <w:p>
+      <w:pPr>
+        <w:rPr>
+          <w:rFonts w:ascii="Times New Roman" w:hAnsi="Times New Roman" w:cs="Times New Roman"/>
+        </w:rPr>
+      </w:pPr>
+      <w:r>
+        <w:rPr>
+          <w:rFonts w:ascii="Times New Roman" w:hAnsi="Times New Roman" w:cs="Times New Roman"/>
+        </w:rPr>
+        <w:t>Future Work</w:t>
+      </w:r>
+    </w:p>
+    <w:p>
+      <w:pPr>
+        <w:rPr>
+          <w:rFonts w:ascii="Times New Roman" w:hAnsi="Times New Roman" w:cs="Times New Roman"/>
+        </w:rPr>
+      </w:pPr>
+    </w:p>
+    <w:p>
+      <w:pPr>
+        <w:rPr>
+          <w:rFonts w:ascii="Times New Roman" w:hAnsi="Times New Roman" w:cs="Times New Roman"/>
+        </w:rPr>
+      </w:pPr>
+      <w:r>
+        <w:rPr>
+          <w:rFonts w:ascii="Times New Roman" w:hAnsi="Times New Roman" w:cs="Times New Roman"/>
+        </w:rPr>
+        <w:t>Conclusion</w:t>
+      </w:r>
+    </w:p>
+    <w:p>
+      <w:pPr>
+        <w:rPr>
+          <w:rFonts w:ascii="Times New Roman" w:hAnsi="Times New Roman" w:cs="Times New Roman"/>
+        </w:rPr>
+      </w:pPr>
+    </w:p>
+    <w:p>
+      <w:pPr>
+        <w:rPr>
+          <w:rFonts w:ascii="Times New Roman" w:hAnsi="Times New Roman" w:cs="Times New Roman"/>
+        </w:rPr>
+      </w:pPr>
+      <w:r>
+        <w:rPr>
+          <w:rFonts w:ascii="Times New Roman" w:hAnsi="Times New Roman" w:cs="Times New Roman"/>
+        </w:rPr>
+        <w:lastRenderedPageBreak/>
+        <w:t>Include placeholders for figures, tables, and citations.</w:t>
+      </w:r>
+    </w:p>
+    <w:p>
+      <w:pPr>
+        <w:rPr>
+          <w:rFonts w:ascii="Times New Roman" w:hAnsi="Times New Roman" w:cs="Times New Roman"/>
+        </w:rPr>
+      </w:pPr>
+      <w:r>
+        <w:rPr>
+          <w:rFonts w:ascii="Times New Roman" w:hAnsi="Times New Roman" w:cs="Times New Roman"/>
+        </w:rPr>
+        <w:pict w14:anchorId="1FC42B22">
+          <v:rect id="_x0000_i1157" style="width:0;height:1.5pt" o:hralign="center" o:hrstd="t" o:hr="t" fillcolor="#a0a0a0" stroked="f"/>
+        </w:pict>
+      </w:r>
+    </w:p>
+    <w:p>
+      <w:pPr>
+        <w:rPr>
+          <w:rFonts w:ascii="Times New Roman" w:hAnsi="Times New Roman" w:cs="Times New Roman"/>
+          <w:b/>
+          <w:bCs/>
+        </w:rPr>
+      </w:pPr>
+      <w:r>
+        <w:rPr>
+          <w:rFonts w:ascii="Times New Roman" w:hAnsi="Times New Roman" w:cs="Times New Roman"/>
+          <w:b/>
+          <w:bCs/>
+        </w:rPr>
+        <w:t>Final Project Structure</w:t>
+      </w:r>
+    </w:p>
+    <w:p>
+      <w:pPr>
+        <w:rPr>
+          <w:rFonts w:ascii="Times New Roman" w:hAnsi="Times New Roman" w:cs="Times New Roman"/>
+        </w:rPr>
+      </w:pPr>
+      <w:r>
+        <w:rPr>
+          <w:rFonts w:ascii="Times New Roman" w:hAnsi="Times New Roman" w:cs="Times New Roman"/>
+        </w:rPr>
+        <w:t>ml-image-ambiguity-prediction/</w:t>
+      </w:r>
+    </w:p>
+    <w:p>
+      <w:pPr>
+        <w:rPr>
+          <w:rFonts w:ascii="Times New Roman" w:hAnsi="Times New Roman" w:cs="Times New Roman"/>
+        </w:rPr>
+      </w:pPr>
+      <w:r>
+        <w:rPr>
+          <w:rFonts w:ascii="Times New Roman" w:hAnsi="Times New Roman" w:cs="Times New Roman"/>
+        </w:rPr>
+        <w:t>│</w:t>
+      </w:r>
+    </w:p>
+    <w:p>
+      <w:pPr>
+        <w:rPr>
+          <w:rFonts w:ascii="Times New Roman" w:hAnsi="Times New Roman" w:cs="Times New Roman"/>
+        </w:rPr>
+      </w:pPr>
+      <w:r>
+        <w:rPr>
+          <w:rFonts w:ascii="Times New Roman" w:hAnsi="Times New Roman" w:cs="Times New Roman"/>
+        </w:rPr>
+        <w:t>├── dataset/</w:t>
+      </w:r>
+    </w:p>
+    <w:p>
+      <w:pPr>
+        <w:rPr>
+          <w:rFonts w:ascii="Times New Roman" w:hAnsi="Times New Roman" w:cs="Times New Roman"/>
+        </w:rPr>
+      </w:pPr>
+      <w:r>
+        <w:rPr>
+          <w:rFonts w:ascii="Times New Roman" w:hAnsi="Times New Roman" w:cs="Times New Roman"/>
+        </w:rPr>
+        <w:t>├── notebooks/</w:t>
+      </w:r>
+    </w:p>
+    <w:p>
+      <w:pPr>
+        <w:rPr>
+          <w:rFonts w:ascii="Times New Roman" w:hAnsi="Times New Roman" w:cs="Times New Roman"/>
+        </w:rPr>
+      </w:pPr>
+      <w:r>
+        <w:rPr>
+          <w:rFonts w:ascii="Times New Roman" w:hAnsi="Times New Roman" w:cs="Times New Roman"/>
+        </w:rPr>
+        <w:t>├── src/</w:t>
+      </w:r>
+    </w:p>
+    <w:p>
+      <w:pPr>
+        <w:rPr>
+          <w:rFonts w:ascii="Times New Roman" w:hAnsi="Times New Roman" w:cs="Times New Roman"/>
+        </w:rPr>
+      </w:pPr>
+      <w:r>
+        <w:rPr>
+          <w:rFonts w:ascii="Times New Roman" w:hAnsi="Times New Roman" w:cs="Times New Roman"/>
+        </w:rPr>
+        <w:t>│   ├── coco_loader.py</w:t>
+      </w:r>
+    </w:p>
+    <w:p>
+      <w:pPr>
+        <w:rPr>
+          <w:rFonts w:ascii="Times New Roman" w:hAnsi="Times New Roman" w:cs="Times New Roman"/>
+        </w:rPr>
+      </w:pPr>
+      <w:r>
+        <w:rPr>
+          <w:rFonts w:ascii="Times New Roman" w:hAnsi="Times New Roman" w:cs="Times New Roman"/>
+        </w:rPr>
+        <w:t>│   ├── embedding.py</w:t>
+      </w:r>
+    </w:p>
+    <w:p>
+      <w:pPr>
+        <w:rPr>
+          <w:rFonts w:ascii="Times New Roman" w:hAnsi="Times New Roman" w:cs="Times New Roman"/>
+        </w:rPr>
+      </w:pPr>
+      <w:r>
+        <w:rPr>
+          <w:rFonts w:ascii="Times New Roman" w:hAnsi="Times New Roman" w:cs="Times New Roman"/>
+        </w:rPr>
+        <w:t>│   ├── caption_diversity.py</w:t>
+      </w:r>
+    </w:p>
+    <w:p>
+      <w:pPr>
+        <w:rPr>
+          <w:rFonts w:ascii="Times New Roman" w:hAnsi="Times New Roman" w:cs="Times New Roman"/>
+        </w:rPr>
+      </w:pPr>
+      <w:r>
+        <w:rPr>
+          <w:rFonts w:ascii="Times New Roman" w:hAnsi="Times New Roman" w:cs="Times New Roman"/>
+        </w:rPr>
+        <w:t>│   ├── feature_extractor.py</w:t>
+      </w:r>
+    </w:p>
+    <w:p>
+      <w:pPr>
+        <w:rPr>
+          <w:rFonts w:ascii="Times New Roman" w:hAnsi="Times New Roman" w:cs="Times New Roman"/>
+        </w:rPr>
+      </w:pPr>
+      <w:r>
+        <w:rPr>
+          <w:rFonts w:ascii="Times New Roman" w:hAnsi="Times New Roman" w:cs="Times New Roman"/>
+        </w:rPr>
+        <w:t>│   ├── create_dataset.py</w:t>
+      </w:r>
+    </w:p>
+    <w:p>
+      <w:pPr>
+        <w:rPr>
+          <w:rFonts w:ascii="Times New Roman" w:hAnsi="Times New Roman" w:cs="Times New Roman"/>
+        </w:rPr>
+      </w:pPr>
+      <w:r>
+        <w:rPr>
+          <w:rFonts w:ascii="Times New Roman" w:hAnsi="Times New Roman" w:cs="Times New Roman"/>
+        </w:rPr>
+        <w:t>│   ├── generate_labels.py</w:t>
+      </w:r>
+    </w:p>
+    <w:p>
+      <w:pPr>
+        <w:rPr>
+          <w:rFonts w:ascii="Times New Roman" w:hAnsi="Times New Roman" w:cs="Times New Roman"/>
+        </w:rPr>
+      </w:pPr>
+      <w:r>
+        <w:rPr>
+          <w:rFonts w:ascii="Times New Roman" w:hAnsi="Times New Roman" w:cs="Times New Roman"/>
+        </w:rPr>
+        <w:t>│   ├── train.py</w:t>
+      </w:r>
+    </w:p>
+    <w:p>
+      <w:pPr>
+        <w:rPr>
+          <w:rFonts w:ascii="Times New Roman" w:hAnsi="Times New Roman" w:cs="Times New Roman"/>
+        </w:rPr>
+      </w:pPr>
+      <w:r>
+        <w:rPr>
+          <w:rFonts w:ascii="Times New Roman" w:hAnsi="Times New Roman" w:cs="Times New Roman"/>
+        </w:rPr>
+        <w:t>│   ├── evaluate.py</w:t>
+      </w:r>
+    </w:p>
+    <w:p>
+      <w:pPr>
+        <w:rPr>
+          <w:rFonts w:ascii="Times New Roman" w:hAnsi="Times New Roman" w:cs="Times New Roman"/>
+        </w:rPr>
+      </w:pPr>
+      <w:r>
+        <w:rPr>
+          <w:rFonts w:ascii="Times New Roman" w:hAnsi="Times New Roman" w:cs="Times New Roman"/>
+        </w:rPr>
+        <w:t>│   ├── shap_analysis.py</w:t>
+      </w:r>
+    </w:p>
+    <w:p>
+      <w:pPr>
+        <w:rPr>
+          <w:rFonts w:ascii="Times New Roman" w:hAnsi="Times New Roman" w:cs="Times New Roman"/>
+        </w:rPr>
+      </w:pPr>
+      <w:r>
+        <w:rPr>
+          <w:rFonts w:ascii="Times New Roman" w:hAnsi="Times New Roman" w:cs="Times New Roman"/>
+        </w:rPr>
+        <w:t>│   ├── blip_caption.py</w:t>
+      </w:r>
+    </w:p>
+    <w:p>
+      <w:pPr>
+        <w:rPr>
+          <w:rFonts w:ascii="Times New Roman" w:hAnsi="Times New Roman" w:cs="Times New Roman"/>
+        </w:rPr>
+      </w:pPr>
+      <w:r>
+        <w:rPr>
+          <w:rFonts w:ascii="Times New Roman" w:hAnsi="Times New Roman" w:cs="Times New Roman"/>
+        </w:rPr>
+        <w:t>│   ├── compare.py</w:t>
+      </w:r>
+    </w:p>
+    <w:p>
+      <w:pPr>
+        <w:rPr>
+          <w:rFonts w:ascii="Times New Roman" w:hAnsi="Times New Roman" w:cs="Times New Roman"/>
+        </w:rPr>
+      </w:pPr>
+      <w:r>
+        <w:rPr>
+          <w:rFonts w:ascii="Times New Roman" w:hAnsi="Times New Roman" w:cs="Times New Roman"/>
+        </w:rPr>
+        <w:t>│   └── utils.py</w:t>
+      </w:r>
+    </w:p>
+    <w:p>
+      <w:pPr>
+        <w:rPr>
+          <w:rFonts w:ascii="Times New Roman" w:hAnsi="Times New Roman" w:cs="Times New Roman"/>
+        </w:rPr>
+      </w:pPr>
+      <w:r>
+        <w:rPr>
+          <w:rFonts w:ascii="Times New Roman" w:hAnsi="Times New Roman" w:cs="Times New Roman"/>
+        </w:rPr>
+        <w:t>│</w:t>
+      </w:r>
+    </w:p>
+    <w:p>
+      <w:pPr>
+        <w:rPr>
+          <w:rFonts w:ascii="Times New Roman" w:hAnsi="Times New Roman" w:cs="Times New Roman"/>
+        </w:rPr>
+      </w:pPr>
+      <w:r>
+        <w:rPr>
+          <w:rFonts w:ascii="Times New Roman" w:hAnsi="Times New Roman" w:cs="Times New Roman"/>
+        </w:rPr>
+        <w:t>├── models/</w:t>
+      </w:r>
+    </w:p>
+    <w:p>
+      <w:pPr>
+        <w:rPr>
+          <w:rFonts w:ascii="Times New Roman" w:hAnsi="Times New Roman" w:cs="Times New Roman"/>
+        </w:rPr>
+      </w:pPr>
+      <w:r>
+        <w:rPr>
+          <w:rFonts w:ascii="Times New Roman" w:hAnsi="Times New Roman" w:cs="Times New Roman"/>
+        </w:rPr>
+        <w:t>├── results/</w:t>
+      </w:r>
+    </w:p>
+    <w:p>
+      <w:pPr>
+        <w:rPr>
+          <w:rFonts w:ascii="Times New Roman" w:hAnsi="Times New Roman" w:cs="Times New Roman"/>
+        </w:rPr>
+      </w:pPr>
+      <w:r>
+        <w:rPr>
+          <w:rFonts w:ascii="Times New Roman" w:hAnsi="Times New Roman" w:cs="Times New Roman"/>
+        </w:rPr>
+        <w:t>├── backend/</w:t>
+      </w:r>
+    </w:p>
+    <w:p>
+      <w:pPr>
+        <w:rPr>
+          <w:rFonts w:ascii="Times New Roman" w:hAnsi="Times New Roman" w:cs="Times New Roman"/>
+        </w:rPr>
+      </w:pPr>
+      <w:r>
+        <w:rPr>
+          <w:rFonts w:ascii="Times New Roman" w:hAnsi="Times New Roman" w:cs="Times New Roman"/>
+        </w:rPr>
+        <w:t>├── frontend/</w:t>
+      </w:r>
+    </w:p>
+    <w:p>
+      <w:pPr>
+        <w:rPr>
+          <w:rFonts w:ascii="Times New Roman" w:hAnsi="Times New Roman" w:cs="Times New Roman"/>
+        </w:rPr>
+      </w:pPr>
+      <w:r>
+        <w:rPr>
+          <w:rFonts w:ascii="Times New Roman" w:hAnsi="Times New Roman" w:cs="Times New Roman"/>
+        </w:rPr>
+        <w:t>├── tests/</w:t>
+      </w:r>
+    </w:p>
+    <w:p>
+      <w:pPr>
+        <w:rPr>
+          <w:rFonts w:ascii="Times New Roman" w:hAnsi="Times New Roman" w:cs="Times New Roman"/>
+        </w:rPr>
+      </w:pPr>
+      <w:r>
+        <w:rPr>
+          <w:rFonts w:ascii="Times New Roman" w:hAnsi="Times New Roman" w:cs="Times New Roman"/>
+        </w:rPr>
+        <w:t>├── paper/</w:t>
+      </w:r>
+    </w:p>
+    <w:p>
+      <w:pPr>
+        <w:rPr>
+          <w:rFonts w:ascii="Times New Roman" w:hAnsi="Times New Roman" w:cs="Times New Roman"/>
+        </w:rPr>
+      </w:pPr>
+      <w:r>
+        <w:rPr>
+          <w:rFonts w:ascii="Times New Roman" w:hAnsi="Times New Roman" w:cs="Times New Roman"/>
+        </w:rPr>
+        <w:t>├── requirements.txt</w:t>
+      </w:r>
+    </w:p>
+    <w:p>
+      <w:pPr>
+        <w:rPr>
+          <w:rFonts w:ascii="Times New Roman" w:hAnsi="Times New Roman" w:cs="Times New Roman"/>
+        </w:rPr>
+      </w:pPr>
+      <w:r>
+        <w:rPr>
+          <w:rFonts w:ascii="Times New Roman" w:hAnsi="Times New Roman" w:cs="Times New Roman"/>
+        </w:rPr>
+        <w:t>├── README.md</w:t>
+      </w:r>
+    </w:p>
+    <w:p>
+      <w:pPr>
+        <w:rPr>
+          <w:rFonts w:ascii="Times New Roman" w:hAnsi="Times New Roman" w:cs="Times New Roman"/>
+        </w:rPr>
+      </w:pPr>
+      <w:r>
+        <w:rPr>
+          <w:rFonts w:ascii="Times New Roman" w:hAnsi="Times New Roman" w:cs="Times New Roman"/>
+        </w:rPr>
+        <w:lastRenderedPageBreak/>
+        <w:t>└── .gitignore</w:t>
+      </w:r>
+    </w:p>
+    <w:p>
+      <w:pPr>
+        <w:rPr>
+          <w:rFonts w:ascii="Times New Roman" w:hAnsi="Times New Roman" w:cs="Times New Roman"/>
+          <w:b/>
+          <w:bCs/>
+        </w:rPr>
+      </w:pPr>
+      <w:r>
+        <w:rPr>
+          <w:rFonts w:ascii="Times New Roman" w:hAnsi="Times New Roman" w:cs="Times New Roman"/>
+          <w:b/>
+          <w:bCs/>
+        </w:rPr>
+        <w:t>One important recommendation</w:t>
+      </w:r>
+    </w:p>
+    <w:p>
+      <w:pPr>
+        <w:rPr>
+          <w:rFonts w:ascii="Times New Roman" w:hAnsi="Times New Roman" w:cs="Times New Roman"/>
+        </w:rPr>
+      </w:pPr>
+      <w:r>
+        <w:rPr>
+          <w:rFonts w:ascii="Times New Roman" w:hAnsi="Times New Roman" w:cs="Times New Roman"/>
+        </w:rPr>
+        <w:t xml:space="preserve">Because you're new to machine learning, </w:t>
+      </w:r>
+      <w:r>
+        <w:rPr>
+          <w:rFonts w:ascii="Times New Roman" w:hAnsi="Times New Roman" w:cs="Times New Roman"/>
+          <w:b/>
+          <w:bCs/>
+        </w:rPr>
+        <w:t>don't paste all 14 prompts into Cursor at once</w:t>
+      </w:r>
+      <w:r>
+        <w:rPr>
+          <w:rFonts w:ascii="Times New Roman" w:hAnsi="Times New Roman" w:cs="Times New Roman"/>
+        </w:rPr>
+        <w:t>. Complete one module, run its test command, and verify the output before moving to the next. This incremental approach will make debugging much easier and help you understand the code, which is essential when you write your research paper and explain the project during your viva.</w:t>
       </w:r>
     </w:p>
     <w:p>
